--- a/paper/manuscript_tomography.docx
+++ b/paper/manuscript_tomography.docx
@@ -2,13 +2,13 @@
 <file path=word/document.xml><?xml version="1.0" encoding="utf-8"?>
 <w:document xmlns:w="http://schemas.openxmlformats.org/wordprocessingml/2006/main" xmlns:m="http://schemas.openxmlformats.org/officeDocument/2006/math" xmlns:r="http://schemas.openxmlformats.org/officeDocument/2006/relationships" xmlns:o="urn:schemas-microsoft-com:office:office" xmlns:v="urn:schemas-microsoft-com:vml" xmlns:w10="urn:schemas-microsoft-com:office:word" xmlns:a="http://schemas.openxmlformats.org/drawingml/2006/main" xmlns:pic="http://schemas.openxmlformats.org/drawingml/2006/picture" xmlns:wp="http://schemas.openxmlformats.org/drawingml/2006/wordprocessingDrawing">
   <w:body>
-    <w:bookmarkStart w:id="48" w:name="Xc4f445194b65950b78a7cb479b8c2cb4a020b45"/>
+    <w:bookmarkStart w:id="50" w:name="X8262add42ea8d56622f6b373f153214da92c143"/>
     <w:p>
       <w:pPr>
         <w:pStyle w:val="Heading1"/>
       </w:pPr>
       <w:r>
-        <w:t xml:space="preserve">Patient-Specific, Multi-Vendor Organ-Level CT Dose Characterisation from Routine Metadata Using Deep-Learning Segmentation</w:t>
+        <w:t xml:space="preserve">Anatomy-Weighted CTDIvol from Routine CT Metadata: A Patient-Specific, Multi-Vendor Study Using Deep-Learning Segmentation</w:t>
       </w:r>
     </w:p>
     <w:p>
@@ -63,97 +63,97 @@
         <w:pStyle w:val="FirstParagraph"/>
       </w:pPr>
       <w:r>
-        <w:t xml:space="preserve">Whole-scan computed tomography dose indices describe an acquisition rather than the</w:t>
-      </w:r>
-      <w:r>
-        <w:t xml:space="preserve"> </w:t>
-      </w:r>
-      <w:r>
-        <w:t xml:space="preserve">patient, and cannot express how differently organs in one scan are exposed. We</w:t>
-      </w:r>
-      <w:r>
-        <w:t xml:space="preserve"> </w:t>
-      </w:r>
-      <w:r>
-        <w:t xml:space="preserve">characterised CT dose at the organ level from the per-slice tube current a scanner</w:t>
-      </w:r>
-      <w:r>
-        <w:t xml:space="preserve"> </w:t>
-      </w:r>
-      <w:r>
-        <w:t xml:space="preserve">already records, combined with anatomy segmented from the same series. Forty</w:t>
-      </w:r>
-      <w:r>
-        <w:t xml:space="preserve"> </w:t>
-      </w:r>
-      <w:r>
-        <w:t xml:space="preserve">abdominal CT series, ten from each of four manufacturers, were drawn from The Cancer</w:t>
-      </w:r>
-      <w:r>
-        <w:t xml:space="preserve"> </w:t>
-      </w:r>
-      <w:r>
-        <w:t xml:space="preserve">Imaging Archive without bulk download. Twelve organs were segmented with TotalSegmentator</w:t>
-      </w:r>
-      <w:r>
-        <w:t xml:space="preserve"> </w:t>
-      </w:r>
-      <w:r>
-        <w:t xml:space="preserve">at inference only; organ mass came from each patient’s own Hounsfield units, and an</w:t>
-      </w:r>
-      <w:r>
-        <w:t xml:space="preserve"> </w:t>
-      </w:r>
-      <w:r>
-        <w:t xml:space="preserve">organ-specific weighted CTDIvol from the tube current over each organ’s extent. Across</w:t>
-      </w:r>
-      <w:r>
-        <w:t xml:space="preserve"> </w:t>
-      </w:r>
-      <w:r>
-        <w:t xml:space="preserve">455 organ records, segmented mass agreed with ICRP 89 reference values for the liver</w:t>
-      </w:r>
-      <w:r>
-        <w:t xml:space="preserve"> </w:t>
-      </w:r>
-      <w:r>
-        <w:t xml:space="preserve">(ratio 1.06) and kidneys (1.15 and 1.17), with systematic offsets for pancreas (0.61) and</w:t>
-      </w:r>
-      <w:r>
-        <w:t xml:space="preserve"> </w:t>
-      </w:r>
-      <w:r>
-        <w:t xml:space="preserve">spleen (1.72), characterised and attributed rather than adjusted. Organ modulation</w:t>
-      </w:r>
-      <w:r>
-        <w:t xml:space="preserve"> </w:t>
-      </w:r>
-      <w:r>
-        <w:t xml:space="preserve">weights spanned 0.59 to 1.69, so organ-level and whole-scan indices differ by up to about</w:t>
-      </w:r>
-      <w:r>
-        <w:t xml:space="preserve"> </w:t>
-      </w:r>
-      <w:r>
-        <w:t xml:space="preserve">70% within one acquisition. A dose index was recorded in 29 of 40 series, reconstructable</w:t>
-      </w:r>
-      <w:r>
-        <w:t xml:space="preserve"> </w:t>
-      </w:r>
-      <w:r>
-        <w:t xml:space="preserve">in 5, and absent in 6 — all on GE, which recorded none. Extending the chain to absorbed</w:t>
-      </w:r>
-      <w:r>
-        <w:t xml:space="preserve"> </w:t>
-      </w:r>
-      <w:r>
-        <w:t xml:space="preserve">dose is limited by the licensing convention for Monte-Carlo organ-dose coefficients, not</w:t>
-      </w:r>
-      <w:r>
-        <w:t xml:space="preserve"> </w:t>
-      </w:r>
-      <w:r>
-        <w:t xml:space="preserve">by method.</w:t>
+        <w:t xml:space="preserve">CTDIvol is a scanner-output index, not a patient or organ dose, and cannot express how</w:t>
+      </w:r>
+      <w:r>
+        <w:t xml:space="preserve"> </w:t>
+      </w:r>
+      <w:r>
+        <w:t xml:space="preserve">longitudinal tube-current modulation varies along a patient. We characterised</w:t>
+      </w:r>
+      <w:r>
+        <w:t xml:space="preserve"> </w:t>
+      </w:r>
+      <w:r>
+        <w:t xml:space="preserve">longitudinal tube-current modulation at the organ level by deriving an anatomy-weighted</w:t>
+      </w:r>
+      <w:r>
+        <w:t xml:space="preserve"> </w:t>
+      </w:r>
+      <w:r>
+        <w:t xml:space="preserve">CTDIvol index from routine DICOM metadata and automated organ segmentation; the index is</w:t>
+      </w:r>
+      <w:r>
+        <w:t xml:space="preserve"> </w:t>
+      </w:r>
+      <w:r>
+        <w:t xml:space="preserve">not an estimate of absorbed organ dose. Forty abdominal CT series, ten from each of four</w:t>
+      </w:r>
+      <w:r>
+        <w:t xml:space="preserve"> </w:t>
+      </w:r>
+      <w:r>
+        <w:t xml:space="preserve">manufacturers, were drawn from The Cancer Imaging Archive, and twelve organs segmented</w:t>
+      </w:r>
+      <w:r>
+        <w:t xml:space="preserve"> </w:t>
+      </w:r>
+      <w:r>
+        <w:t xml:space="preserve">with TotalSegmentator at inference only. Of 480 organ–series combinations, 455 records</w:t>
+      </w:r>
+      <w:r>
+        <w:t xml:space="preserve"> </w:t>
+      </w:r>
+      <w:r>
+        <w:t xml:space="preserve">were produced, the remainder organs outside the scanned range; 408 were untruncated and</w:t>
+      </w:r>
+      <w:r>
+        <w:t xml:space="preserve"> </w:t>
+      </w:r>
+      <w:r>
+        <w:t xml:space="preserve">386 admitted an index. Modulation weights spanned 0.59 to 1.69, so the index departs from</w:t>
+      </w:r>
+      <w:r>
+        <w:t xml:space="preserve"> </w:t>
+      </w:r>
+      <w:r>
+        <w:t xml:space="preserve">the whole-scan CTDIvol by up to 70% within one acquisition. A recorded CTDIvol was retained in the archived headers</w:t>
+      </w:r>
+      <w:r>
+        <w:t xml:space="preserve"> </w:t>
+      </w:r>
+      <w:r>
+        <w:t xml:space="preserve">of 29 of 40 series, was reconstructable in 5 and unavailable in 6; availability differed</w:t>
+      </w:r>
+      <w:r>
+        <w:t xml:space="preserve"> </w:t>
+      </w:r>
+      <w:r>
+        <w:t xml:space="preserve">markedly between manufacturers in this sample. Estimated organ mass was broadly consistent</w:t>
+      </w:r>
+      <w:r>
+        <w:t xml:space="preserve"> </w:t>
+      </w:r>
+      <w:r>
+        <w:t xml:space="preserve">with ICRP 89 reference values for liver and kidneys, with pancreas and spleen offsets</w:t>
+      </w:r>
+      <w:r>
+        <w:t xml:space="preserve"> </w:t>
+      </w:r>
+      <w:r>
+        <w:t xml:space="preserve">explored rather than empirically corrected. Conversion to absorbed organ dose requires</w:t>
+      </w:r>
+      <w:r>
+        <w:t xml:space="preserve"> </w:t>
+      </w:r>
+      <w:r>
+        <w:t xml:space="preserve">Monte-Carlo coefficients this index does not replace. The implementation is open and</w:t>
+      </w:r>
+      <w:r>
+        <w:t xml:space="preserve"> </w:t>
+      </w:r>
+      <w:r>
+        <w:t xml:space="preserve">reproducible.</w:t>
       </w:r>
     </w:p>
     <w:p>
@@ -171,13 +171,13 @@
         <w:t xml:space="preserve"> </w:t>
       </w:r>
       <w:r>
-        <w:t xml:space="preserve">computed tomography; organ dose; tube-current modulation; deep-learning</w:t>
-      </w:r>
-      <w:r>
-        <w:t xml:space="preserve"> </w:t>
-      </w:r>
-      <w:r>
-        <w:t xml:space="preserve">segmentation; TotalSegmentator; size-specific dosimetry; reproducibility; open data</w:t>
+        <w:t xml:space="preserve">computed tomography; CTDIvol; tube-current modulation; deep-learning</w:t>
+      </w:r>
+      <w:r>
+        <w:t xml:space="preserve"> </w:t>
+      </w:r>
+      <w:r>
+        <w:t xml:space="preserve">segmentation; TotalSegmentator; image-based dosimetry indices; reproducibility; open data</w:t>
       </w:r>
     </w:p>
     <w:bookmarkEnd w:id="9"/>
@@ -242,19 +242,25 @@
         <w:t xml:space="preserve"> </w:t>
       </w:r>
       <w:r>
-        <w:t xml:space="preserve">it. The second is that a whole-scan quantity is not an organ quantity: within one</w:t>
-      </w:r>
-      <w:r>
-        <w:t xml:space="preserve"> </w:t>
-      </w:r>
-      <w:r>
-        <w:t xml:space="preserve">abdominal acquisition the liver and the bladder do not receive the same exposure, and no</w:t>
-      </w:r>
-      <w:r>
-        <w:t xml:space="preserve"> </w:t>
-      </w:r>
-      <w:r>
-        <w:t xml:space="preserve">single number for the series can express that difference.</w:t>
+        <w:t xml:space="preserve">it. The second is that a single value per series cannot express variation along the</w:t>
+      </w:r>
+      <w:r>
+        <w:t xml:space="preserve"> </w:t>
+      </w:r>
+      <w:r>
+        <w:t xml:space="preserve">patient: almost every modern acquisition modulates the tube current longitudinally, so</w:t>
+      </w:r>
+      <w:r>
+        <w:t xml:space="preserve"> </w:t>
+      </w:r>
+      <w:r>
+        <w:t xml:space="preserve">the exposure conditions over the liver and over the bladder are not the same, and one</w:t>
+      </w:r>
+      <w:r>
+        <w:t xml:space="preserve"> </w:t>
+      </w:r>
+      <w:r>
+        <w:t xml:space="preserve">number for the series conceals that.</w:t>
       </w:r>
     </w:p>
     <w:p>
@@ -262,43 +268,37 @@
         <w:pStyle w:val="BodyText"/>
       </w:pPr>
       <w:r>
-        <w:t xml:space="preserve">The information needed to close the second gap is already in the file. Almost every</w:t>
-      </w:r>
-      <w:r>
-        <w:t xml:space="preserve"> </w:t>
-      </w:r>
-      <w:r>
-        <w:t xml:space="preserve">modern CT acquisition uses tube current modulation, and the resulting per-slice current</w:t>
-      </w:r>
-      <w:r>
-        <w:t xml:space="preserve"> </w:t>
-      </w:r>
-      <w:r>
-        <w:t xml:space="preserve">is written into the image header as X-Ray Tube Current (0018,1151). What has been missing</w:t>
-      </w:r>
-      <w:r>
-        <w:t xml:space="preserve"> </w:t>
-      </w:r>
-      <w:r>
-        <w:t xml:space="preserve">is not the exposure record but the anatomy: to weight an organ by the current delivered</w:t>
-      </w:r>
-      <w:r>
-        <w:t xml:space="preserve"> </w:t>
-      </w:r>
-      <w:r>
-        <w:t xml:space="preserve">over its own extent, one must know where that organ is, slice by slice, in that patient.</w:t>
-      </w:r>
-      <w:r>
-        <w:t xml:space="preserve"> </w:t>
-      </w:r>
-      <w:r>
-        <w:t xml:space="preserve">Manual contouring of a dose-relevant organ set across a multi-vendor cohort has never</w:t>
-      </w:r>
-      <w:r>
-        <w:t xml:space="preserve"> </w:t>
-      </w:r>
-      <w:r>
-        <w:t xml:space="preserve">been practical at scale.</w:t>
+        <w:t xml:space="preserve">The information needed to describe the second is already in the file. The per-slice tube</w:t>
+      </w:r>
+      <w:r>
+        <w:t xml:space="preserve"> </w:t>
+      </w:r>
+      <w:r>
+        <w:t xml:space="preserve">current is written into the image header as X-Ray Tube Current (0018,1151). What has been</w:t>
+      </w:r>
+      <w:r>
+        <w:t xml:space="preserve"> </w:t>
+      </w:r>
+      <w:r>
+        <w:t xml:space="preserve">missing is not the exposure record but the anatomy: to weight the recorded current by an</w:t>
+      </w:r>
+      <w:r>
+        <w:t xml:space="preserve"> </w:t>
+      </w:r>
+      <w:r>
+        <w:t xml:space="preserve">organ’s own longitudinal extent, one must know where that organ lies, slice by slice, in</w:t>
+      </w:r>
+      <w:r>
+        <w:t xml:space="preserve"> </w:t>
+      </w:r>
+      <w:r>
+        <w:t xml:space="preserve">that patient. Manual contouring of a dose-relevant organ set across a multi-vendor cohort</w:t>
+      </w:r>
+      <w:r>
+        <w:t xml:space="preserve"> </w:t>
+      </w:r>
+      <w:r>
+        <w:t xml:space="preserve">has never been practical at scale.</w:t>
       </w:r>
     </w:p>
     <w:p>
@@ -318,13 +318,7 @@
         <w:t xml:space="preserve"> </w:t>
       </w:r>
       <w:r>
-        <w:t xml:space="preserve">consumer GPU, at inference only and under a permissive licence. The anatomy is now</w:t>
-      </w:r>
-      <w:r>
-        <w:t xml:space="preserve"> </w:t>
-      </w:r>
-      <w:r>
-        <w:t xml:space="preserve">effectively free.</w:t>
+        <w:t xml:space="preserve">consumer GPU, at inference only. The anatomy is now effectively free.</w:t>
       </w:r>
     </w:p>
     <w:p>
@@ -332,7 +326,44 @@
         <w:pStyle w:val="BodyText"/>
       </w:pPr>
       <w:r>
-        <w:t xml:space="preserve">What is not free is the final conversion. Turning an organ-level dose</w:t>
+        <w:t xml:space="preserve">This study therefore constructs an</w:t>
+      </w:r>
+      <w:r>
+        <w:t xml:space="preserve"> </w:t>
+      </w:r>
+      <w:r>
+        <w:rPr>
+          <w:b/>
+          <w:bCs/>
+        </w:rPr>
+        <w:t xml:space="preserve">anatomy-weighted CTDIvol index</w:t>
+      </w:r>
+      <w:r>
+        <w:t xml:space="preserve">: the whole-scan</w:t>
+      </w:r>
+      <w:r>
+        <w:t xml:space="preserve"> </w:t>
+      </w:r>
+      <w:r>
+        <w:t xml:space="preserve">CTDIvol scaled by a dimensionless, organ-specific weight formed from the recorded</w:t>
+      </w:r>
+      <w:r>
+        <w:t xml:space="preserve"> </w:t>
+      </w:r>
+      <w:r>
+        <w:t xml:space="preserve">per-slice tube current over that organ’s segmented longitudinal extent. The index</w:t>
+      </w:r>
+      <w:r>
+        <w:t xml:space="preserve"> </w:t>
+      </w:r>
+      <w:r>
+        <w:t xml:space="preserve">quantifies organ-specific longitudinal modulation relative to the whole-scan value. It is</w:t>
+      </w:r>
+      <w:r>
+        <w:t xml:space="preserve"> </w:t>
+      </w:r>
+      <w:r>
+        <w:t xml:space="preserve">explicitly</w:t>
       </w:r>
       <w:r>
         <w:t xml:space="preserve"> </w:t>
@@ -342,67 +373,19 @@
           <w:i/>
           <w:iCs/>
         </w:rPr>
-        <w:t xml:space="preserve">index</w:t>
-      </w:r>
-      <w:r>
-        <w:t xml:space="preserve"> </w:t>
-      </w:r>
-      <w:r>
-        <w:t xml:space="preserve">into an</w:t>
-      </w:r>
-      <w:r>
-        <w:t xml:space="preserve"> </w:t>
-      </w:r>
-      <w:r>
-        <w:t xml:space="preserve">absorbed organ dose in milligray requires CTDIvol-normalised organ-dose coefficients,</w:t>
-      </w:r>
-      <w:r>
-        <w:t xml:space="preserve"> </w:t>
-      </w:r>
-      <w:r>
-        <w:t xml:space="preserve">computed by Monte-Carlo simulation over anthropomorphic phantoms and corrected for</w:t>
-      </w:r>
-      <w:r>
-        <w:t xml:space="preserve"> </w:t>
-      </w:r>
-      <w:r>
-        <w:t xml:space="preserve">patient size [2,3]. Such coefficient sets exist, are well validated, and are in routine</w:t>
-      </w:r>
-      <w:r>
-        <w:t xml:space="preserve"> </w:t>
-      </w:r>
-      <w:r>
-        <w:t xml:space="preserve">use. They are, however, distributed under terms that do not permit onward distribution:</w:t>
-      </w:r>
-      <w:r>
-        <w:t xml:space="preserve"> </w:t>
-      </w:r>
-      <w:r>
-        <w:t xml:space="preserve">published in subscription journals, or bundled with research software licensed for use</w:t>
-      </w:r>
-      <w:r>
-        <w:t xml:space="preserve"> </w:t>
-      </w:r>
-      <w:r>
-        <w:t xml:space="preserve">rather than redistribution. Open licensing has not become the convention for this class</w:t>
-      </w:r>
-      <w:r>
-        <w:t xml:space="preserve"> </w:t>
-      </w:r>
-      <w:r>
-        <w:t xml:space="preserve">of reference data — in contrast to, for example, the normalised-CTDI database on which</w:t>
-      </w:r>
-      <w:r>
-        <w:t xml:space="preserve"> </w:t>
-      </w:r>
-      <w:r>
-        <w:t xml:space="preserve">the whole-scan index can now be rebuilt [4], which shows that the alternative is</w:t>
-      </w:r>
-      <w:r>
-        <w:t xml:space="preserve"> </w:t>
-      </w:r>
-      <w:r>
-        <w:t xml:space="preserve">practicable rather than hypothetical.</w:t>
+        <w:t xml:space="preserve">not</w:t>
+      </w:r>
+      <w:r>
+        <w:t xml:space="preserve"> </w:t>
+      </w:r>
+      <w:r>
+        <w:t xml:space="preserve">an estimate of absorbed organ dose, and Section 2.9 sets out what it does</w:t>
+      </w:r>
+      <w:r>
+        <w:t xml:space="preserve"> </w:t>
+      </w:r>
+      <w:r>
+        <w:t xml:space="preserve">not account for.</w:t>
       </w:r>
     </w:p>
     <w:p>
@@ -410,25 +393,31 @@
         <w:pStyle w:val="BodyText"/>
       </w:pPr>
       <w:r>
-        <w:t xml:space="preserve">The consequence is structural, not incidental. An openly licensed measurement chain can</w:t>
-      </w:r>
-      <w:r>
-        <w:t xml:space="preserve"> </w:t>
-      </w:r>
-      <w:r>
-        <w:t xml:space="preserve">be assembled from the scanner to an organ-level dose index and no further, and that</w:t>
-      </w:r>
-      <w:r>
-        <w:t xml:space="preserve"> </w:t>
-      </w:r>
-      <w:r>
-        <w:t xml:space="preserve">boundary sits in the field rather than in any particular implementation. We treat it as</w:t>
-      </w:r>
-      <w:r>
-        <w:t xml:space="preserve"> </w:t>
-      </w:r>
-      <w:r>
-        <w:t xml:space="preserve">an observation this study reports, not as a limitation it apologises for.</w:t>
+        <w:t xml:space="preserve">Converting an index of this kind into an absorbed organ dose in milligray requires</w:t>
+      </w:r>
+      <w:r>
+        <w:t xml:space="preserve"> </w:t>
+      </w:r>
+      <w:r>
+        <w:t xml:space="preserve">CTDIvol-normalised organ-dose coefficients, computed by Monte-Carlo simulation over</w:t>
+      </w:r>
+      <w:r>
+        <w:t xml:space="preserve"> </w:t>
+      </w:r>
+      <w:r>
+        <w:t xml:space="preserve">anthropomorphic phantoms and corrected for patient size [2,3]. Such coefficient sets</w:t>
+      </w:r>
+      <w:r>
+        <w:t xml:space="preserve"> </w:t>
+      </w:r>
+      <w:r>
+        <w:t xml:space="preserve">exist, are well validated, and are in routine use; the index reported here does not</w:t>
+      </w:r>
+      <w:r>
+        <w:t xml:space="preserve"> </w:t>
+      </w:r>
+      <w:r>
+        <w:t xml:space="preserve">replace them and is not offered as a surrogate for their output.</w:t>
       </w:r>
     </w:p>
     <w:p>
@@ -436,37 +425,7 @@
         <w:pStyle w:val="BodyText"/>
       </w:pPr>
       <w:r>
-        <w:t xml:space="preserve">This study therefore does three things. It computes a patient-specific, anatomy-aware</w:t>
-      </w:r>
-      <w:r>
-        <w:t xml:space="preserve"> </w:t>
-      </w:r>
-      <w:r>
-        <w:t xml:space="preserve">organ dose index end to end from routine metadata across four manufacturers. It</w:t>
-      </w:r>
-      <w:r>
-        <w:t xml:space="preserve"> </w:t>
-      </w:r>
-      <w:r>
-        <w:t xml:space="preserve">calibrates the segmented anatomy that index rests on against a published reference,</w:t>
-      </w:r>
-      <w:r>
-        <w:t xml:space="preserve"> </w:t>
-      </w:r>
-      <w:r>
-        <w:t xml:space="preserve">reporting the disagreements rather than tuning them away. And it measures, at the organ</w:t>
-      </w:r>
-      <w:r>
-        <w:t xml:space="preserve"> </w:t>
-      </w:r>
-      <w:r>
-        <w:t xml:space="preserve">level, how often the necessary inputs are actually present in archived clinical data,</w:t>
-      </w:r>
-      <w:r>
-        <w:t xml:space="preserve"> </w:t>
-      </w:r>
-      <w:r>
-        <w:t xml:space="preserve">which turns out to differ sharply by manufacturer. Specifically, the contributions are:</w:t>
+        <w:t xml:space="preserve">The contributions are:</w:t>
       </w:r>
     </w:p>
     <w:p>
@@ -478,13 +437,13 @@
         </w:numPr>
       </w:pPr>
       <w:r>
-        <w:t xml:space="preserve">An anatomy-aware, patient-specific organ dose index computed entirely from data a</w:t>
-      </w:r>
-      <w:r>
-        <w:t xml:space="preserve"> </w:t>
-      </w:r>
-      <w:r>
-        <w:t xml:space="preserve">scanner already records, implemented as an openly licensed, provenance-carrying engine.</w:t>
+        <w:t xml:space="preserve">An anatomy-weighted CTDIvol index computed entirely from data a scanner already</w:t>
+      </w:r>
+      <w:r>
+        <w:t xml:space="preserve"> </w:t>
+      </w:r>
+      <w:r>
+        <w:t xml:space="preserve">records, implemented as an openly licensed, provenance-carrying engine.</w:t>
       </w:r>
     </w:p>
     <w:p>
@@ -496,13 +455,13 @@
         </w:numPr>
       </w:pPr>
       <w:r>
-        <w:t xml:space="preserve">A multi-vendor calibration of the segmented organ masses against ICRP 89 reference</w:t>
-      </w:r>
-      <w:r>
-        <w:t xml:space="preserve"> </w:t>
-      </w:r>
-      <w:r>
-        <w:t xml:space="preserve">masses [5], with two systematic offsets characterised and attributed.</w:t>
+        <w:t xml:space="preserve">A quantification of organ-specific longitudinal modulation across four manufacturers,</w:t>
+      </w:r>
+      <w:r>
+        <w:t xml:space="preserve"> </w:t>
+      </w:r>
+      <w:r>
+        <w:t xml:space="preserve">including its range within single acquisitions.</w:t>
       </w:r>
     </w:p>
     <w:p>
@@ -514,13 +473,13 @@
         </w:numPr>
       </w:pPr>
       <w:r>
-        <w:t xml:space="preserve">A per-manufacturer measurement, at the organ level, of whether a dose index is</w:t>
-      </w:r>
-      <w:r>
-        <w:t xml:space="preserve"> </w:t>
-      </w:r>
-      <w:r>
-        <w:t xml:space="preserve">recorded, reconstructable, or absent altogether.</w:t>
+        <w:t xml:space="preserve">A description, for this archive sample, of how often the required inputs are actually</w:t>
+      </w:r>
+      <w:r>
+        <w:t xml:space="preserve"> </w:t>
+      </w:r>
+      <w:r>
+        <w:t xml:space="preserve">retained in archived DICOM headers.</w:t>
       </w:r>
     </w:p>
     <w:p>
@@ -532,13 +491,13 @@
         </w:numPr>
       </w:pPr>
       <w:r>
-        <w:t xml:space="preserve">The practical limits an organ-level modulation study must handle: organ truncation at</w:t>
-      </w:r>
-      <w:r>
-        <w:t xml:space="preserve"> </w:t>
-      </w:r>
-      <w:r>
-        <w:t xml:space="preserve">the scan boundary, and acquisitions whose modulation does not vary across the abdomen.</w:t>
+        <w:t xml:space="preserve">An external reference comparison of attenuation-derived estimated organ mass against</w:t>
+      </w:r>
+      <w:r>
+        <w:t xml:space="preserve"> </w:t>
+      </w:r>
+      <w:r>
+        <w:t xml:space="preserve">ICRP 89 reference values [5].</w:t>
       </w:r>
     </w:p>
     <w:p>
@@ -550,17 +509,23 @@
         </w:numPr>
       </w:pPr>
       <w:r>
-        <w:t xml:space="preserve">An explicit statement of where openness runs out, with the coefficient licensing</w:t>
-      </w:r>
-      <w:r>
-        <w:t xml:space="preserve"> </w:t>
-      </w:r>
-      <w:r>
-        <w:t xml:space="preserve">convention documented as a result.</w:t>
+        <w:t xml:space="preserve">The practical limits an organ-level modulation analysis must handle: organ truncation</w:t>
+      </w:r>
+      <w:r>
+        <w:t xml:space="preserve"> </w:t>
+      </w:r>
+      <w:r>
+        <w:t xml:space="preserve">at the scan boundary, and acquisitions whose modulation does not vary across the</w:t>
+      </w:r>
+      <w:r>
+        <w:t xml:space="preserve"> </w:t>
+      </w:r>
+      <w:r>
+        <w:t xml:space="preserve">abdomen.</w:t>
       </w:r>
     </w:p>
     <w:bookmarkEnd w:id="10"/>
-    <w:bookmarkStart w:id="19" w:name="materials-and-methods"/>
+    <w:bookmarkStart w:id="21" w:name="materials-and-methods"/>
     <w:p>
       <w:pPr>
         <w:pStyle w:val="Heading2"/>
@@ -583,37 +548,31 @@
         <w:pStyle w:val="FirstParagraph"/>
       </w:pPr>
       <w:r>
-        <w:t xml:space="preserve">Public imaging archives are large, and the naive retrieval path is prohibitive: handing a</w:t>
-      </w:r>
-      <w:r>
-        <w:t xml:space="preserve"> </w:t>
-      </w:r>
-      <w:r>
-        <w:t xml:space="preserve">collection manifest to a bulk downloader fetches an entire collection, which for the</w:t>
-      </w:r>
-      <w:r>
-        <w:t xml:space="preserve"> </w:t>
-      </w:r>
-      <w:r>
-        <w:t xml:space="preserve">low-dose CT collection is of the order of 600 GB, most of it raw projection data</w:t>
-      </w:r>
-      <w:r>
-        <w:t xml:space="preserve"> </w:t>
-      </w:r>
-      <w:r>
-        <w:t xml:space="preserve">irrelevant to this work. We therefore used a metadata-first procedure over the public</w:t>
-      </w:r>
-      <w:r>
-        <w:t xml:space="preserve"> </w:t>
-      </w:r>
-      <w:r>
-        <w:t xml:space="preserve">NBIA REST API with four stages — index, screen, probe, download — in which only the last</w:t>
-      </w:r>
-      <w:r>
-        <w:t xml:space="preserve"> </w:t>
-      </w:r>
-      <w:r>
-        <w:t xml:space="preserve">transfers a series, and only for series already shown to carry what the method needs.</w:t>
+        <w:t xml:space="preserve">Handing a collection manifest to a bulk downloader fetches an entire collection, which for</w:t>
+      </w:r>
+      <w:r>
+        <w:t xml:space="preserve"> </w:t>
+      </w:r>
+      <w:r>
+        <w:t xml:space="preserve">the low-dose CT collection is of the order of 600 GB, most of it raw projection data</w:t>
+      </w:r>
+      <w:r>
+        <w:t xml:space="preserve"> </w:t>
+      </w:r>
+      <w:r>
+        <w:t xml:space="preserve">irrelevant to this work. We therefore used a metadata-first procedure over the public NBIA</w:t>
+      </w:r>
+      <w:r>
+        <w:t xml:space="preserve"> </w:t>
+      </w:r>
+      <w:r>
+        <w:t xml:space="preserve">REST API with four stages — index, screen, probe, download — in which only the last</w:t>
+      </w:r>
+      <w:r>
+        <w:t xml:space="preserve"> </w:t>
+      </w:r>
+      <w:r>
+        <w:t xml:space="preserve">transfers a series.</w:t>
       </w:r>
     </w:p>
     <w:p>
@@ -633,43 +592,37 @@
         <w:t xml:space="preserve"> </w:t>
       </w:r>
       <w:r>
-        <w:t xml:space="preserve">survey of the companion whole-scan study [6], which had catalogued 400 series over the</w:t>
-      </w:r>
-      <w:r>
-        <w:t xml:space="preserve"> </w:t>
-      </w:r>
-      <w:r>
-        <w:t xml:space="preserve">same four manufacturers through the same API, and supplemented by direct collection</w:t>
-      </w:r>
-      <w:r>
-        <w:t xml:space="preserve"> </w:t>
-      </w:r>
-      <w:r>
-        <w:t xml:space="preserve">queries. A metadata screen then rejected, in order and with each rejection counted:</w:t>
-      </w:r>
-      <w:r>
-        <w:t xml:space="preserve"> </w:t>
-      </w:r>
-      <w:r>
-        <w:t xml:space="preserve">non-patient collections (imaging phantoms and de-identification benchmarks); projection</w:t>
-      </w:r>
-      <w:r>
-        <w:t xml:space="preserve"> </w:t>
-      </w:r>
-      <w:r>
-        <w:t xml:space="preserve">and raw-data series, of which 398 were refused at this stage; non-diagnostic series</w:t>
-      </w:r>
-      <w:r>
-        <w:t xml:space="preserve"> </w:t>
-      </w:r>
-      <w:r>
-        <w:t xml:space="preserve">(localisers, dose reports, screen captures); series shorter than 40 or longer than 1200</w:t>
-      </w:r>
-      <w:r>
-        <w:t xml:space="preserve"> </w:t>
-      </w:r>
-      <w:r>
-        <w:t xml:space="preserve">images; and series outside the abdomen. One series was retained per patient per</w:t>
+        <w:t xml:space="preserve">survey distributed with the companion software release [6] and supplemented by direct</w:t>
+      </w:r>
+      <w:r>
+        <w:t xml:space="preserve"> </w:t>
+      </w:r>
+      <w:r>
+        <w:t xml:space="preserve">collection queries. A metadata screen then rejected, in order and with each rejection</w:t>
+      </w:r>
+      <w:r>
+        <w:t xml:space="preserve"> </w:t>
+      </w:r>
+      <w:r>
+        <w:t xml:space="preserve">counted: non-patient collections (imaging phantoms and de-identification benchmarks);</w:t>
+      </w:r>
+      <w:r>
+        <w:t xml:space="preserve"> </w:t>
+      </w:r>
+      <w:r>
+        <w:t xml:space="preserve">projection and raw-data series, of which 398 were refused at this stage; non-diagnostic</w:t>
+      </w:r>
+      <w:r>
+        <w:t xml:space="preserve"> </w:t>
+      </w:r>
+      <w:r>
+        <w:t xml:space="preserve">series (localisers, dose reports, screen captures); series shorter than 40 or longer than</w:t>
+      </w:r>
+      <w:r>
+        <w:t xml:space="preserve"> </w:t>
+      </w:r>
+      <w:r>
+        <w:t xml:space="preserve">1200 images; and series outside the abdomen. One series was retained per patient per</w:t>
       </w:r>
       <w:r>
         <w:t xml:space="preserve"> </w:t>
@@ -681,7 +634,7 @@
         <w:t xml:space="preserve"> </w:t>
       </w:r>
       <w:r>
-        <w:t xml:space="preserve">that manufacturer was not confounded with a single site or protocol.</w:t>
+        <w:t xml:space="preserve">that manufacturer was not confounded with a single collection.</w:t>
       </w:r>
     </w:p>
     <w:bookmarkEnd w:id="11"/>
@@ -699,19 +652,13 @@
         <w:pStyle w:val="FirstParagraph"/>
       </w:pPr>
       <w:r>
-        <w:t xml:space="preserve">Sixty-two surviving candidates were probed by fetching six image headers each — a few</w:t>
-      </w:r>
-      <w:r>
-        <w:t xml:space="preserve"> </w:t>
-      </w:r>
-      <w:r>
-        <w:t xml:space="preserve">megabytes per series rather than hundreds — and judged on four requirements: per-slice</w:t>
-      </w:r>
-      <w:r>
-        <w:t xml:space="preserve"> </w:t>
-      </w:r>
-      <w:r>
-        <w:t xml:space="preserve">tube current present on</w:t>
+        <w:t xml:space="preserve">Sixty-two surviving candidates were probed by fetching six image headers each and judged</w:t>
+      </w:r>
+      <w:r>
+        <w:t xml:space="preserve"> </w:t>
+      </w:r>
+      <w:r>
+        <w:t xml:space="preserve">on four requirements: per-slice tube current present on</w:t>
       </w:r>
       <w:r>
         <w:t xml:space="preserve"> </w:t>
@@ -727,37 +674,31 @@
         <w:t xml:space="preserve"> </w:t>
       </w:r>
       <w:r>
-        <w:t xml:space="preserve">probed slice; that current genuinely modulated</w:t>
-      </w:r>
-      <w:r>
-        <w:t xml:space="preserve"> </w:t>
-      </w:r>
-      <w:r>
-        <w:t xml:space="preserve">(peak-to-peak over mean at least 0.02, so header rounding is not mistaken for</w:t>
-      </w:r>
-      <w:r>
-        <w:t xml:space="preserve"> </w:t>
-      </w:r>
-      <w:r>
-        <w:t xml:space="preserve">modulation); a defined Hounsfield rescale; and a reconstructed-image SOP class with at</w:t>
-      </w:r>
-      <w:r>
-        <w:t xml:space="preserve"> </w:t>
-      </w:r>
-      <w:r>
-        <w:t xml:space="preserve">least 40 slices spanning at least 120 mm. Forty series were kept, ten per manufacturer.</w:t>
-      </w:r>
-      <w:r>
-        <w:t xml:space="preserve"> </w:t>
-      </w:r>
-      <w:r>
-        <w:t xml:space="preserve">Series failing on tube current were counted per manufacturer rather than discarded</w:t>
-      </w:r>
-      <w:r>
-        <w:t xml:space="preserve"> </w:t>
-      </w:r>
-      <w:r>
-        <w:t xml:space="preserve">silently.</w:t>
+        <w:t xml:space="preserve">probed slice; that current</w:t>
+      </w:r>
+      <w:r>
+        <w:t xml:space="preserve"> </w:t>
+      </w:r>
+      <w:r>
+        <w:t xml:space="preserve">genuinely modulated (peak-to-peak over mean at least 0.02, so header rounding is not</w:t>
+      </w:r>
+      <w:r>
+        <w:t xml:space="preserve"> </w:t>
+      </w:r>
+      <w:r>
+        <w:t xml:space="preserve">mistaken for modulation); a defined Hounsfield rescale; and a reconstructed-image SOP</w:t>
+      </w:r>
+      <w:r>
+        <w:t xml:space="preserve"> </w:t>
+      </w:r>
+      <w:r>
+        <w:t xml:space="preserve">class with at least 40 slices spanning at least 120 mm. Forty series were kept, ten per</w:t>
+      </w:r>
+      <w:r>
+        <w:t xml:space="preserve"> </w:t>
+      </w:r>
+      <w:r>
+        <w:t xml:space="preserve">manufacturer.</w:t>
       </w:r>
     </w:p>
     <w:p>
@@ -777,13 +718,31 @@
         <w:t xml:space="preserve"> </w:t>
       </w:r>
       <w:r>
-        <w:t xml:space="preserve">and retrieval date, which is what a reader needs to retrieve the identical data. All forty</w:t>
-      </w:r>
-      <w:r>
-        <w:t xml:space="preserve"> </w:t>
-      </w:r>
-      <w:r>
-        <w:t xml:space="preserve">series are published under Creative Commons Attribution licences.</w:t>
+        <w:t xml:space="preserve">and retrieval date. All forty series were retrieved under Creative Commons Attribution</w:t>
+      </w:r>
+      <w:r>
+        <w:t xml:space="preserve"> </w:t>
+      </w:r>
+      <w:r>
+        <w:t xml:space="preserve">licences — 33 under CC BY 4.0 and 7 under CC BY 3.0, as recorded per series in</w:t>
+      </w:r>
+      <w:r>
+        <w:t xml:space="preserve"> </w:t>
+      </w:r>
+      <w:r>
+        <w:rPr>
+          <w:rStyle w:val="VerbatimChar"/>
+        </w:rPr>
+        <w:t xml:space="preserve">data/PROVENANCE.json</w:t>
+      </w:r>
+      <w:r>
+        <w:t xml:space="preserve">; users must in every case observe the licence terms of the</w:t>
+      </w:r>
+      <w:r>
+        <w:t xml:space="preserve"> </w:t>
+      </w:r>
+      <w:r>
+        <w:t xml:space="preserve">originating collection and the TCIA Data Usage Policy.</w:t>
       </w:r>
     </w:p>
     <w:bookmarkEnd w:id="12"/>
@@ -801,19 +760,19 @@
         <w:pStyle w:val="FirstParagraph"/>
       </w:pPr>
       <w:r>
-        <w:t xml:space="preserve">Organ mass is a voxel count multiplied by a voxel volume, so slice spacing multiplies</w:t>
-      </w:r>
-      <w:r>
-        <w:t xml:space="preserve"> </w:t>
-      </w:r>
-      <w:r>
-        <w:t xml:space="preserve">every mass reported. Two properties of archived series make the obvious calculation</w:t>
-      </w:r>
-      <w:r>
-        <w:t xml:space="preserve"> </w:t>
-      </w:r>
-      <w:r>
-        <w:t xml:space="preserve">wrong, and both are silent.</w:t>
+        <w:t xml:space="preserve">Organ volume is a voxel count multiplied by a voxel volume, so slice spacing multiplies</w:t>
+      </w:r>
+      <w:r>
+        <w:t xml:space="preserve"> </w:t>
+      </w:r>
+      <w:r>
+        <w:t xml:space="preserve">every volume and every mass estimate. Two properties of archived series make the obvious</w:t>
+      </w:r>
+      <w:r>
+        <w:t xml:space="preserve"> </w:t>
+      </w:r>
+      <w:r>
+        <w:t xml:space="preserve">calculation wrong, and both are silent.</w:t>
       </w:r>
     </w:p>
     <w:p>
@@ -833,55 +792,43 @@
         <w:t xml:space="preserve"> </w:t>
       </w:r>
       <w:r>
-        <w:t xml:space="preserve">divided by the number of images gives 3.71 mm where the true spacing is 5.0 mm, a 26%</w:t>
-      </w:r>
-      <w:r>
-        <w:t xml:space="preserve"> </w:t>
-      </w:r>
-      <w:r>
-        <w:t xml:space="preserve">error, and stacking the duplicated images repeats anatomy so that organs occupy more</w:t>
-      </w:r>
-      <w:r>
-        <w:t xml:space="preserve"> </w:t>
-      </w:r>
-      <w:r>
-        <w:t xml:space="preserve">slices than they physically do. Both errors inflate organ volume, and neither leaves any</w:t>
-      </w:r>
-      <w:r>
-        <w:t xml:space="preserve"> </w:t>
-      </w:r>
-      <w:r>
-        <w:t xml:space="preserve">trace in the images. We therefore resolve the grid explicitly: one image per position,</w:t>
-      </w:r>
-      <w:r>
-        <w:t xml:space="preserve"> </w:t>
-      </w:r>
-      <w:r>
-        <w:t xml:space="preserve">spacing from the median step between neighbouring positions, and a uniformity check that</w:t>
-      </w:r>
-      <w:r>
-        <w:t xml:space="preserve"> </w:t>
-      </w:r>
-      <w:r>
-        <w:t xml:space="preserve">refuses a series whose steps vary by more than 2%. Two series proved to be a pair of</w:t>
-      </w:r>
-      <w:r>
-        <w:t xml:space="preserve"> </w:t>
-      </w:r>
-      <w:r>
-        <w:t xml:space="preserve">reconstructions interleaved under a single Series Instance UID; for these the largest</w:t>
-      </w:r>
-      <w:r>
-        <w:t xml:space="preserve"> </w:t>
-      </w:r>
-      <w:r>
-        <w:t xml:space="preserve">regular sub-grid was taken, accepted only when it preserves the full longitudinal extent,</w:t>
-      </w:r>
-      <w:r>
-        <w:t xml:space="preserve"> </w:t>
-      </w:r>
-      <w:r>
-        <w:t xml:space="preserve">which distinguishes an interleaved pair from a series with a genuine gap.</w:t>
+        <w:t xml:space="preserve">divided by the number of images gives 3.71 mm where the true spacing is 5.0 mm, and</w:t>
+      </w:r>
+      <w:r>
+        <w:t xml:space="preserve"> </w:t>
+      </w:r>
+      <w:r>
+        <w:t xml:space="preserve">stacking the duplicated images repeats anatomy so that organs occupy more slices than they</w:t>
+      </w:r>
+      <w:r>
+        <w:t xml:space="preserve"> </w:t>
+      </w:r>
+      <w:r>
+        <w:t xml:space="preserve">physically do. We therefore resolve the grid explicitly: one image per position, spacing</w:t>
+      </w:r>
+      <w:r>
+        <w:t xml:space="preserve"> </w:t>
+      </w:r>
+      <w:r>
+        <w:t xml:space="preserve">from the median step between neighbouring positions, and a uniformity check that refuses a</w:t>
+      </w:r>
+      <w:r>
+        <w:t xml:space="preserve"> </w:t>
+      </w:r>
+      <w:r>
+        <w:t xml:space="preserve">series whose steps vary by more than 2%. Two series proved to be a pair of reconstructions</w:t>
+      </w:r>
+      <w:r>
+        <w:t xml:space="preserve"> </w:t>
+      </w:r>
+      <w:r>
+        <w:t xml:space="preserve">interleaved under a single Series Instance UID; for these the largest regular sub-grid was</w:t>
+      </w:r>
+      <w:r>
+        <w:t xml:space="preserve"> </w:t>
+      </w:r>
+      <w:r>
+        <w:t xml:space="preserve">taken, accepted only when it preserves the full longitudinal extent.</w:t>
       </w:r>
     </w:p>
     <w:p>
@@ -901,7 +848,7 @@
         <w:t xml:space="preserve"> </w:t>
       </w:r>
       <w:r>
-        <w:t xml:space="preserve">cohort, so a series sorted by the former arrives head-first. The segmentation is</w:t>
+        <w:t xml:space="preserve">sample, so a series sorted by the former arrives head-first. The segmentation is</w:t>
       </w:r>
       <w:r>
         <w:t xml:space="preserve"> </w:t>
@@ -928,19 +875,35 @@
         <w:t xml:space="preserve"> </w:t>
       </w:r>
       <w:r>
-        <w:t xml:space="preserve">reported organ extent and any downstream reasoning about superior and inferior. Volumes</w:t>
-      </w:r>
-      <w:r>
-        <w:t xml:space="preserve"> </w:t>
-      </w:r>
-      <w:r>
-        <w:t xml:space="preserve">are therefore canonicalised so that index zero is the most inferior slice, with the tube</w:t>
-      </w:r>
-      <w:r>
-        <w:t xml:space="preserve"> </w:t>
-      </w:r>
-      <w:r>
-        <w:t xml:space="preserve">current reordered alongside, since I(z) is paired to the slice axis by index.</w:t>
+        <w:t xml:space="preserve">reported organ extent. Volumes are therefore canonicalised so that index zero is the most</w:t>
+      </w:r>
+      <w:r>
+        <w:t xml:space="preserve"> </w:t>
+      </w:r>
+      <w:r>
+        <w:t xml:space="preserve">inferior slice, with the tube current reordered alongside, since</w:t>
+      </w:r>
+      <w:r>
+        <w:t xml:space="preserve"> </w:t>
+      </w:r>
+      <w:r>
+        <w:rPr>
+          <w:i/>
+          <w:iCs/>
+        </w:rPr>
+        <w:t xml:space="preserve">I(z)</w:t>
+      </w:r>
+      <w:r>
+        <w:t xml:space="preserve"> </w:t>
+      </w:r>
+      <w:r>
+        <w:t xml:space="preserve">is paired to the</w:t>
+      </w:r>
+      <w:r>
+        <w:t xml:space="preserve"> </w:t>
+      </w:r>
+      <w:r>
+        <w:t xml:space="preserve">slice axis by index.</w:t>
       </w:r>
     </w:p>
     <w:bookmarkEnd w:id="13"/>
@@ -964,61 +927,55 @@
         <w:t xml:space="preserve"> </w:t>
       </w:r>
       <w:r>
-        <w:t xml:space="preserve">measurement, and that value must be replaced with air before anything is measured. The</w:t>
-      </w:r>
-      <w:r>
-        <w:t xml:space="preserve"> </w:t>
-      </w:r>
-      <w:r>
-        <w:t xml:space="preserve">attribute naming it, Pixel Padding Value (0028,0120), has a value representation that</w:t>
-      </w:r>
-      <w:r>
-        <w:t xml:space="preserve"> </w:t>
-      </w:r>
-      <w:r>
-        <w:t xml:space="preserve">depends on Pixel Representation, and this is not reliably honoured: one manufacturer</w:t>
-      </w:r>
-      <w:r>
-        <w:t xml:space="preserve"> </w:t>
-      </w:r>
-      <w:r>
-        <w:t xml:space="preserve">writes 63,536 with an unsigned representation on signed pixel data, which is the two’s</w:t>
-      </w:r>
-      <w:r>
-        <w:t xml:space="preserve"> </w:t>
-      </w:r>
-      <w:r>
-        <w:t xml:space="preserve">complement encoding of the −2000 intended. Read literally, that places the padding</w:t>
-      </w:r>
-      <w:r>
-        <w:t xml:space="preserve"> </w:t>
-      </w:r>
-      <w:r>
-        <w:t xml:space="preserve">threshold above every Hounsfield value in the image, and the volume becomes uniform air.</w:t>
-      </w:r>
-      <w:r>
-        <w:t xml:space="preserve"> </w:t>
-      </w:r>
-      <w:r>
-        <w:t xml:space="preserve">Four of the ten GE series in this cohort were destroyed this way, with no symptom other</w:t>
-      </w:r>
-      <w:r>
-        <w:t xml:space="preserve"> </w:t>
-      </w:r>
-      <w:r>
-        <w:t xml:space="preserve">than a segmenter returning empty masks. We reinterpret the padding value against Pixel</w:t>
-      </w:r>
-      <w:r>
-        <w:t xml:space="preserve"> </w:t>
-      </w:r>
-      <w:r>
-        <w:t xml:space="preserve">Representation, and additionally refuse any padding rule that would blank essentially the</w:t>
-      </w:r>
-      <w:r>
-        <w:t xml:space="preserve"> </w:t>
-      </w:r>
-      <w:r>
-        <w:t xml:space="preserve">whole image — the second safeguard being the more durable one.</w:t>
+        <w:t xml:space="preserve">measurement, and that value must be replaced with air before anything is measured. Pixel</w:t>
+      </w:r>
+      <w:r>
+        <w:t xml:space="preserve"> </w:t>
+      </w:r>
+      <w:r>
+        <w:t xml:space="preserve">Padding Value (0028,0120) has a value representation that depends on Pixel Representation,</w:t>
+      </w:r>
+      <w:r>
+        <w:t xml:space="preserve"> </w:t>
+      </w:r>
+      <w:r>
+        <w:t xml:space="preserve">and this is not reliably honoured: in this sample one export writes 63,536 with an</w:t>
+      </w:r>
+      <w:r>
+        <w:t xml:space="preserve"> </w:t>
+      </w:r>
+      <w:r>
+        <w:t xml:space="preserve">unsigned representation on signed pixel data, which is the two’s complement encoding of</w:t>
+      </w:r>
+      <w:r>
+        <w:t xml:space="preserve"> </w:t>
+      </w:r>
+      <w:r>
+        <w:t xml:space="preserve">the −2000 intended. Read literally, that places the padding threshold above every</w:t>
+      </w:r>
+      <w:r>
+        <w:t xml:space="preserve"> </w:t>
+      </w:r>
+      <w:r>
+        <w:t xml:space="preserve">Hounsfield value in the image, and the volume becomes uniform air. Four series were</w:t>
+      </w:r>
+      <w:r>
+        <w:t xml:space="preserve"> </w:t>
+      </w:r>
+      <w:r>
+        <w:t xml:space="preserve">affected, with no symptom other than a segmenter returning empty masks. We reinterpret the</w:t>
+      </w:r>
+      <w:r>
+        <w:t xml:space="preserve"> </w:t>
+      </w:r>
+      <w:r>
+        <w:t xml:space="preserve">padding value against Pixel Representation, and additionally refuse any padding rule that</w:t>
+      </w:r>
+      <w:r>
+        <w:t xml:space="preserve"> </w:t>
+      </w:r>
+      <w:r>
+        <w:t xml:space="preserve">would blank essentially the whole image.</w:t>
       </w:r>
     </w:p>
     <w:bookmarkEnd w:id="14"/>
@@ -1036,25 +993,40 @@
         <w:pStyle w:val="FirstParagraph"/>
       </w:pPr>
       <w:r>
-        <w:t xml:space="preserve">Twelve dose-relevant abdominal organs were segmented with TotalSegmentator v2.17 [1]</w:t>
-      </w:r>
-      <w:r>
-        <w:t xml:space="preserve"> </w:t>
-      </w:r>
-      <w:r>
-        <w:t xml:space="preserve">using the 1.5 mm full-resolution model, at inference only; no weights were trained,</w:t>
-      </w:r>
-      <w:r>
-        <w:t xml:space="preserve"> </w:t>
-      </w:r>
-      <w:r>
-        <w:t xml:space="preserve">modified or redistributed. Inference runs in a separate child process, because nnU-Net</w:t>
-      </w:r>
-      <w:r>
-        <w:t xml:space="preserve"> </w:t>
-      </w:r>
-      <w:r>
-        <w:t xml:space="preserve">spawns its own workers and doing so from a long-lived parent leaks processes on Windows.</w:t>
+        <w:t xml:space="preserve">Twelve abdominal organs were segmented with TotalSegmentator v2.17 [1],</w:t>
+      </w:r>
+      <w:r>
+        <w:t xml:space="preserve"> </w:t>
+      </w:r>
+      <w:r>
+        <w:rPr>
+          <w:rStyle w:val="VerbatimChar"/>
+        </w:rPr>
+        <w:t xml:space="preserve">total</w:t>
+      </w:r>
+      <w:r>
+        <w:t xml:space="preserve"> </w:t>
+      </w:r>
+      <w:r>
+        <w:t xml:space="preserve">task, 1.5</w:t>
+      </w:r>
+      <w:r>
+        <w:t xml:space="preserve"> </w:t>
+      </w:r>
+      <w:r>
+        <w:t xml:space="preserve">mm full-resolution model, at inference only; no weights were trained, modified or</w:t>
+      </w:r>
+      <w:r>
+        <w:t xml:space="preserve"> </w:t>
+      </w:r>
+      <w:r>
+        <w:t xml:space="preserve">redistributed. Inference runs in a separate child process, because nnU-Net spawns its own</w:t>
+      </w:r>
+      <w:r>
+        <w:t xml:space="preserve"> </w:t>
+      </w:r>
+      <w:r>
+        <w:t xml:space="preserve">workers and doing so from a long-lived parent leaks processes on Windows.</w:t>
       </w:r>
     </w:p>
     <w:p>
@@ -1080,19 +1052,13 @@
         <w:t xml:space="preserve"> </w:t>
       </w:r>
       <w:r>
-        <w:t xml:space="preserve">rather than assumed. This matters because the alternative — inferring an axis permutation</w:t>
-      </w:r>
-      <w:r>
-        <w:t xml:space="preserve"> </w:t>
-      </w:r>
-      <w:r>
-        <w:t xml:space="preserve">after the fact — fails silently: a mirrored segmentation produces entirely plausible</w:t>
-      </w:r>
-      <w:r>
-        <w:t xml:space="preserve"> </w:t>
-      </w:r>
-      <w:r>
-        <w:t xml:space="preserve">volumes, masses and Hounsfield values while pairing every organ with the wrong anatomy.</w:t>
+        <w:t xml:space="preserve">rather than assumed. A mirrored segmentation would otherwise produce entirely plausible</w:t>
+      </w:r>
+      <w:r>
+        <w:t xml:space="preserve"> </w:t>
+      </w:r>
+      <w:r>
+        <w:t xml:space="preserve">volumes and Hounsfield values while pairing every organ with the wrong anatomy.</w:t>
       </w:r>
     </w:p>
     <w:p>
@@ -1100,35 +1066,23 @@
         <w:pStyle w:val="BodyText"/>
       </w:pPr>
       <w:r>
-        <w:t xml:space="preserve">The patient outline, needed for the water-equivalent diameter, was taken from a</w:t>
-      </w:r>
-      <w:r>
-        <w:t xml:space="preserve"> </w:t>
-      </w:r>
-      <w:r>
-        <w:t xml:space="preserve">deterministic threshold contour (air/tissue threshold, largest connected component, hole</w:t>
-      </w:r>
-      <w:r>
-        <w:t xml:space="preserve"> </w:t>
-      </w:r>
-      <w:r>
-        <w:t xml:space="preserve">filling) following AAPM Report 220 [7], which requires no model weights and is</w:t>
-      </w:r>
-      <w:r>
-        <w:t xml:space="preserve"> </w:t>
-      </w:r>
-      <w:r>
-        <w:t xml:space="preserve">reproducible across platforms.</w:t>
+        <w:t xml:space="preserve">The patient outline, used for the water-equivalent diameter, was taken from a</w:t>
+      </w:r>
+      <w:r>
+        <w:t xml:space="preserve"> </w:t>
+      </w:r>
+      <w:r>
+        <w:t xml:space="preserve">deterministic threshold contour following AAPM Report 220 [7].</w:t>
       </w:r>
     </w:p>
     <w:bookmarkEnd w:id="15"/>
-    <w:bookmarkStart w:id="16" w:name="organ-mass-from-measured-attenuation"/>
+    <w:bookmarkStart w:id="16" w:name="attenuation-derived-estimated-organ-mass"/>
     <w:p>
       <w:pPr>
         <w:pStyle w:val="Heading3"/>
       </w:pPr>
       <w:r>
-        <w:t xml:space="preserve">2.6. Organ Mass from Measured Attenuation</w:t>
+        <w:t xml:space="preserve">2.6. Attenuation-Derived Estimated Organ Mass</w:t>
       </w:r>
     </w:p>
     <w:p>
@@ -1142,37 +1096,19 @@
         <w:t xml:space="preserve"> </w:t>
       </w:r>
       <w:r>
-        <w:t xml:space="preserve">reference tissue anchor points — air, inflated lung, adipose, water, skeletal muscle,</w:t>
-      </w:r>
-      <w:r>
-        <w:t xml:space="preserve"> </w:t>
-      </w:r>
-      <w:r>
-        <w:t xml:space="preserve">trabecular and cortical bone — taking the densities from ICRU Report 44 [8] and the</w:t>
-      </w:r>
-      <w:r>
-        <w:t xml:space="preserve"> </w:t>
-      </w:r>
-      <w:r>
-        <w:t xml:space="preserve">construction from Schneider et al. [9]. Organ mass is the sum of local density over mask</w:t>
-      </w:r>
-      <w:r>
-        <w:t xml:space="preserve"> </w:t>
-      </w:r>
-      <w:r>
-        <w:t xml:space="preserve">voxels multiplied by the voxel volume, not the organ volume multiplied by a nominal</w:t>
-      </w:r>
-      <w:r>
-        <w:t xml:space="preserve"> </w:t>
-      </w:r>
-      <w:r>
-        <w:t xml:space="preserve">tissue density: a steatotic and a normal liver of equal volume do not have equal mass, and</w:t>
-      </w:r>
-      <w:r>
-        <w:t xml:space="preserve"> </w:t>
-      </w:r>
-      <w:r>
-        <w:t xml:space="preserve">capturing that difference is the point of using the patient’s own attenuation.</w:t>
+        <w:t xml:space="preserve">reference tissue anchor points, taking the densities from ICRU Report 44 [8] and the</w:t>
+      </w:r>
+      <w:r>
+        <w:t xml:space="preserve"> </w:t>
+      </w:r>
+      <w:r>
+        <w:t xml:space="preserve">construction from Schneider et al. [9]. Estimated organ mass is the sum of local density</w:t>
+      </w:r>
+      <w:r>
+        <w:t xml:space="preserve"> </w:t>
+      </w:r>
+      <w:r>
+        <w:t xml:space="preserve">over mask voxels multiplied by the voxel volume.</w:t>
       </w:r>
     </w:p>
     <w:p>
@@ -1180,47 +1116,78 @@
         <w:pStyle w:val="BodyText"/>
       </w:pPr>
       <w:r>
-        <w:t xml:space="preserve">The calibration is a model and is treated as one. Its anchor Hounsfield values are nominal</w:t>
-      </w:r>
-      <w:r>
-        <w:t xml:space="preserve"> </w:t>
-      </w:r>
-      <w:r>
-        <w:t xml:space="preserve">for a 120 kVp acquisition, it is replaceable by a scanner-specific calibration, and</w:t>
-      </w:r>
-      <w:r>
-        <w:t xml:space="preserve"> </w:t>
-      </w:r>
-      <w:r>
-        <w:t xml:space="preserve">whichever curve was used travels into the provenance of every mass. Abdominal soft tissue</w:t>
-      </w:r>
-      <w:r>
-        <w:t xml:space="preserve"> </w:t>
-      </w:r>
-      <w:r>
-        <w:t xml:space="preserve">is in any case insensitive to the choice, because every reasonable curve passes through</w:t>
-      </w:r>
-      <w:r>
-        <w:t xml:space="preserve"> </w:t>
-      </w:r>
-      <w:r>
-        <w:t xml:space="preserve">water at 0 HU; perturbing the water-to-muscle slope by 10% changes an abdominal organ mass</w:t>
-      </w:r>
-      <w:r>
-        <w:t xml:space="preserve"> </w:t>
-      </w:r>
-      <w:r>
-        <w:t xml:space="preserve">by less than 1%.</w:t>
+        <w:t xml:space="preserve">These are</w:t>
+      </w:r>
+      <w:r>
+        <w:t xml:space="preserve"> </w:t>
+      </w:r>
+      <w:r>
+        <w:rPr>
+          <w:b/>
+          <w:bCs/>
+        </w:rPr>
+        <w:t xml:space="preserve">model-based estimates, not measurements</w:t>
+      </w:r>
+      <w:r>
+        <w:t xml:space="preserve">. Contrast enhancement, tube voltage,</w:t>
+      </w:r>
+      <w:r>
+        <w:t xml:space="preserve"> </w:t>
+      </w:r>
+      <w:r>
+        <w:t xml:space="preserve">reconstruction kernel and scanner-specific HU calibration may all affect</w:t>
+      </w:r>
+      <w:r>
+        <w:t xml:space="preserve"> </w:t>
+      </w:r>
+      <w:r>
+        <w:t xml:space="preserve">attenuation-derived density estimates, and none was controlled in this archive cohort:</w:t>
+      </w:r>
+      <w:r>
+        <w:t xml:space="preserve"> </w:t>
+      </w:r>
+      <w:r>
+        <w:t xml:space="preserve">contrast phase in particular varies between and within collections. The reported masses</w:t>
+      </w:r>
+      <w:r>
+        <w:t xml:space="preserve"> </w:t>
+      </w:r>
+      <w:r>
+        <w:t xml:space="preserve">should therefore be interpreted as model-based estimates rather than physical ground</w:t>
+      </w:r>
+      <w:r>
+        <w:t xml:space="preserve"> </w:t>
+      </w:r>
+      <w:r>
+        <w:t xml:space="preserve">truth. The HU-to-density curve itself is replaceable and travels into the provenance of</w:t>
+      </w:r>
+      <w:r>
+        <w:t xml:space="preserve"> </w:t>
+      </w:r>
+      <w:r>
+        <w:t xml:space="preserve">every estimate; abdominal soft tissue is relatively insensitive to the choice, since</w:t>
+      </w:r>
+      <w:r>
+        <w:t xml:space="preserve"> </w:t>
+      </w:r>
+      <w:r>
+        <w:t xml:space="preserve">perturbing the water-to-muscle slope by 10% changes an abdominal organ-mass estimate by</w:t>
+      </w:r>
+      <w:r>
+        <w:t xml:space="preserve"> </w:t>
+      </w:r>
+      <w:r>
+        <w:t xml:space="preserve">less than 1%.</w:t>
       </w:r>
     </w:p>
     <w:bookmarkEnd w:id="16"/>
-    <w:bookmarkStart w:id="17" w:name="the-organ-specific-weighted-ctdivol"/>
+    <w:bookmarkStart w:id="17" w:name="the-anatomy-weighted-ctdivol-index"/>
     <w:p>
       <w:pPr>
         <w:pStyle w:val="Heading3"/>
       </w:pPr>
       <w:r>
-        <w:t xml:space="preserve">2.7. The Organ-Specific Weighted CTDIvol</w:t>
+        <w:t xml:space="preserve">2.7. The Anatomy-Weighted CTDIvol Index</w:t>
       </w:r>
     </w:p>
     <w:p>
@@ -1276,7 +1243,7 @@
         <w:t xml:space="preserve">I(z)</w:t>
       </w:r>
       <w:r>
-        <w:t xml:space="preserve">, the modulation weight is</w:t>
+        <w:t xml:space="preserve">, the organ-specific modulation weight is</w:t>
       </w:r>
     </w:p>
     <w:p>
@@ -1350,7 +1317,7 @@
         <w:pStyle w:val="BodyText"/>
       </w:pPr>
       <w:r>
-        <w:t xml:space="preserve">and the organ-specific weighted CTDIvol is CTDIvol ·</w:t>
+        <w:t xml:space="preserve">and the anatomy-weighted CTDIvol index is CTDIvol ·</w:t>
       </w:r>
       <w:r>
         <w:t xml:space="preserve"> </w:t>
@@ -1363,19 +1330,19 @@
         <w:t xml:space="preserve">w_o</w:t>
       </w:r>
       <w:r>
-        <w:t xml:space="preserve">. The weight is dimensionless</w:t>
-      </w:r>
-      <w:r>
-        <w:t xml:space="preserve"> </w:t>
-      </w:r>
-      <w:r>
-        <w:t xml:space="preserve">and is the transferable quantity: it expresses what the modulation contributes,</w:t>
-      </w:r>
-      <w:r>
-        <w:t xml:space="preserve"> </w:t>
-      </w:r>
-      <w:r>
-        <w:t xml:space="preserve">independently of the scanner’s own output.</w:t>
+        <w:t xml:space="preserve">. The weight is dimensionless and</w:t>
+      </w:r>
+      <w:r>
+        <w:t xml:space="preserve"> </w:t>
+      </w:r>
+      <w:r>
+        <w:t xml:space="preserve">is the transferable quantity: it expresses the organ’s longitudinal exposure conditions</w:t>
+      </w:r>
+      <w:r>
+        <w:t xml:space="preserve"> </w:t>
+      </w:r>
+      <w:r>
+        <w:t xml:space="preserve">relative to the scan mean, independently of the scanner’s own output.</w:t>
       </w:r>
     </w:p>
     <w:p>
@@ -1389,37 +1356,31 @@
         <w:t xml:space="preserve"> </w:t>
       </w:r>
       <w:r>
-        <w:t xml:space="preserve">reconstructed from acquisition physics against an openly licensed normalised-CTDI</w:t>
-      </w:r>
-      <w:r>
-        <w:t xml:space="preserve"> </w:t>
-      </w:r>
-      <w:r>
-        <w:t xml:space="preserve">database [4]; recorded and reconstructed values are never merged, and each series records</w:t>
-      </w:r>
-      <w:r>
-        <w:t xml:space="preserve"> </w:t>
-      </w:r>
-      <w:r>
-        <w:t xml:space="preserve">which it carries, because the uncertainty attaching to them differs. A recorded value</w:t>
-      </w:r>
-      <w:r>
-        <w:t xml:space="preserve"> </w:t>
-      </w:r>
-      <w:r>
-        <w:t xml:space="preserve">outside the physically possible range is treated as a corrupt attribute and falls through</w:t>
-      </w:r>
-      <w:r>
-        <w:t xml:space="preserve"> </w:t>
-      </w:r>
-      <w:r>
-        <w:t xml:space="preserve">to reconstruction — one Philips series records CTDIvol as −3.7 × 10^19 mGy, and taking</w:t>
-      </w:r>
-      <w:r>
-        <w:t xml:space="preserve"> </w:t>
-      </w:r>
-      <w:r>
-        <w:t xml:space="preserve">that at face value would have produced an absurd organ dose carrying full provenance.</w:t>
+        <w:t xml:space="preserve">reconstructed from acquisition physics against an openly licensed normalised-CTDI database</w:t>
+      </w:r>
+      <w:r>
+        <w:t xml:space="preserve"> </w:t>
+      </w:r>
+      <w:r>
+        <w:t xml:space="preserve">[4]; recorded and reconstructed values are never merged, and each series records which it</w:t>
+      </w:r>
+      <w:r>
+        <w:t xml:space="preserve"> </w:t>
+      </w:r>
+      <w:r>
+        <w:t xml:space="preserve">carries. A recorded value outside the physically possible range is treated as a corrupt</w:t>
+      </w:r>
+      <w:r>
+        <w:t xml:space="preserve"> </w:t>
+      </w:r>
+      <w:r>
+        <w:t xml:space="preserve">attribute and falls through to reconstruction — one series records CTDIvol as</w:t>
+      </w:r>
+      <w:r>
+        <w:t xml:space="preserve"> </w:t>
+      </w:r>
+      <w:r>
+        <w:t xml:space="preserve">−3.7 × 10^19 mGy.</w:t>
       </w:r>
     </w:p>
     <w:p>
@@ -1433,29 +1394,23 @@
         <w:t xml:space="preserve"> </w:t>
       </w:r>
       <w:r>
-        <w:t xml:space="preserve">scan. Its mass is the mass of the scanned part and its weight describes only the exposed</w:t>
-      </w:r>
-      <w:r>
-        <w:t xml:space="preserve"> </w:t>
-      </w:r>
-      <w:r>
-        <w:t xml:space="preserve">part; neither is the organ’s. Such organs are flagged and excluded from whole-organ</w:t>
-      </w:r>
-      <w:r>
-        <w:t xml:space="preserve"> </w:t>
-      </w:r>
-      <w:r>
-        <w:t xml:space="preserve">comparisons rather than reported as small organs.</w:t>
+        <w:t xml:space="preserve">scan; its estimated mass is that of the scanned part and its weight describes only the</w:t>
+      </w:r>
+      <w:r>
+        <w:t xml:space="preserve"> </w:t>
+      </w:r>
+      <w:r>
+        <w:t xml:space="preserve">exposed part. Such organs are flagged and excluded from whole-organ comparisons.</w:t>
       </w:r>
     </w:p>
     <w:bookmarkEnd w:id="17"/>
-    <w:bookmarkStart w:id="18" w:name="verification-and-reproducibility"/>
+    <w:bookmarkStart w:id="18" w:name="organ-record-flow"/>
     <w:p>
       <w:pPr>
         <w:pStyle w:val="Heading3"/>
       </w:pPr>
       <w:r>
-        <w:t xml:space="preserve">2.8. Verification and Reproducibility</w:t>
+        <w:t xml:space="preserve">2.8. Organ Record Flow</w:t>
       </w:r>
     </w:p>
     <w:p>
@@ -1463,6 +1418,160 @@
         <w:pStyle w:val="FirstParagraph"/>
       </w:pPr>
       <w:r>
+        <w:t xml:space="preserve">Forty series and twelve requested organs give 480 organ–series combinations. Records were</w:t>
+      </w:r>
+      <w:r>
+        <w:t xml:space="preserve"> </w:t>
+      </w:r>
+      <w:r>
+        <w:t xml:space="preserve">produced for 455. The remaining 25 are organs that lay outside the scanned longitudinal</w:t>
+      </w:r>
+      <w:r>
+        <w:t xml:space="preserve"> </w:t>
+      </w:r>
+      <w:r>
+        <w:t xml:space="preserve">range, so their masks were empty and no record exists: urinary bladder in 10 series,</w:t>
+      </w:r>
+      <w:r>
+        <w:t xml:space="preserve"> </w:t>
+      </w:r>
+      <w:r>
+        <w:t xml:space="preserve">gallbladder in 8, and seven further organs in a single 41-slice pelvic acquisition that</w:t>
+      </w:r>
+      <w:r>
+        <w:t xml:space="preserve"> </w:t>
+      </w:r>
+      <w:r>
+        <w:t xml:space="preserve">does not reach the upper abdomen. Of the 455 records, 408 are untruncated, and 386 carry</w:t>
+      </w:r>
+      <w:r>
+        <w:t xml:space="preserve"> </w:t>
+      </w:r>
+      <w:r>
+        <w:t xml:space="preserve">an anatomy-weighted index; the remaining 69 records, from 6 series, carry a modulation</w:t>
+      </w:r>
+      <w:r>
+        <w:t xml:space="preserve"> </w:t>
+      </w:r>
+      <w:r>
+        <w:t xml:space="preserve">weight but no index, because those series have no CTDIvol by either route. The external</w:t>
+      </w:r>
+      <w:r>
+        <w:t xml:space="preserve"> </w:t>
+      </w:r>
+      <w:r>
+        <w:t xml:space="preserve">reference-mass comparison uses the 177 untruncated records of the five solid organs. The</w:t>
+      </w:r>
+      <w:r>
+        <w:t xml:space="preserve"> </w:t>
+      </w:r>
+      <w:r>
+        <w:t xml:space="preserve">full flow is in the shipped</w:t>
+      </w:r>
+      <w:r>
+        <w:t xml:space="preserve"> </w:t>
+      </w:r>
+      <w:r>
+        <w:rPr>
+          <w:rStyle w:val="VerbatimChar"/>
+        </w:rPr>
+        <w:t xml:space="preserve">results/analysis_1.5mm.json</w:t>
+      </w:r>
+      <w:r>
+        <w:t xml:space="preserve">.</w:t>
+      </w:r>
+    </w:p>
+    <w:bookmarkEnd w:id="18"/>
+    <w:bookmarkStart w:id="19" w:name="Xac99610bd1667e2236e31b4cc065aa132b167b5"/>
+    <w:p>
+      <w:pPr>
+        <w:pStyle w:val="Heading3"/>
+      </w:pPr>
+      <w:r>
+        <w:t xml:space="preserve">2.9. What the Index Does and Does Not Represent</w:t>
+      </w:r>
+    </w:p>
+    <w:p>
+      <w:pPr>
+        <w:pStyle w:val="FirstParagraph"/>
+      </w:pPr>
+      <w:r>
+        <w:t xml:space="preserve">The anatomy-weighted CTDIvol index describes organ-specific</w:t>
+      </w:r>
+      <w:r>
+        <w:t xml:space="preserve"> </w:t>
+      </w:r>
+      <w:r>
+        <w:rPr>
+          <w:i/>
+          <w:iCs/>
+        </w:rPr>
+        <w:t xml:space="preserve">longitudinal</w:t>
+      </w:r>
+      <w:r>
+        <w:t xml:space="preserve"> </w:t>
+      </w:r>
+      <w:r>
+        <w:t xml:space="preserve">tube-current</w:t>
+      </w:r>
+      <w:r>
+        <w:t xml:space="preserve"> </w:t>
+      </w:r>
+      <w:r>
+        <w:t xml:space="preserve">modulation relative to the whole-scan CTDIvol. It does not account for scattered</w:t>
+      </w:r>
+      <w:r>
+        <w:t xml:space="preserve"> </w:t>
+      </w:r>
+      <w:r>
+        <w:t xml:space="preserve">radiation; irradiation originating outside the organ’s segmented longitudinal extent;</w:t>
+      </w:r>
+      <w:r>
+        <w:t xml:space="preserve"> </w:t>
+      </w:r>
+      <w:r>
+        <w:t xml:space="preserve">angular (in-plane) tube-current modulation; organ depth, position or attenuation;</w:t>
+      </w:r>
+      <w:r>
+        <w:t xml:space="preserve"> </w:t>
+      </w:r>
+      <w:r>
+        <w:t xml:space="preserve">patient-specific Monte-Carlo radiation transport; or absorbed organ dose in milligray. It</w:t>
+      </w:r>
+      <w:r>
+        <w:t xml:space="preserve"> </w:t>
+      </w:r>
+      <w:r>
+        <w:t xml:space="preserve">is therefore not a surrogate for absorbed organ dose and must not be read as one. What it</w:t>
+      </w:r>
+      <w:r>
+        <w:t xml:space="preserve"> </w:t>
+      </w:r>
+      <w:r>
+        <w:t xml:space="preserve">does provide is a dimensionless, patient-specific, organ-specific measure of longitudinal</w:t>
+      </w:r>
+      <w:r>
+        <w:t xml:space="preserve"> </w:t>
+      </w:r>
+      <w:r>
+        <w:t xml:space="preserve">modulation, and a derived index in the units of the parent CTDIvol.</w:t>
+      </w:r>
+    </w:p>
+    <w:bookmarkEnd w:id="19"/>
+    <w:bookmarkStart w:id="20" w:name="verification-and-reproducibility"/>
+    <w:p>
+      <w:pPr>
+        <w:pStyle w:val="Heading3"/>
+      </w:pPr>
+      <w:r>
+        <w:t xml:space="preserve">2.10. Verification and Reproducibility</w:t>
+      </w:r>
+    </w:p>
+    <w:p>
+      <w:pPr>
+        <w:pStyle w:val="FirstParagraph"/>
+      </w:pPr>
+      <w:r>
         <w:t xml:space="preserve">Every series is screened against facts of gross anatomy that hold for any adult: the left</w:t>
       </w:r>
       <w:r>
@@ -1481,19 +1590,19 @@
         <w:t xml:space="preserve"> </w:t>
       </w:r>
       <w:r>
-        <w:t xml:space="preserve">kidneys; solid-organ masses fall within a wide band of reference values; and the organ</w:t>
-      </w:r>
-      <w:r>
-        <w:t xml:space="preserve"> </w:t>
-      </w:r>
-      <w:r>
-        <w:t xml:space="preserve">weights vary within a series. These screens exist because the failures they catch are the</w:t>
-      </w:r>
-      <w:r>
-        <w:t xml:space="preserve"> </w:t>
-      </w:r>
-      <w:r>
-        <w:t xml:space="preserve">ones that leave no other trace.</w:t>
+        <w:t xml:space="preserve">kidneys; solid-organ mass estimates fall within a wide band of reference values; and the</w:t>
+      </w:r>
+      <w:r>
+        <w:t xml:space="preserve"> </w:t>
+      </w:r>
+      <w:r>
+        <w:t xml:space="preserve">organ weights vary within a series. These screens exist because the failures they catch</w:t>
+      </w:r>
+      <w:r>
+        <w:t xml:space="preserve"> </w:t>
+      </w:r>
+      <w:r>
+        <w:t xml:space="preserve">leave no other trace.</w:t>
       </w:r>
     </w:p>
     <w:p>
@@ -1501,30 +1610,123 @@
         <w:pStyle w:val="BodyText"/>
       </w:pPr>
       <w:r>
-        <w:t xml:space="preserve">The engine is MIT-licensed. Every reported value is re-derived from the per-series records</w:t>
-      </w:r>
-      <w:r>
-        <w:t xml:space="preserve"> </w:t>
-      </w:r>
-      <w:r>
-        <w:t xml:space="preserve">by the test suite, including regenerating the complete analysis table and comparing it, so</w:t>
-      </w:r>
-      <w:r>
-        <w:t xml:space="preserve"> </w:t>
-      </w:r>
-      <w:r>
-        <w:t xml:space="preserve">that a hand-edited summary fails. Results and figures are regenerated by scripts in the</w:t>
-      </w:r>
-      <w:r>
-        <w:t xml:space="preserve"> </w:t>
-      </w:r>
-      <w:r>
-        <w:t xml:space="preserve">repository.</w:t>
-      </w:r>
-    </w:p>
-    <w:bookmarkEnd w:id="18"/>
-    <w:bookmarkEnd w:id="19"/>
-    <w:bookmarkStart w:id="37" w:name="results"/>
+        <w:t xml:space="preserve">Analyses were run with Python 3.14 (the package supports 3.10 and later), TotalSegmentator</w:t>
+      </w:r>
+      <w:r>
+        <w:t xml:space="preserve"> </w:t>
+      </w:r>
+      <w:r>
+        <w:t xml:space="preserve">v2.17 (</w:t>
+      </w:r>
+      <w:r>
+        <w:rPr>
+          <w:rStyle w:val="VerbatimChar"/>
+        </w:rPr>
+        <w:t xml:space="preserve">total</w:t>
+      </w:r>
+      <w:r>
+        <w:t xml:space="preserve"> </w:t>
+      </w:r>
+      <w:r>
+        <w:t xml:space="preserve">task, 1.5 mm model) on PyTorch 2.11 with CUDA 12.8, pydicom 3.0 and NumPy</w:t>
+      </w:r>
+      <w:r>
+        <w:t xml:space="preserve"> </w:t>
+      </w:r>
+      <w:r>
+        <w:t xml:space="preserve">2.5. Every reported value is re-derived from the per-series records by the test suite,</w:t>
+      </w:r>
+      <w:r>
+        <w:t xml:space="preserve"> </w:t>
+      </w:r>
+      <w:r>
+        <w:t xml:space="preserve">including regenerating the complete analysis table and comparing it. Tables and figures are</w:t>
+      </w:r>
+      <w:r>
+        <w:t xml:space="preserve"> </w:t>
+      </w:r>
+      <w:r>
+        <w:t xml:space="preserve">regenerated by</w:t>
+      </w:r>
+      <w:r>
+        <w:t xml:space="preserve"> </w:t>
+      </w:r>
+      <w:r>
+        <w:rPr>
+          <w:rStyle w:val="VerbatimChar"/>
+        </w:rPr>
+        <w:t xml:space="preserve">tools/make_analysis.py</w:t>
+      </w:r>
+      <w:r>
+        <w:t xml:space="preserve"> </w:t>
+      </w:r>
+      <w:r>
+        <w:t xml:space="preserve">and</w:t>
+      </w:r>
+      <w:r>
+        <w:t xml:space="preserve"> </w:t>
+      </w:r>
+      <w:r>
+        <w:rPr>
+          <w:rStyle w:val="VerbatimChar"/>
+        </w:rPr>
+        <w:t xml:space="preserve">tools/make_figures.py</w:t>
+      </w:r>
+      <w:r>
+        <w:t xml:space="preserve">; the acquisition and</w:t>
+      </w:r>
+      <w:r>
+        <w:t xml:space="preserve"> </w:t>
+      </w:r>
+      <w:r>
+        <w:t xml:space="preserve">organ layers by</w:t>
+      </w:r>
+      <w:r>
+        <w:t xml:space="preserve"> </w:t>
+      </w:r>
+      <w:r>
+        <w:rPr>
+          <w:rStyle w:val="VerbatimChar"/>
+        </w:rPr>
+        <w:t xml:space="preserve">tools/select_and_download.py</w:t>
+      </w:r>
+      <w:r>
+        <w:t xml:space="preserve"> </w:t>
+      </w:r>
+      <w:r>
+        <w:t xml:space="preserve">and</w:t>
+      </w:r>
+      <w:r>
+        <w:t xml:space="preserve"> </w:t>
+      </w:r>
+      <w:r>
+        <w:rPr>
+          <w:rStyle w:val="VerbatimChar"/>
+        </w:rPr>
+        <w:t xml:space="preserve">tools/run_organ_dose.py</w:t>
+      </w:r>
+      <w:r>
+        <w:t xml:space="preserve">.</w:t>
+      </w:r>
+      <w:r>
+        <w:t xml:space="preserve"> </w:t>
+      </w:r>
+      <w:r>
+        <w:rPr>
+          <w:rStyle w:val="VerbatimChar"/>
+        </w:rPr>
+        <w:t xml:space="preserve">TODO-AUTHOR:</w:t>
+      </w:r>
+      <w:r>
+        <w:t xml:space="preserve"> </w:t>
+      </w:r>
+      <w:r>
+        <w:t xml:space="preserve">insert the release tag, commit hash and Zenodo version DOI at submission.</w:t>
+      </w:r>
+    </w:p>
+    <w:bookmarkEnd w:id="20"/>
+    <w:bookmarkEnd w:id="21"/>
+    <w:bookmarkStart w:id="39" w:name="results"/>
     <w:p>
       <w:pPr>
         <w:pStyle w:val="Heading2"/>
@@ -1533,13 +1735,13 @@
         <w:t xml:space="preserve">3. Results</w:t>
       </w:r>
     </w:p>
-    <w:bookmarkStart w:id="20" w:name="cohort"/>
+    <w:bookmarkStart w:id="22" w:name="cohort-and-records"/>
     <w:p>
       <w:pPr>
         <w:pStyle w:val="Heading3"/>
       </w:pPr>
       <w:r>
-        <w:t xml:space="preserve">3.1. Cohort</w:t>
+        <w:t xml:space="preserve">3.1. Cohort and Records</w:t>
       </w:r>
     </w:p>
     <w:p>
@@ -1553,23 +1755,23 @@
         <w:t xml:space="preserve"> </w:t>
       </w:r>
       <w:r>
-        <w:t xml:space="preserve">drawn from 21 collections and 23 scanner models, yielding 455 organ records across 12</w:t>
-      </w:r>
-      <w:r>
-        <w:t xml:space="preserve"> </w:t>
-      </w:r>
-      <w:r>
-        <w:t xml:space="preserve">organs.</w:t>
-      </w:r>
-    </w:p>
-    <w:bookmarkEnd w:id="20"/>
-    <w:bookmarkStart w:id="24" w:name="Xa52b26039e4d61903948f13761676a0de30bdad"/>
+        <w:t xml:space="preserve">drawn from 21 collections and 23 scanner models. Of 480 organ–series combinations, 455</w:t>
+      </w:r>
+      <w:r>
+        <w:t xml:space="preserve"> </w:t>
+      </w:r>
+      <w:r>
+        <w:t xml:space="preserve">organ records were produced across 12 organs, with the flow as given in Section 2.8.</w:t>
+      </w:r>
+    </w:p>
+    <w:bookmarkEnd w:id="22"/>
+    <w:bookmarkStart w:id="26" w:name="organ-specific-modulation-weights"/>
     <w:p>
       <w:pPr>
         <w:pStyle w:val="Heading3"/>
       </w:pPr>
       <w:r>
-        <w:t xml:space="preserve">3.2. Segmented Organ Mass Against a Published Reference</w:t>
+        <w:t xml:space="preserve">3.2. Organ-Specific Modulation Weights</w:t>
       </w:r>
     </w:p>
     <w:p>
@@ -1577,13 +1779,116 @@
         <w:pStyle w:val="FirstParagraph"/>
       </w:pPr>
       <w:r>
-        <w:t xml:space="preserve">Table 1 and Figure 1 give segmented organ mass relative to the ICRP 89 reference adult</w:t>
-      </w:r>
-      <w:r>
-        <w:t xml:space="preserve"> </w:t>
-      </w:r>
-      <w:r>
-        <w:t xml:space="preserve">male [5], over organs not truncated by the scan boundary.</w:t>
+        <w:t xml:space="preserve">Organ-specific modulation weights across the cohort span 0.59 to 1.69. The</w:t>
+      </w:r>
+      <w:r>
+        <w:t xml:space="preserve"> </w:t>
+      </w:r>
+      <w:r>
+        <w:t xml:space="preserve">anatomy-weighted index therefore departs from the whole-scan CTDIvol by up to roughly 70%</w:t>
+      </w:r>
+      <w:r>
+        <w:t xml:space="preserve"> </w:t>
+      </w:r>
+      <w:r>
+        <w:t xml:space="preserve">in either direction within a single acquisition, which is the variation the index exists</w:t>
+      </w:r>
+      <w:r>
+        <w:t xml:space="preserve"> </w:t>
+      </w:r>
+      <w:r>
+        <w:t xml:space="preserve">to express.</w:t>
+      </w:r>
+    </w:p>
+    <w:p>
+      <w:pPr>
+        <w:pStyle w:val="BodyText"/>
+      </w:pPr>
+      <w:r>
+        <w:t xml:space="preserve">Figure 3 shows one acquisition end to end: a Canon/Toshiba Aquilion PRIME series of 268</w:t>
+      </w:r>
+      <w:r>
+        <w:t xml:space="preserve"> </w:t>
+      </w:r>
+      <w:r>
+        <w:t xml:space="preserve">slices with a recorded CTDIvol of 16.1 mGy and a scan mean tube current of 265 mA. The</w:t>
+      </w:r>
+      <w:r>
+        <w:t xml:space="preserve"> </w:t>
+      </w:r>
+      <w:r>
+        <w:t xml:space="preserve">small bowel and colon, lying in the inferior abdomen where the modulation raised the</w:t>
+      </w:r>
+      <w:r>
+        <w:t xml:space="preserve"> </w:t>
+      </w:r>
+      <w:r>
+        <w:t xml:space="preserve">current to about 447 and 435 mA, take weights of 1.69 and 1.64 respectively, giving indices</w:t>
+      </w:r>
+      <w:r>
+        <w:t xml:space="preserve"> </w:t>
+      </w:r>
+      <w:r>
+        <w:t xml:space="preserve">near 27 mGy; the left kidney and stomach, higher in the scan, take weights of 0.94 and</w:t>
+      </w:r>
+      <w:r>
+        <w:t xml:space="preserve"> </w:t>
+      </w:r>
+      <w:r>
+        <w:t xml:space="preserve">indices near 15 mGy. Two organs in the same acquisition thus differ by a factor of 1.8 in</w:t>
+      </w:r>
+      <w:r>
+        <w:t xml:space="preserve"> </w:t>
+      </w:r>
+      <w:r>
+        <w:t xml:space="preserve">their anatomy-weighted index, a difference no whole-scan value can express.</w:t>
+      </w:r>
+    </w:p>
+    <w:p>
+      <w:pPr>
+        <w:pStyle w:val="BodyText"/>
+      </w:pPr>
+      <w:r>
+        <w:drawing>
+          <wp:inline>
+            <wp:extent cx="5334000" cy="4659094"/>
+            <wp:effectExtent b="0" l="0" r="0" t="0"/>
+            <wp:docPr descr="" title="" id="24" name="Picture"/>
+            <a:graphic>
+              <a:graphicData uri="http://schemas.openxmlformats.org/drawingml/2006/picture">
+                <pic:pic>
+                  <pic:nvPicPr>
+                    <pic:cNvPr descr="figures/fig3_demonstration_case.png" id="25" name="Picture"/>
+                    <pic:cNvPicPr>
+                      <a:picLocks noChangeArrowheads="1" noChangeAspect="1"/>
+                    </pic:cNvPicPr>
+                  </pic:nvPicPr>
+                  <pic:blipFill>
+                    <a:blip r:embed="rId23"/>
+                    <a:stretch>
+                      <a:fillRect/>
+                    </a:stretch>
+                  </pic:blipFill>
+                  <pic:spPr bwMode="auto">
+                    <a:xfrm>
+                      <a:off x="0" y="0"/>
+                      <a:ext cx="5334000" cy="4659094"/>
+                    </a:xfrm>
+                    <a:prstGeom prst="rect">
+                      <a:avLst/>
+                    </a:prstGeom>
+                    <a:noFill/>
+                    <a:ln w="9525">
+                      <a:noFill/>
+                      <a:headEnd/>
+                      <a:tailEnd/>
+                    </a:ln>
+                  </pic:spPr>
+                </pic:pic>
+              </a:graphicData>
+            </a:graphic>
+          </wp:inline>
+        </w:drawing>
       </w:r>
     </w:p>
     <w:p>
@@ -1595,13 +1900,274 @@
           <w:b/>
           <w:bCs/>
         </w:rPr>
+        <w:t xml:space="preserve">Figure 3.</w:t>
+      </w:r>
+      <w:r>
+        <w:t xml:space="preserve"> </w:t>
+      </w:r>
+      <w:r>
+        <w:t xml:space="preserve">One acquisition end to end. (</w:t>
+      </w:r>
+      <w:r>
+        <w:rPr>
+          <w:b/>
+          <w:bCs/>
+        </w:rPr>
+        <w:t xml:space="preserve">a</w:t>
+      </w:r>
+      <w:r>
+        <w:t xml:space="preserve">) Each organ’s longitudinal extent,</w:t>
+      </w:r>
+      <w:r>
+        <w:t xml:space="preserve"> </w:t>
+      </w:r>
+      <w:r>
+        <w:t xml:space="preserve">annotated with the mean tube current recorded over it, against a scan mean of 265 mA.</w:t>
+      </w:r>
+      <w:r>
+        <w:t xml:space="preserve"> </w:t>
+      </w:r>
+      <w:r>
+        <w:t xml:space="preserve">(</w:t>
+      </w:r>
+      <w:r>
+        <w:rPr>
+          <w:b/>
+          <w:bCs/>
+        </w:rPr>
+        <w:t xml:space="preserve">b</w:t>
+      </w:r>
+      <w:r>
+        <w:t xml:space="preserve">) The resulting anatomy-weighted CTDIvol index, with the organ-specific modulation</w:t>
+      </w:r>
+      <w:r>
+        <w:t xml:space="preserve"> </w:t>
+      </w:r>
+      <w:r>
+        <w:t xml:space="preserve">weight beside each bar; the dashed line is the whole-scan CTDIvol of 16.1 mGy. The bars</w:t>
+      </w:r>
+      <w:r>
+        <w:t xml:space="preserve"> </w:t>
+      </w:r>
+      <w:r>
+        <w:t xml:space="preserve">are modulation-weighted indices, not absorbed doses.</w:t>
+      </w:r>
+    </w:p>
+    <w:bookmarkEnd w:id="26"/>
+    <w:bookmarkStart w:id="30" w:name="X1e80acbb71a080ba11eed7c879b65fdaf9935e5"/>
+    <w:p>
+      <w:pPr>
+        <w:pStyle w:val="Heading3"/>
+      </w:pPr>
+      <w:r>
+        <w:t xml:space="preserve">3.3. Availability of a Dose Index in the Archived Headers</w:t>
+      </w:r>
+    </w:p>
+    <w:p>
+      <w:pPr>
+        <w:pStyle w:val="FirstParagraph"/>
+      </w:pPr>
+      <w:r>
+        <w:t xml:space="preserve">Across the cohort, 29 of 40 series retained a recorded CTDIvol in the archived DICOM</w:t>
+      </w:r>
+      <w:r>
+        <w:t xml:space="preserve"> </w:t>
+      </w:r>
+      <w:r>
+        <w:t xml:space="preserve">headers, 5 were reconstructable from acquisition physics, and 6 were neither (Figure 2).</w:t>
+      </w:r>
+    </w:p>
+    <w:p>
+      <w:pPr>
+        <w:pStyle w:val="BodyText"/>
+      </w:pPr>
+      <w:r>
+        <w:t xml:space="preserve">All 6 unrecoverable series are GE, and none of the ten sampled GE series retained a</w:t>
+      </w:r>
+      <w:r>
+        <w:t xml:space="preserve"> </w:t>
+      </w:r>
+      <w:r>
+        <w:t xml:space="preserve">recorded CTDIvol in the archived headers; the other three manufacturers retained one in 29</w:t>
+      </w:r>
+      <w:r>
+        <w:t xml:space="preserve"> </w:t>
+      </w:r>
+      <w:r>
+        <w:t xml:space="preserve">of 30. These counts are reported descriptively. No significance test is applied: series</w:t>
+      </w:r>
+      <w:r>
+        <w:t xml:space="preserve"> </w:t>
+      </w:r>
+      <w:r>
+        <w:t xml:space="preserve">drawn from a curated archive are not independent with respect to collection, contributing</w:t>
+      </w:r>
+      <w:r>
+        <w:t xml:space="preserve"> </w:t>
+      </w:r>
+      <w:r>
+        <w:t xml:space="preserve">site, scanner model, export pathway or de-identification, and a p-value computed over that</w:t>
+      </w:r>
+      <w:r>
+        <w:t xml:space="preserve"> </w:t>
+      </w:r>
+      <w:r>
+        <w:t xml:space="preserve">structure would describe a sampling model the data do not satisfy. For the six</w:t>
+      </w:r>
+      <w:r>
+        <w:t xml:space="preserve"> </w:t>
+      </w:r>
+      <w:r>
+        <w:t xml:space="preserve">unrecoverable series the organ masks, volumes, mass estimates and modulation weights are</w:t>
+      </w:r>
+      <w:r>
+        <w:t xml:space="preserve"> </w:t>
+      </w:r>
+      <w:r>
+        <w:t xml:space="preserve">all computable and reported, but no anatomy-weighted index exists for them.</w:t>
+      </w:r>
+    </w:p>
+    <w:p>
+      <w:pPr>
+        <w:pStyle w:val="BodyText"/>
+      </w:pPr>
+      <w:r>
+        <w:drawing>
+          <wp:inline>
+            <wp:extent cx="5334000" cy="2898815"/>
+            <wp:effectExtent b="0" l="0" r="0" t="0"/>
+            <wp:docPr descr="" title="" id="28" name="Picture"/>
+            <a:graphic>
+              <a:graphicData uri="http://schemas.openxmlformats.org/drawingml/2006/picture">
+                <pic:pic>
+                  <pic:nvPicPr>
+                    <pic:cNvPr descr="figures/fig2_dose_index_availability.png" id="29" name="Picture"/>
+                    <pic:cNvPicPr>
+                      <a:picLocks noChangeArrowheads="1" noChangeAspect="1"/>
+                    </pic:cNvPicPr>
+                  </pic:nvPicPr>
+                  <pic:blipFill>
+                    <a:blip r:embed="rId27"/>
+                    <a:stretch>
+                      <a:fillRect/>
+                    </a:stretch>
+                  </pic:blipFill>
+                  <pic:spPr bwMode="auto">
+                    <a:xfrm>
+                      <a:off x="0" y="0"/>
+                      <a:ext cx="5334000" cy="2898815"/>
+                    </a:xfrm>
+                    <a:prstGeom prst="rect">
+                      <a:avLst/>
+                    </a:prstGeom>
+                    <a:noFill/>
+                    <a:ln w="9525">
+                      <a:noFill/>
+                      <a:headEnd/>
+                      <a:tailEnd/>
+                    </a:ln>
+                  </pic:spPr>
+                </pic:pic>
+              </a:graphicData>
+            </a:graphic>
+          </wp:inline>
+        </w:drawing>
+      </w:r>
+    </w:p>
+    <w:p>
+      <w:pPr>
+        <w:pStyle w:val="BodyText"/>
+      </w:pPr>
+      <w:r>
+        <w:rPr>
+          <w:b/>
+          <w:bCs/>
+        </w:rPr>
+        <w:t xml:space="preserve">Figure 2.</w:t>
+      </w:r>
+      <w:r>
+        <w:t xml:space="preserve"> </w:t>
+      </w:r>
+      <w:r>
+        <w:t xml:space="preserve">Availability of a whole-scan dose index in the archived DICOM headers, by</w:t>
+      </w:r>
+      <w:r>
+        <w:t xml:space="preserve"> </w:t>
+      </w:r>
+      <w:r>
+        <w:t xml:space="preserve">manufacturer, in this TCIA sample. A series counted unrecoverable retained no CTDIvol in</w:t>
+      </w:r>
+      <w:r>
+        <w:t xml:space="preserve"> </w:t>
+      </w:r>
+      <w:r>
+        <w:t xml:space="preserve">its header and its scanner lies outside the open coefficient database. Segments are</w:t>
+      </w:r>
+      <w:r>
+        <w:t xml:space="preserve"> </w:t>
+      </w:r>
+      <w:r>
+        <w:t xml:space="preserve">distinguished by fill pattern as well as tone.</w:t>
+      </w:r>
+    </w:p>
+    <w:bookmarkEnd w:id="30"/>
+    <w:bookmarkStart w:id="34" w:name="X70cbf5043a3c777e943a08818979130bc3ea1a7"/>
+    <w:p>
+      <w:pPr>
+        <w:pStyle w:val="Heading3"/>
+      </w:pPr>
+      <w:r>
+        <w:t xml:space="preserve">3.4. External Reference Comparison of Estimated Organ Mass</w:t>
+      </w:r>
+    </w:p>
+    <w:p>
+      <w:pPr>
+        <w:pStyle w:val="FirstParagraph"/>
+      </w:pPr>
+      <w:r>
+        <w:t xml:space="preserve">Table 1 and Figure 1 place attenuation-derived estimated organ mass beside the ICRP 89</w:t>
+      </w:r>
+      <w:r>
+        <w:t xml:space="preserve"> </w:t>
+      </w:r>
+      <w:r>
+        <w:t xml:space="preserve">reference adult male values [5], over the 177 untruncated records of the five solid</w:t>
+      </w:r>
+      <w:r>
+        <w:t xml:space="preserve"> </w:t>
+      </w:r>
+      <w:r>
+        <w:t xml:space="preserve">organs.</w:t>
+      </w:r>
+    </w:p>
+    <w:p>
+      <w:pPr>
+        <w:pStyle w:val="BodyText"/>
+      </w:pPr>
+      <w:r>
+        <w:rPr>
+          <w:b/>
+          <w:bCs/>
+        </w:rPr>
         <w:t xml:space="preserve">Table 1.</w:t>
       </w:r>
       <w:r>
         <w:t xml:space="preserve"> </w:t>
       </w:r>
       <w:r>
-        <w:t xml:space="preserve">Segmented organ mass against ICRP 89 reference values, whole organs only.</w:t>
+        <w:t xml:space="preserve">Attenuation-derived estimated organ mass beside ICRP 89 reference adult male</w:t>
+      </w:r>
+      <w:r>
+        <w:t xml:space="preserve"> </w:t>
+      </w:r>
+      <w:r>
+        <w:t xml:space="preserve">values, untruncated organs only. The reference is an external anchor, not a subject-level</w:t>
+      </w:r>
+      <w:r>
+        <w:t xml:space="preserve"> </w:t>
+      </w:r>
+      <w:r>
+        <w:t xml:space="preserve">ground truth.</w:t>
       </w:r>
     </w:p>
     <w:tbl>
@@ -1649,7 +2215,7 @@
               <w:pStyle w:val="Compact"/>
             </w:pPr>
             <w:r>
-              <w:t xml:space="preserve">median mass</w:t>
+              <w:t xml:space="preserve">median estimated mass</w:t>
             </w:r>
           </w:p>
         </w:tc>
@@ -1898,25 +2464,51 @@
     </w:tbl>
     <w:p>
       <w:pPr>
-        <w:pStyle w:val="CaptionedFigure"/>
+        <w:pStyle w:val="BodyText"/>
+      </w:pPr>
+      <w:r>
+        <w:t xml:space="preserve">Estimates for the liver were broadly consistent with the reference value, within 6%, and</w:t>
+      </w:r>
+      <w:r>
+        <w:t xml:space="preserve"> </w:t>
+      </w:r>
+      <w:r>
+        <w:t xml:space="preserve">the kidneys within 17%. Two organs departed more substantially: the pancreas estimate was</w:t>
+      </w:r>
+      <w:r>
+        <w:t xml:space="preserve"> </w:t>
+      </w:r>
+      <w:r>
+        <w:t xml:space="preserve">39% below the reference and the spleen 72% above. Neither was adjusted; possible</w:t>
+      </w:r>
+      <w:r>
+        <w:t xml:space="preserve"> </w:t>
+      </w:r>
+      <w:r>
+        <w:t xml:space="preserve">explanations are examined in Section 4.</w:t>
+      </w:r>
+    </w:p>
+    <w:p>
+      <w:pPr>
+        <w:pStyle w:val="BodyText"/>
       </w:pPr>
       <w:r>
         <w:drawing>
           <wp:inline>
-            <wp:extent cx="5149515" cy="2942580"/>
+            <wp:extent cx="5147224" cy="2942580"/>
             <wp:effectExtent b="0" l="0" r="0" t="0"/>
-            <wp:docPr descr="Figure 1. Segmented organ mass relative to the ICRP 89 reference adult male, by manufacturer. Each marker is one organ in one series; the horizontal bar is the median across all manufacturers. Organs truncated by the scan boundary are excluded, since their mass is that of the scanned part only. Manufacturer is encoded by marker shape as well as colour, so the figure is readable in greyscale." title="" id="22" name="Picture"/>
+            <wp:docPr descr="" title="" id="32" name="Picture"/>
             <a:graphic>
               <a:graphicData uri="http://schemas.openxmlformats.org/drawingml/2006/picture">
                 <pic:pic>
                   <pic:nvPicPr>
-                    <pic:cNvPr descr="figures/fig1_organ_mass_vs_icrp89.png" id="23" name="Picture"/>
+                    <pic:cNvPr descr="figures/fig1_organ_mass_vs_icrp89.png" id="33" name="Picture"/>
                     <pic:cNvPicPr>
                       <a:picLocks noChangeArrowheads="1" noChangeAspect="1"/>
                     </pic:cNvPicPr>
                   </pic:nvPicPr>
                   <pic:blipFill>
-                    <a:blip r:embed="rId21"/>
+                    <a:blip r:embed="rId31"/>
                     <a:stretch>
                       <a:fillRect/>
                     </a:stretch>
@@ -1924,7 +2516,7 @@
                   <pic:spPr bwMode="auto">
                     <a:xfrm>
                       <a:off x="0" y="0"/>
-                      <a:ext cx="5149515" cy="2942580"/>
+                      <a:ext cx="5147224" cy="2942580"/>
                     </a:xfrm>
                     <a:prstGeom prst="rect">
                       <a:avLst/>
@@ -1945,7 +2537,7 @@
     </w:p>
     <w:p>
       <w:pPr>
-        <w:pStyle w:val="ImageCaption"/>
+        <w:pStyle w:val="BodyText"/>
       </w:pPr>
       <w:r>
         <w:rPr>
@@ -1958,7 +2550,55 @@
         <w:t xml:space="preserve"> </w:t>
       </w:r>
       <w:r>
-        <w:t xml:space="preserve">Segmented organ mass relative to the ICRP 89 reference adult male, by manufacturer. Each marker is one organ in one series; the horizontal bar is the median across all manufacturers. Organs truncated by the scan boundary are excluded, since their mass is that of the scanned part only. Manufacturer is encoded by marker shape as well as colour, so the figure is readable in greyscale.</w:t>
+        <w:t xml:space="preserve">Attenuation-derived estimated organ mass relative to the ICRP 89 reference</w:t>
+      </w:r>
+      <w:r>
+        <w:t xml:space="preserve"> </w:t>
+      </w:r>
+      <w:r>
+        <w:t xml:space="preserve">adult male mass, by manufacturer. Each marker is one organ in one series; the horizontal</w:t>
+      </w:r>
+      <w:r>
+        <w:t xml:space="preserve"> </w:t>
+      </w:r>
+      <w:r>
+        <w:t xml:space="preserve">bar is the median across all manufacturers. Organs truncated by the scan boundary are</w:t>
+      </w:r>
+      <w:r>
+        <w:t xml:space="preserve"> </w:t>
+      </w:r>
+      <w:r>
+        <w:t xml:space="preserve">excluded. Manufacturer is encoded by marker shape as well as colour, so the figure is</w:t>
+      </w:r>
+      <w:r>
+        <w:t xml:space="preserve"> </w:t>
+      </w:r>
+      <w:r>
+        <w:t xml:space="preserve">readable in greyscale.</w:t>
+      </w:r>
+    </w:p>
+    <w:bookmarkEnd w:id="34"/>
+    <w:bookmarkStart w:id="38" w:name="Xe502f279f709e96f2f22f37520e1c85ca7cf199"/>
+    <w:p>
+      <w:pPr>
+        <w:pStyle w:val="Heading3"/>
+      </w:pPr>
+      <w:r>
+        <w:t xml:space="preserve">3.5. What Limits an Organ-Level Modulation Analysis</w:t>
+      </w:r>
+    </w:p>
+    <w:p>
+      <w:pPr>
+        <w:pStyle w:val="FirstParagraph"/>
+      </w:pPr>
+      <w:r>
+        <w:t xml:space="preserve">Two conditions reduce what such an analysis can measure, and both differ across the</w:t>
+      </w:r>
+      <w:r>
+        <w:t xml:space="preserve"> </w:t>
+      </w:r>
+      <w:r>
+        <w:t xml:space="preserve">sampled manufacturers (Figure 4).</w:t>
       </w:r>
     </w:p>
     <w:p>
@@ -1966,412 +2606,80 @@
         <w:pStyle w:val="BodyText"/>
       </w:pPr>
       <w:r>
-        <w:t xml:space="preserve">The liver, the largest organ and the one contributing most mass, agrees with the reference</w:t>
-      </w:r>
-      <w:r>
-        <w:t xml:space="preserve"> </w:t>
-      </w:r>
-      <w:r>
-        <w:t xml:space="preserve">to within 6%, and the kidneys to within 17%. Two organs depart systematically: the</w:t>
-      </w:r>
-      <w:r>
-        <w:t xml:space="preserve"> </w:t>
-      </w:r>
-      <w:r>
-        <w:t xml:space="preserve">pancreas is low by 39% and the spleen high by 72%. Both are reported as measured; neither</w:t>
-      </w:r>
-      <w:r>
-        <w:t xml:space="preserve"> </w:t>
-      </w:r>
-      <w:r>
-        <w:t xml:space="preserve">was corrected. Their attribution is taken up in Section 4.</w:t>
-      </w:r>
-    </w:p>
-    <w:bookmarkEnd w:id="24"/>
-    <w:bookmarkStart w:id="28" w:name="X4565a298e9982ca71965407eb629ce79fbb843c"/>
-    <w:p>
-      <w:pPr>
-        <w:pStyle w:val="Heading3"/>
-      </w:pPr>
-      <w:r>
-        <w:t xml:space="preserve">3.3. Availability of a Dose Index, by Manufacturer</w:t>
-      </w:r>
-    </w:p>
-    <w:p>
-      <w:pPr>
-        <w:pStyle w:val="FirstParagraph"/>
-      </w:pPr>
-      <w:r>
-        <w:t xml:space="preserve">Figure 2 gives the availability of a whole-scan dose index. Across the cohort, 29 of 40</w:t>
-      </w:r>
-      <w:r>
-        <w:t xml:space="preserve"> </w:t>
-      </w:r>
-      <w:r>
-        <w:t xml:space="preserve">series carried a recorded CTDIvol, 5 were reconstructable from acquisition physics, and 6</w:t>
-      </w:r>
-      <w:r>
-        <w:t xml:space="preserve"> </w:t>
-      </w:r>
-      <w:r>
-        <w:t xml:space="preserve">were neither.</w:t>
-      </w:r>
-    </w:p>
-    <w:p>
-      <w:pPr>
-        <w:pStyle w:val="CaptionedFigure"/>
+        <w:t xml:space="preserve">Truncation by the scan boundary affected 5.2% of organ records on GE, 5.5% on Siemens,</w:t>
+      </w:r>
+      <w:r>
+        <w:t xml:space="preserve"> </w:t>
+      </w:r>
+      <w:r>
+        <w:t xml:space="preserve">10.4% on Canon/Toshiba and 20.0% on Philips, reflecting the scan ranges of the sampled</w:t>
+      </w:r>
+      <w:r>
+        <w:t xml:space="preserve"> </w:t>
+      </w:r>
+      <w:r>
+        <w:t xml:space="preserve">acquisitions rather than any property of the scanners. The organs most often cut are the</w:t>
+      </w:r>
+      <w:r>
+        <w:t xml:space="preserve"> </w:t>
+      </w:r>
+      <w:r>
+        <w:t xml:space="preserve">colon and small bowel.</w:t>
+      </w:r>
+    </w:p>
+    <w:p>
+      <w:pPr>
+        <w:pStyle w:val="BodyText"/>
+      </w:pPr>
+      <w:r>
+        <w:t xml:space="preserve">3 of the 40 series showed a peak-to-peak spread of organ weights below 0.02: their tube</w:t>
+      </w:r>
+      <w:r>
+        <w:t xml:space="preserve"> </w:t>
+      </w:r>
+      <w:r>
+        <w:t xml:space="preserve">current does not vary across the abdominal organs, so the weighting has nothing to</w:t>
+      </w:r>
+      <w:r>
+        <w:t xml:space="preserve"> </w:t>
+      </w:r>
+      <w:r>
+        <w:t xml:space="preserve">express. These series passed the modulation screen at selection, where the current varies</w:t>
+      </w:r>
+      <w:r>
+        <w:t xml:space="preserve"> </w:t>
+      </w:r>
+      <w:r>
+        <w:t xml:space="preserve">across the whole scan; the flatness is local to the abdomen. They are uninformative for</w:t>
+      </w:r>
+      <w:r>
+        <w:t xml:space="preserve"> </w:t>
+      </w:r>
+      <w:r>
+        <w:t xml:space="preserve">this analysis rather than faulty.</w:t>
+      </w:r>
+    </w:p>
+    <w:p>
+      <w:pPr>
+        <w:pStyle w:val="BodyText"/>
       </w:pPr>
       <w:r>
         <w:drawing>
           <wp:inline>
-            <wp:extent cx="5334000" cy="2898815"/>
+            <wp:extent cx="5296186" cy="2342147"/>
             <wp:effectExtent b="0" l="0" r="0" t="0"/>
-            <wp:docPr descr="Figure 2. Availability of a whole-scan dose index by manufacturer. A series counted unrecoverable carries no CTDIvol in its header and its scanner lies outside the open coefficient database, so no organ-level index can be formed from it at all. Segments are distinguished by fill pattern as well as tone." title="" id="26" name="Picture"/>
+            <wp:docPr descr="" title="" id="36" name="Picture"/>
             <a:graphic>
               <a:graphicData uri="http://schemas.openxmlformats.org/drawingml/2006/picture">
                 <pic:pic>
                   <pic:nvPicPr>
-                    <pic:cNvPr descr="figures/fig2_dose_index_availability.png" id="27" name="Picture"/>
+                    <pic:cNvPr descr="figures/fig4_study_limits.png" id="37" name="Picture"/>
                     <pic:cNvPicPr>
                       <a:picLocks noChangeArrowheads="1" noChangeAspect="1"/>
                     </pic:cNvPicPr>
                   </pic:nvPicPr>
                   <pic:blipFill>
-                    <a:blip r:embed="rId25"/>
-                    <a:stretch>
-                      <a:fillRect/>
-                    </a:stretch>
-                  </pic:blipFill>
-                  <pic:spPr bwMode="auto">
-                    <a:xfrm>
-                      <a:off x="0" y="0"/>
-                      <a:ext cx="5334000" cy="2898815"/>
-                    </a:xfrm>
-                    <a:prstGeom prst="rect">
-                      <a:avLst/>
-                    </a:prstGeom>
-                    <a:noFill/>
-                    <a:ln w="9525">
-                      <a:noFill/>
-                      <a:headEnd/>
-                      <a:tailEnd/>
-                    </a:ln>
-                  </pic:spPr>
-                </pic:pic>
-              </a:graphicData>
-            </a:graphic>
-          </wp:inline>
-        </w:drawing>
-      </w:r>
-    </w:p>
-    <w:p>
-      <w:pPr>
-        <w:pStyle w:val="ImageCaption"/>
-      </w:pPr>
-      <w:r>
-        <w:rPr>
-          <w:b/>
-          <w:bCs/>
-        </w:rPr>
-        <w:t xml:space="preserve">Figure 2.</w:t>
-      </w:r>
-      <w:r>
-        <w:t xml:space="preserve"> </w:t>
-      </w:r>
-      <w:r>
-        <w:t xml:space="preserve">Availability of a whole-scan dose index by manufacturer. A series counted unrecoverable carries no CTDIvol in its header and its scanner lies outside the open coefficient database, so no organ-level index can be formed from it at all. Segments are distinguished by fill pattern as well as tone.</w:t>
-      </w:r>
-    </w:p>
-    <w:p>
-      <w:pPr>
-        <w:pStyle w:val="BodyText"/>
-      </w:pPr>
-      <w:r>
-        <w:t xml:space="preserve">All 6 unrecoverable series are GE, and GE recorded a CTDIvol in none of its ten series</w:t>
-      </w:r>
-      <w:r>
-        <w:t xml:space="preserve"> </w:t>
-      </w:r>
-      <w:r>
-        <w:t xml:space="preserve">(GE 0/10); the other three manufacturers recorded one in 29 of 30 (Fisher exact test,</w:t>
-      </w:r>
-      <w:r>
-        <w:t xml:space="preserve"> </w:t>
-      </w:r>
-      <w:r>
-        <w:t xml:space="preserve">two-sided,</w:t>
-      </w:r>
-      <w:r>
-        <w:t xml:space="preserve"> </w:t>
-      </w:r>
-      <w:r>
-        <w:rPr>
-          <w:i/>
-          <w:iCs/>
-        </w:rPr>
-        <w:t xml:space="preserve">p</w:t>
-      </w:r>
-      <w:r>
-        <w:t xml:space="preserve"> </w:t>
-      </w:r>
-      <w:r>
-        <w:t xml:space="preserve">= 1 × 10^−8). Four of the ten GE series were rescued by physics</w:t>
-      </w:r>
-      <w:r>
-        <w:t xml:space="preserve"> </w:t>
-      </w:r>
-      <w:r>
-        <w:t xml:space="preserve">reconstruction; the remaining six carry scanners outside the open coefficient database and</w:t>
-      </w:r>
-      <w:r>
-        <w:t xml:space="preserve"> </w:t>
-      </w:r>
-      <w:r>
-        <w:t xml:space="preserve">therefore admit no dose index at all. For those six, the organ masks, volumes, masses and</w:t>
-      </w:r>
-      <w:r>
-        <w:t xml:space="preserve"> </w:t>
-      </w:r>
-      <w:r>
-        <w:t xml:space="preserve">modulation weights are all computable and are reported — but no organ-level dose index</w:t>
-      </w:r>
-      <w:r>
-        <w:t xml:space="preserve"> </w:t>
-      </w:r>
-      <w:r>
-        <w:t xml:space="preserve">exists for them, and no coefficient set, however licensed, would change that.</w:t>
-      </w:r>
-    </w:p>
-    <w:bookmarkEnd w:id="28"/>
-    <w:bookmarkStart w:id="32" w:name="the-organ-level-index"/>
-    <w:p>
-      <w:pPr>
-        <w:pStyle w:val="Heading3"/>
-      </w:pPr>
-      <w:r>
-        <w:t xml:space="preserve">3.4. The Organ-Level Index</w:t>
-      </w:r>
-    </w:p>
-    <w:p>
-      <w:pPr>
-        <w:pStyle w:val="FirstParagraph"/>
-      </w:pPr>
-      <w:r>
-        <w:t xml:space="preserve">Organ modulation weights across the cohort span 0.59 to 1.69. Within a single acquisition</w:t>
-      </w:r>
-      <w:r>
-        <w:t xml:space="preserve"> </w:t>
-      </w:r>
-      <w:r>
-        <w:t xml:space="preserve">the organ-level index therefore departs from the whole-scan index by up to roughly 70% in</w:t>
-      </w:r>
-      <w:r>
-        <w:t xml:space="preserve"> </w:t>
-      </w:r>
-      <w:r>
-        <w:t xml:space="preserve">either direction, which is the magnitude the method exists to capture.</w:t>
-      </w:r>
-    </w:p>
-    <w:p>
-      <w:pPr>
-        <w:pStyle w:val="BodyText"/>
-      </w:pPr>
-      <w:r>
-        <w:t xml:space="preserve">Figure 3 shows one acquisition end to end: a Canon/Toshiba Aquilion PRIME series of 268</w:t>
-      </w:r>
-      <w:r>
-        <w:t xml:space="preserve"> </w:t>
-      </w:r>
-      <w:r>
-        <w:t xml:space="preserve">slices with a recorded CTDIvol of 16.1 mGy and a scan mean tube current of 265 mA. The</w:t>
-      </w:r>
-      <w:r>
-        <w:t xml:space="preserve"> </w:t>
-      </w:r>
-      <w:r>
-        <w:t xml:space="preserve">small bowel and colon, lying in the inferior abdomen where the modulation raised the</w:t>
-      </w:r>
-      <w:r>
-        <w:t xml:space="preserve"> </w:t>
-      </w:r>
-      <w:r>
-        <w:t xml:space="preserve">current to about 447 and 435 mA, take weights of 1.69 and 1.64 respectively, giving</w:t>
-      </w:r>
-      <w:r>
-        <w:t xml:space="preserve"> </w:t>
-      </w:r>
-      <w:r>
-        <w:t xml:space="preserve">organ-level indices near 27 mGy; the left kidney and stomach, higher in the scan, take</w:t>
-      </w:r>
-      <w:r>
-        <w:t xml:space="preserve"> </w:t>
-      </w:r>
-      <w:r>
-        <w:t xml:space="preserve">weights of 0.94 and indices near 15 mGy. Two organs in the same acquisition thus differ by</w:t>
-      </w:r>
-      <w:r>
-        <w:t xml:space="preserve"> </w:t>
-      </w:r>
-      <w:r>
-        <w:t xml:space="preserve">a factor of 1.8 in the exposure they receive, a difference no whole-scan number can</w:t>
-      </w:r>
-      <w:r>
-        <w:t xml:space="preserve"> </w:t>
-      </w:r>
-      <w:r>
-        <w:t xml:space="preserve">express.</w:t>
-      </w:r>
-    </w:p>
-    <w:p>
-      <w:pPr>
-        <w:pStyle w:val="CaptionedFigure"/>
-      </w:pPr>
-      <w:r>
-        <w:drawing>
-          <wp:inline>
-            <wp:extent cx="5334000" cy="4661344"/>
-            <wp:effectExtent b="0" l="0" r="0" t="0"/>
-            <wp:docPr descr="Figure 3. One acquisition end to end. (a) Each organ’s longitudinal extent, annotated with the mean tube current recorded over it, against a scan mean of 265 mA. (b) The resulting organ-specific weighted CTDIvol, with the modulation weight beside each bar; the dashed line is the whole-scan CTDIvol of 16.1 mGy." title="" id="30" name="Picture"/>
-            <a:graphic>
-              <a:graphicData uri="http://schemas.openxmlformats.org/drawingml/2006/picture">
-                <pic:pic>
-                  <pic:nvPicPr>
-                    <pic:cNvPr descr="figures/fig3_demonstration_case.png" id="31" name="Picture"/>
-                    <pic:cNvPicPr>
-                      <a:picLocks noChangeArrowheads="1" noChangeAspect="1"/>
-                    </pic:cNvPicPr>
-                  </pic:nvPicPr>
-                  <pic:blipFill>
-                    <a:blip r:embed="rId29"/>
-                    <a:stretch>
-                      <a:fillRect/>
-                    </a:stretch>
-                  </pic:blipFill>
-                  <pic:spPr bwMode="auto">
-                    <a:xfrm>
-                      <a:off x="0" y="0"/>
-                      <a:ext cx="5334000" cy="4661344"/>
-                    </a:xfrm>
-                    <a:prstGeom prst="rect">
-                      <a:avLst/>
-                    </a:prstGeom>
-                    <a:noFill/>
-                    <a:ln w="9525">
-                      <a:noFill/>
-                      <a:headEnd/>
-                      <a:tailEnd/>
-                    </a:ln>
-                  </pic:spPr>
-                </pic:pic>
-              </a:graphicData>
-            </a:graphic>
-          </wp:inline>
-        </w:drawing>
-      </w:r>
-    </w:p>
-    <w:p>
-      <w:pPr>
-        <w:pStyle w:val="ImageCaption"/>
-      </w:pPr>
-      <w:r>
-        <w:rPr>
-          <w:b/>
-          <w:bCs/>
-        </w:rPr>
-        <w:t xml:space="preserve">Figure 3.</w:t>
-      </w:r>
-      <w:r>
-        <w:t xml:space="preserve"> </w:t>
-      </w:r>
-      <w:r>
-        <w:t xml:space="preserve">One acquisition end to end. (</w:t>
-      </w:r>
-      <w:r>
-        <w:rPr>
-          <w:b/>
-          <w:bCs/>
-        </w:rPr>
-        <w:t xml:space="preserve">a</w:t>
-      </w:r>
-      <w:r>
-        <w:t xml:space="preserve">) Each organ’s longitudinal extent, annotated with the mean tube current recorded over it, against a scan mean of 265 mA. (</w:t>
-      </w:r>
-      <w:r>
-        <w:rPr>
-          <w:b/>
-          <w:bCs/>
-        </w:rPr>
-        <w:t xml:space="preserve">b</w:t>
-      </w:r>
-      <w:r>
-        <w:t xml:space="preserve">) The resulting organ-specific weighted CTDIvol, with the modulation weight beside each bar; the dashed line is the whole-scan CTDIvol of 16.1 mGy.</w:t>
-      </w:r>
-    </w:p>
-    <w:bookmarkEnd w:id="32"/>
-    <w:bookmarkStart w:id="36" w:name="what-limits-an-organ-level-study"/>
-    <w:p>
-      <w:pPr>
-        <w:pStyle w:val="Heading3"/>
-      </w:pPr>
-      <w:r>
-        <w:t xml:space="preserve">3.5. What Limits an Organ-Level Study</w:t>
-      </w:r>
-    </w:p>
-    <w:p>
-      <w:pPr>
-        <w:pStyle w:val="FirstParagraph"/>
-      </w:pPr>
-      <w:r>
-        <w:t xml:space="preserve">Two conditions, neither a defect in the data nor in the method, reduce what an organ-level</w:t>
-      </w:r>
-      <w:r>
-        <w:t xml:space="preserve"> </w:t>
-      </w:r>
-      <w:r>
-        <w:t xml:space="preserve">study can measure, and both are vendor-dependent in this cohort (Figure 4).</w:t>
-      </w:r>
-    </w:p>
-    <w:p>
-      <w:pPr>
-        <w:pStyle w:val="BodyText"/>
-      </w:pPr>
-      <w:r>
-        <w:t xml:space="preserve">Truncation by the scan boundary affected 5.2% of organ records on GE, 5.5% on Siemens,</w:t>
-      </w:r>
-      <w:r>
-        <w:t xml:space="preserve"> </w:t>
-      </w:r>
-      <w:r>
-        <w:t xml:space="preserve">10.4% on Canon/Toshiba and 20.0% on Philips. The organs most often cut are the colon and</w:t>
-      </w:r>
-      <w:r>
-        <w:t xml:space="preserve"> </w:t>
-      </w:r>
-      <w:r>
-        <w:t xml:space="preserve">small bowel, which are longitudinally extensive, followed by the liver on Philips.</w:t>
-      </w:r>
-    </w:p>
-    <w:p>
-      <w:pPr>
-        <w:pStyle w:val="CaptionedFigure"/>
-      </w:pPr>
-      <w:r>
-        <w:drawing>
-          <wp:inline>
-            <wp:extent cx="5296186" cy="2342147"/>
-            <wp:effectExtent b="0" l="0" r="0" t="0"/>
-            <wp:docPr descr="Figure 4. What limits an organ-level modulation study. (a) Percentage of organ records truncated by the scan boundary, by manufacturer, annotated with the counts. (b) Peak-to-peak spread of the organ weights within each series; the dashed line is the threshold below which a series carries no usable variation across its organs." title="" id="34" name="Picture"/>
-            <a:graphic>
-              <a:graphicData uri="http://schemas.openxmlformats.org/drawingml/2006/picture">
-                <pic:pic>
-                  <pic:nvPicPr>
-                    <pic:cNvPr descr="figures/fig4_study_limits.png" id="35" name="Picture"/>
-                    <pic:cNvPicPr>
-                      <a:picLocks noChangeArrowheads="1" noChangeAspect="1"/>
-                    </pic:cNvPicPr>
-                  </pic:nvPicPr>
-                  <pic:blipFill>
-                    <a:blip r:embed="rId33"/>
+                    <a:blip r:embed="rId35"/>
                     <a:stretch>
                       <a:fillRect/>
                     </a:stretch>
@@ -2400,7 +2708,7 @@
     </w:p>
     <w:p>
       <w:pPr>
-        <w:pStyle w:val="ImageCaption"/>
+        <w:pStyle w:val="BodyText"/>
       </w:pPr>
       <w:r>
         <w:rPr>
@@ -2413,7 +2721,7 @@
         <w:t xml:space="preserve"> </w:t>
       </w:r>
       <w:r>
-        <w:t xml:space="preserve">What limits an organ-level modulation study. (</w:t>
+        <w:t xml:space="preserve">What limits an organ-level modulation analysis. (</w:t>
       </w:r>
       <w:r>
         <w:rPr>
@@ -2423,7 +2731,19 @@
         <w:t xml:space="preserve">a</w:t>
       </w:r>
       <w:r>
-        <w:t xml:space="preserve">) Percentage of organ records truncated by the scan boundary, by manufacturer, annotated with the counts. (</w:t>
+        <w:t xml:space="preserve">) Percentage of organ</w:t>
+      </w:r>
+      <w:r>
+        <w:t xml:space="preserve"> </w:t>
+      </w:r>
+      <w:r>
+        <w:t xml:space="preserve">records truncated by the scan boundary, by manufacturer, annotated with the counts.</w:t>
+      </w:r>
+      <w:r>
+        <w:t xml:space="preserve"> </w:t>
+      </w:r>
+      <w:r>
+        <w:t xml:space="preserve">(</w:t>
       </w:r>
       <w:r>
         <w:rPr>
@@ -2433,50 +2753,18 @@
         <w:t xml:space="preserve">b</w:t>
       </w:r>
       <w:r>
-        <w:t xml:space="preserve">) Peak-to-peak spread of the organ weights within each series; the dashed line is the threshold below which a series carries no usable variation across its organs.</w:t>
-      </w:r>
-    </w:p>
-    <w:p>
-      <w:pPr>
-        <w:pStyle w:val="BodyText"/>
-      </w:pPr>
-      <w:r>
-        <w:t xml:space="preserve">3 of the 40 series showed a peak-to-peak spread of organ weights below 0.02: their tube</w:t>
-      </w:r>
-      <w:r>
-        <w:t xml:space="preserve"> </w:t>
-      </w:r>
-      <w:r>
-        <w:t xml:space="preserve">current does not vary across the abdominal organs, so the modulation weighting has nothing</w:t>
-      </w:r>
-      <w:r>
-        <w:t xml:space="preserve"> </w:t>
-      </w:r>
-      <w:r>
-        <w:t xml:space="preserve">to express. These are genuine acquisitions and passed the modulation screen at selection,</w:t>
-      </w:r>
-      <w:r>
-        <w:t xml:space="preserve"> </w:t>
-      </w:r>
-      <w:r>
-        <w:t xml:space="preserve">where the current varies across the whole scan; the flatness is local to the abdomen. They</w:t>
-      </w:r>
-      <w:r>
-        <w:t xml:space="preserve"> </w:t>
-      </w:r>
-      <w:r>
-        <w:t xml:space="preserve">are uninformative for an organ-level modulation study rather than faulty, and are counted</w:t>
-      </w:r>
-      <w:r>
-        <w:t xml:space="preserve"> </w:t>
-      </w:r>
-      <w:r>
-        <w:t xml:space="preserve">as such.</w:t>
-      </w:r>
-    </w:p>
-    <w:bookmarkEnd w:id="36"/>
-    <w:bookmarkEnd w:id="37"/>
-    <w:bookmarkStart w:id="38" w:name="discussion"/>
+        <w:t xml:space="preserve">) Peak-to-peak spread of the organ-specific modulation weights within each series;</w:t>
+      </w:r>
+      <w:r>
+        <w:t xml:space="preserve"> </w:t>
+      </w:r>
+      <w:r>
+        <w:t xml:space="preserve">the dashed line is the threshold below which a series carries no usable variation.</w:t>
+      </w:r>
+    </w:p>
+    <w:bookmarkEnd w:id="38"/>
+    <w:bookmarkEnd w:id="39"/>
+    <w:bookmarkStart w:id="40" w:name="discussion"/>
     <w:p>
       <w:pPr>
         <w:pStyle w:val="Heading2"/>
@@ -2494,31 +2782,37 @@
           <w:b/>
           <w:bCs/>
         </w:rPr>
-        <w:t xml:space="preserve">What the organ layer adds.</w:t>
-      </w:r>
-      <w:r>
-        <w:t xml:space="preserve"> </w:t>
-      </w:r>
-      <w:r>
-        <w:t xml:space="preserve">The organ modulation weights span 0.59 to 1.69, so</w:t>
-      </w:r>
-      <w:r>
-        <w:t xml:space="preserve"> </w:t>
-      </w:r>
-      <w:r>
-        <w:t xml:space="preserve">attributing the whole-scan index to every organ misstates the exposure of some organs by</w:t>
-      </w:r>
-      <w:r>
-        <w:t xml:space="preserve"> </w:t>
-      </w:r>
-      <w:r>
-        <w:t xml:space="preserve">tens of percent within a single acquisition. That is the quantitative case for the organ</w:t>
-      </w:r>
-      <w:r>
-        <w:t xml:space="preserve"> </w:t>
-      </w:r>
-      <w:r>
-        <w:t xml:space="preserve">layer, and it is obtainable from data every scanner already writes.</w:t>
+        <w:t xml:space="preserve">Principal finding.</w:t>
+      </w:r>
+      <w:r>
+        <w:t xml:space="preserve"> </w:t>
+      </w:r>
+      <w:r>
+        <w:t xml:space="preserve">Organ-specific modulation weights span 0.59 to 1.69 across this</w:t>
+      </w:r>
+      <w:r>
+        <w:t xml:space="preserve"> </w:t>
+      </w:r>
+      <w:r>
+        <w:t xml:space="preserve">cohort, and within a single acquisition two organs differed by a factor of 1.8 in their</w:t>
+      </w:r>
+      <w:r>
+        <w:t xml:space="preserve"> </w:t>
+      </w:r>
+      <w:r>
+        <w:t xml:space="preserve">anatomy-weighted index. Longitudinal modulation therefore produces organ-specific exposure</w:t>
+      </w:r>
+      <w:r>
+        <w:t xml:space="preserve"> </w:t>
+      </w:r>
+      <w:r>
+        <w:t xml:space="preserve">conditions that a single whole-scan CTDIvol cannot represent, and the magnitude is large</w:t>
+      </w:r>
+      <w:r>
+        <w:t xml:space="preserve"> </w:t>
+      </w:r>
+      <w:r>
+        <w:t xml:space="preserve">enough to matter for any organ-level analysis built on that value.</w:t>
       </w:r>
     </w:p>
     <w:p>
@@ -2530,49 +2824,133 @@
           <w:b/>
           <w:bCs/>
         </w:rPr>
-        <w:t xml:space="preserve">The pancreas offset is attributed to the segmentation.</w:t>
-      </w:r>
-      <w:r>
-        <w:t xml:space="preserve"> </w:t>
-      </w:r>
-      <w:r>
-        <w:t xml:space="preserve">The pancreas is the weakest of</w:t>
-      </w:r>
-      <w:r>
-        <w:t xml:space="preserve"> </w:t>
-      </w:r>
-      <w:r>
-        <w:t xml:space="preserve">the solid abdominal organs in TotalSegmentator’s own validation: Dice 0.887, against 0.965</w:t>
-      </w:r>
-      <w:r>
-        <w:t xml:space="preserve"> </w:t>
-      </w:r>
-      <w:r>
-        <w:t xml:space="preserve">for the liver, 0.983 for the spleen and 0.953 and 0.939 for the kidneys [1]. A thin,</w:t>
-      </w:r>
-      <w:r>
-        <w:t xml:space="preserve"> </w:t>
-      </w:r>
-      <w:r>
-        <w:t xml:space="preserve">low-contrast organ with a variable course is precisely the case a conservative boundary</w:t>
-      </w:r>
-      <w:r>
-        <w:t xml:space="preserve"> </w:t>
-      </w:r>
-      <w:r>
-        <w:t xml:space="preserve">under-segments, and a deficit of this size, consistent across four manufacturers and 36</w:t>
-      </w:r>
-      <w:r>
-        <w:t xml:space="preserve"> </w:t>
-      </w:r>
-      <w:r>
-        <w:t xml:space="preserve">whole organs, is what that produces. One caveat belongs in the open: Dice is symmetric and</w:t>
-      </w:r>
-      <w:r>
-        <w:t xml:space="preserve"> </w:t>
-      </w:r>
-      <w:r>
-        <w:t xml:space="preserve">does not establish the</w:t>
+        <w:t xml:space="preserve">Interpretation.</w:t>
+      </w:r>
+      <w:r>
+        <w:t xml:space="preserve"> </w:t>
+      </w:r>
+      <w:r>
+        <w:t xml:space="preserve">The weight is a direct, dimensionless summary of how the recorded tube</w:t>
+      </w:r>
+      <w:r>
+        <w:t xml:space="preserve"> </w:t>
+      </w:r>
+      <w:r>
+        <w:t xml:space="preserve">current was distributed over an organ’s own longitudinal extent in that patient. It</w:t>
+      </w:r>
+      <w:r>
+        <w:t xml:space="preserve"> </w:t>
+      </w:r>
+      <w:r>
+        <w:t xml:space="preserve">requires no phantom, no simulation and no additional acquisition — only metadata the</w:t>
+      </w:r>
+      <w:r>
+        <w:t xml:space="preserve"> </w:t>
+      </w:r>
+      <w:r>
+        <w:t xml:space="preserve">scanner already writes and a segmentation obtained at inference.</w:t>
+      </w:r>
+    </w:p>
+    <w:p>
+      <w:pPr>
+        <w:pStyle w:val="BodyText"/>
+      </w:pPr>
+      <w:r>
+        <w:rPr>
+          <w:b/>
+          <w:bCs/>
+        </w:rPr>
+        <w:t xml:space="preserve">What the index is, and what it is not.</w:t>
+      </w:r>
+      <w:r>
+        <w:t xml:space="preserve"> </w:t>
+      </w:r>
+      <w:r>
+        <w:t xml:space="preserve">As set out in Section 2.9, the index addresses</w:t>
+      </w:r>
+      <w:r>
+        <w:t xml:space="preserve"> </w:t>
+      </w:r>
+      <w:r>
+        <w:t xml:space="preserve">longitudinal modulation alone. It does not account for scatter, for irradiation</w:t>
+      </w:r>
+      <w:r>
+        <w:t xml:space="preserve"> </w:t>
+      </w:r>
+      <w:r>
+        <w:t xml:space="preserve">originating outside the organ’s segmented extent, for angular modulation, for organ depth</w:t>
+      </w:r>
+      <w:r>
+        <w:t xml:space="preserve"> </w:t>
+      </w:r>
+      <w:r>
+        <w:t xml:space="preserve">and attenuation, or for radiation transport, and it is not an estimate of absorbed organ</w:t>
+      </w:r>
+      <w:r>
+        <w:t xml:space="preserve"> </w:t>
+      </w:r>
+      <w:r>
+        <w:t xml:space="preserve">dose in milligray. Its value lies in isolating one well-defined contribution — the</w:t>
+      </w:r>
+      <w:r>
+        <w:t xml:space="preserve"> </w:t>
+      </w:r>
+      <w:r>
+        <w:t xml:space="preserve">longitudinal one — and reporting it patient-specifically and reproducibly.</w:t>
+      </w:r>
+    </w:p>
+    <w:p>
+      <w:pPr>
+        <w:pStyle w:val="BodyText"/>
+      </w:pPr>
+      <w:r>
+        <w:rPr>
+          <w:b/>
+          <w:bCs/>
+        </w:rPr>
+        <w:t xml:space="preserve">External reference comparison of estimated mass.</w:t>
+      </w:r>
+      <w:r>
+        <w:t xml:space="preserve"> </w:t>
+      </w:r>
+      <w:r>
+        <w:t xml:space="preserve">Liver and kidney estimates were</w:t>
+      </w:r>
+      <w:r>
+        <w:t xml:space="preserve"> </w:t>
+      </w:r>
+      <w:r>
+        <w:t xml:space="preserve">broadly consistent with ICRP 89 reference values, which is the expected behaviour if the</w:t>
+      </w:r>
+      <w:r>
+        <w:t xml:space="preserve"> </w:t>
+      </w:r>
+      <w:r>
+        <w:t xml:space="preserve">segmentation and the density model are working. The pancreas estimate sits 39% below the</w:t>
+      </w:r>
+      <w:r>
+        <w:t xml:space="preserve"> </w:t>
+      </w:r>
+      <w:r>
+        <w:t xml:space="preserve">reference. The pancreas is the weakest of these organs in TotalSegmentator’s own</w:t>
+      </w:r>
+      <w:r>
+        <w:t xml:space="preserve"> </w:t>
+      </w:r>
+      <w:r>
+        <w:t xml:space="preserve">validation (Dice 0.887, against 0.965 for the liver, 0.983 for the spleen and 0.953 and</w:t>
+      </w:r>
+      <w:r>
+        <w:t xml:space="preserve"> </w:t>
+      </w:r>
+      <w:r>
+        <w:t xml:space="preserve">0.939 for the kidneys [1]), which supports reduced boundary agreement; but Dice is</w:t>
+      </w:r>
+      <w:r>
+        <w:t xml:space="preserve"> </w:t>
+      </w:r>
+      <w:r>
+        <w:t xml:space="preserve">symmetric and does not establish the</w:t>
       </w:r>
       <w:r>
         <w:t xml:space="preserve"> </w:t>
@@ -2582,25 +2960,111 @@
           <w:i/>
           <w:iCs/>
         </w:rPr>
-        <w:t xml:space="preserve">sign</w:t>
-      </w:r>
-      <w:r>
-        <w:t xml:space="preserve"> </w:t>
-      </w:r>
-      <w:r>
-        <w:t xml:space="preserve">of a disagreement, so it supports lower boundary agreement</w:t>
-      </w:r>
-      <w:r>
-        <w:t xml:space="preserve"> </w:t>
-      </w:r>
-      <w:r>
-        <w:t xml:space="preserve">but not, by itself, under-segmentation. Separating model bias from cohort anatomy requires</w:t>
-      </w:r>
-      <w:r>
-        <w:t xml:space="preserve"> </w:t>
-      </w:r>
-      <w:r>
-        <w:t xml:space="preserve">a second segmentation model on the same series, which we defer to future work.</w:t>
+        <w:t xml:space="preserve">direction</w:t>
+      </w:r>
+      <w:r>
+        <w:t xml:space="preserve"> </w:t>
+      </w:r>
+      <w:r>
+        <w:t xml:space="preserve">of a disagreement, so it does not by</w:t>
+      </w:r>
+      <w:r>
+        <w:t xml:space="preserve"> </w:t>
+      </w:r>
+      <w:r>
+        <w:t xml:space="preserve">itself demonstrate under-segmentation. Contrast phase, reconstruction kernel and genuine</w:t>
+      </w:r>
+      <w:r>
+        <w:t xml:space="preserve"> </w:t>
+      </w:r>
+      <w:r>
+        <w:t xml:space="preserve">anatomical variation in this cohort are alternative contributors that the present design</w:t>
+      </w:r>
+      <w:r>
+        <w:t xml:space="preserve"> </w:t>
+      </w:r>
+      <w:r>
+        <w:t xml:space="preserve">cannot separate. The source of the discrepancy cannot be determined without subject-level</w:t>
+      </w:r>
+      <w:r>
+        <w:t xml:space="preserve"> </w:t>
+      </w:r>
+      <w:r>
+        <w:t xml:space="preserve">reference contours or clinical ground truth.</w:t>
+      </w:r>
+    </w:p>
+    <w:p>
+      <w:pPr>
+        <w:pStyle w:val="BodyText"/>
+      </w:pPr>
+      <w:r>
+        <w:t xml:space="preserve">The spleen estimate sits 72% above the reference. The four largest cases — 4.47, 3.74,</w:t>
+      </w:r>
+      <w:r>
+        <w:t xml:space="preserve"> </w:t>
+      </w:r>
+      <w:r>
+        <w:t xml:space="preserve">3.34 and 3.06 times the reference value — were reviewed slice by slice against their own</w:t>
+      </w:r>
+      <w:r>
+        <w:t xml:space="preserve"> </w:t>
+      </w:r>
+      <w:r>
+        <w:t xml:space="preserve">images: each contour follows the splenic boundary with correct laterality, tracks the notch</w:t>
+      </w:r>
+      <w:r>
+        <w:t xml:space="preserve"> </w:t>
+      </w:r>
+      <w:r>
+        <w:t xml:space="preserve">at the hilum, shows no leakage into liver, kidney or stomach, and forms a single connected</w:t>
+      </w:r>
+      <w:r>
+        <w:t xml:space="preserve"> </w:t>
+      </w:r>
+      <w:r>
+        <w:t xml:space="preserve">component, so no accessory spleen was included. Their mean densities, 1.052 to 1.078</w:t>
+      </w:r>
+      <w:r>
+        <w:t xml:space="preserve"> </w:t>
+      </w:r>
+      <w:r>
+        <w:t xml:space="preserve">g/cm³, are unremarkable for splenic tissue, so the elevation arises from segmented volume</w:t>
+      </w:r>
+      <w:r>
+        <w:t xml:space="preserve"> </w:t>
+      </w:r>
+      <w:r>
+        <w:t xml:space="preserve">rather than from the density model; and the spleen is the best-segmented of these organs</w:t>
+      </w:r>
+      <w:r>
+        <w:t xml:space="preserve"> </w:t>
+      </w:r>
+      <w:r>
+        <w:t xml:space="preserve">in the segmenter’s validation. The cases arise on four different manufacturers. The cohort</w:t>
+      </w:r>
+      <w:r>
+        <w:t xml:space="preserve"> </w:t>
+      </w:r>
+      <w:r>
+        <w:t xml:space="preserve">is oncological — renal cell, colorectal and adrenal carcinoma — in which splenomegaly is</w:t>
+      </w:r>
+      <w:r>
+        <w:t xml:space="preserve"> </w:t>
+      </w:r>
+      <w:r>
+        <w:t xml:space="preserve">common, and the ICRP reference adult is not that population. The observed elevation was</w:t>
+      </w:r>
+      <w:r>
+        <w:t xml:space="preserve"> </w:t>
+      </w:r>
+      <w:r>
+        <w:t xml:space="preserve">most consistent with cohort anatomy among the explanations examined, although</w:t>
+      </w:r>
+      <w:r>
+        <w:t xml:space="preserve"> </w:t>
+      </w:r>
+      <w:r>
+        <w:t xml:space="preserve">subject-level pathological confirmation was unavailable.</w:t>
       </w:r>
     </w:p>
     <w:p>
@@ -2612,98 +3076,73 @@
           <w:b/>
           <w:bCs/>
         </w:rPr>
-        <w:t xml:space="preserve">The spleen offset is attributed to the cohort.</w:t>
-      </w:r>
-      <w:r>
-        <w:t xml:space="preserve"> </w:t>
-      </w:r>
-      <w:r>
-        <w:t xml:space="preserve">Three independent lines support this.</w:t>
-      </w:r>
-      <w:r>
-        <w:t xml:space="preserve"> </w:t>
-      </w:r>
-      <w:r>
-        <w:t xml:space="preserve">The four largest spleens — 4.47, 3.74, 3.34 and 3.06 times the reference mass — were</w:t>
-      </w:r>
-      <w:r>
-        <w:t xml:space="preserve"> </w:t>
-      </w:r>
-      <w:r>
-        <w:t xml:space="preserve">reviewed slice by slice against their own images: each contour follows the splenic</w:t>
-      </w:r>
-      <w:r>
-        <w:t xml:space="preserve"> </w:t>
-      </w:r>
-      <w:r>
-        <w:t xml:space="preserve">boundary with correct laterality, tracks the notch at the hilum, and shows no leakage into</w:t>
-      </w:r>
-      <w:r>
-        <w:t xml:space="preserve"> </w:t>
-      </w:r>
-      <w:r>
-        <w:t xml:space="preserve">liver, kidney or stomach, and in each case the mask is a single connected component, so no</w:t>
-      </w:r>
-      <w:r>
-        <w:t xml:space="preserve"> </w:t>
-      </w:r>
-      <w:r>
-        <w:t xml:space="preserve">accessory spleen was included. Their mean densities are 1.052 to 1.078 g/cm³ — that is,</w:t>
-      </w:r>
-      <w:r>
-        <w:t xml:space="preserve"> </w:t>
-      </w:r>
-      <w:r>
-        <w:t xml:space="preserve">normal splenic tissue — so the elevated mass is entirely volume-derived rather than an</w:t>
-      </w:r>
-      <w:r>
-        <w:t xml:space="preserve"> </w:t>
-      </w:r>
-      <w:r>
-        <w:t xml:space="preserve">artefact of the density calibration. And the spleen is the</w:t>
-      </w:r>
-      <w:r>
-        <w:t xml:space="preserve"> </w:t>
-      </w:r>
-      <w:r>
-        <w:rPr>
-          <w:i/>
-          <w:iCs/>
-        </w:rPr>
-        <w:t xml:space="preserve">best</w:t>
-      </w:r>
-      <w:r>
-        <w:t xml:space="preserve">-segmented organ in the</w:t>
-      </w:r>
-      <w:r>
-        <w:t xml:space="preserve"> </w:t>
-      </w:r>
-      <w:r>
-        <w:t xml:space="preserve">segmenter’s validation (Dice 0.983), which makes a segmentation explanation the least</w:t>
-      </w:r>
-      <w:r>
-        <w:t xml:space="preserve"> </w:t>
-      </w:r>
-      <w:r>
-        <w:t xml:space="preserve">likely one available. The four arise on four different manufacturers, excluding a vendor</w:t>
-      </w:r>
-      <w:r>
-        <w:t xml:space="preserve"> </w:t>
-      </w:r>
-      <w:r>
-        <w:t xml:space="preserve">artefact. The cohort is oncological — renal cell, colorectal and adrenal carcinoma — in</w:t>
-      </w:r>
-      <w:r>
-        <w:t xml:space="preserve"> </w:t>
-      </w:r>
-      <w:r>
-        <w:t xml:space="preserve">which splenomegaly is common, and the ICRP reference adult is not that population. The</w:t>
-      </w:r>
-      <w:r>
-        <w:t xml:space="preserve"> </w:t>
-      </w:r>
-      <w:r>
-        <w:t xml:space="preserve">+72% median is cohort anatomy.</w:t>
+        <w:t xml:space="preserve">Availability in archived headers, and its confounders.</w:t>
+      </w:r>
+      <w:r>
+        <w:t xml:space="preserve"> </w:t>
+      </w:r>
+      <w:r>
+        <w:t xml:space="preserve">In this sample, availability of</w:t>
+      </w:r>
+      <w:r>
+        <w:t xml:space="preserve"> </w:t>
+      </w:r>
+      <w:r>
+        <w:t xml:space="preserve">a recorded CTDIvol differed markedly with manufacturer. This is an observation about</w:t>
+      </w:r>
+      <w:r>
+        <w:t xml:space="preserve"> </w:t>
+      </w:r>
+      <w:r>
+        <w:t xml:space="preserve">archived DICOM headers in one curated archive, not a statement about scanner</w:t>
+      </w:r>
+      <w:r>
+        <w:t xml:space="preserve"> </w:t>
+      </w:r>
+      <w:r>
+        <w:t xml:space="preserve">implementations. The present design cannot distinguish between scanner implementation,</w:t>
+      </w:r>
+      <w:r>
+        <w:t xml:space="preserve"> </w:t>
+      </w:r>
+      <w:r>
+        <w:t xml:space="preserve">scanner generation, acquisition site, DICOM export pathway, PACS processing,</w:t>
+      </w:r>
+      <w:r>
+        <w:t xml:space="preserve"> </w:t>
+      </w:r>
+      <w:r>
+        <w:t xml:space="preserve">de-identification, archive curation and collection composition as the origin of a missing</w:t>
+      </w:r>
+      <w:r>
+        <w:t xml:space="preserve"> </w:t>
+      </w:r>
+      <w:r>
+        <w:t xml:space="preserve">attribute; several of these are confounded with manufacturer through collection</w:t>
+      </w:r>
+      <w:r>
+        <w:t xml:space="preserve"> </w:t>
+      </w:r>
+      <w:r>
+        <w:t xml:space="preserve">membership. The practical consequence stands regardless of cause: a retrospective</w:t>
+      </w:r>
+      <w:r>
+        <w:t xml:space="preserve"> </w:t>
+      </w:r>
+      <w:r>
+        <w:t xml:space="preserve">organ-level analysis drawn from an archive will lose a manufacturer-associated fraction of</w:t>
+      </w:r>
+      <w:r>
+        <w:t xml:space="preserve"> </w:t>
+      </w:r>
+      <w:r>
+        <w:t xml:space="preserve">its cohort before segmentation is considered, and a study that does not report which</w:t>
+      </w:r>
+      <w:r>
+        <w:t xml:space="preserve"> </w:t>
+      </w:r>
+      <w:r>
+        <w:t xml:space="preserve">series were lost will under-represent that manufacturer silently.</w:t>
       </w:r>
     </w:p>
     <w:p>
@@ -2715,61 +3154,31 @@
           <w:b/>
           <w:bCs/>
         </w:rPr>
-        <w:t xml:space="preserve">Availability at the organ level.</w:t>
-      </w:r>
-      <w:r>
-        <w:t xml:space="preserve"> </w:t>
-      </w:r>
-      <w:r>
-        <w:t xml:space="preserve">That one manufacturer records no CTDIvol in any</w:t>
-      </w:r>
-      <w:r>
-        <w:t xml:space="preserve"> </w:t>
-      </w:r>
-      <w:r>
-        <w:t xml:space="preserve">series, while the others record it almost universally, is consequential for anyone</w:t>
-      </w:r>
-      <w:r>
-        <w:t xml:space="preserve"> </w:t>
-      </w:r>
-      <w:r>
-        <w:t xml:space="preserve">attempting retrospective organ dosimetry on archived data. Physics reconstruction rescues</w:t>
-      </w:r>
-      <w:r>
-        <w:t xml:space="preserve"> </w:t>
-      </w:r>
-      <w:r>
-        <w:t xml:space="preserve">some of those series, but only where the scanner appears in an open coefficient database;</w:t>
-      </w:r>
-      <w:r>
-        <w:t xml:space="preserve"> </w:t>
-      </w:r>
-      <w:r>
-        <w:t xml:space="preserve">in this cohort it rescued four of ten, leaving six with no dose index by any route. An</w:t>
-      </w:r>
-      <w:r>
-        <w:t xml:space="preserve"> </w:t>
-      </w:r>
-      <w:r>
-        <w:t xml:space="preserve">organ-level dosimetry study drawn from an archive will therefore lose a</w:t>
-      </w:r>
-      <w:r>
-        <w:t xml:space="preserve"> </w:t>
-      </w:r>
-      <w:r>
-        <w:t xml:space="preserve">manufacturer-dependent fraction of its cohort before segmentation is even considered, and</w:t>
-      </w:r>
-      <w:r>
-        <w:t xml:space="preserve"> </w:t>
-      </w:r>
-      <w:r>
-        <w:t xml:space="preserve">a study that does not report which series were lost will silently under-represent that</w:t>
-      </w:r>
-      <w:r>
-        <w:t xml:space="preserve"> </w:t>
-      </w:r>
-      <w:r>
-        <w:t xml:space="preserve">manufacturer.</w:t>
+        <w:t xml:space="preserve">Reproducibility and open implementation.</w:t>
+      </w:r>
+      <w:r>
+        <w:t xml:space="preserve"> </w:t>
+      </w:r>
+      <w:r>
+        <w:t xml:space="preserve">The engine is MIT-licensed, no imaging is</w:t>
+      </w:r>
+      <w:r>
+        <w:t xml:space="preserve"> </w:t>
+      </w:r>
+      <w:r>
+        <w:t xml:space="preserve">redistributed, and every reported value is re-derived from the per-series records by an</w:t>
+      </w:r>
+      <w:r>
+        <w:t xml:space="preserve"> </w:t>
+      </w:r>
+      <w:r>
+        <w:t xml:space="preserve">automated test suite that regenerates the analysis tables and compares them. The</w:t>
+      </w:r>
+      <w:r>
+        <w:t xml:space="preserve"> </w:t>
+      </w:r>
+      <w:r>
+        <w:t xml:space="preserve">acquisition procedure, the analysis and the figures are each a single command.</w:t>
       </w:r>
     </w:p>
     <w:p>
@@ -2781,143 +3190,73 @@
           <w:b/>
           <w:bCs/>
         </w:rPr>
-        <w:t xml:space="preserve">Where the open chain ends, and why.</w:t>
-      </w:r>
-      <w:r>
-        <w:t xml:space="preserve"> </w:t>
-      </w:r>
-      <w:r>
-        <w:t xml:space="preserve">Converting the organ-specific weighted CTDIvol</w:t>
-      </w:r>
-      <w:r>
-        <w:t xml:space="preserve"> </w:t>
-      </w:r>
-      <w:r>
-        <w:t xml:space="preserve">into an absorbed organ dose in milligray requires CTDIvol-normalised coefficients with a</w:t>
-      </w:r>
-      <w:r>
-        <w:t xml:space="preserve"> </w:t>
-      </w:r>
-      <w:r>
-        <w:t xml:space="preserve">patient-size correction, of the kind established by Turner et al. [2] and extended over</w:t>
-      </w:r>
-      <w:r>
-        <w:t xml:space="preserve"> </w:t>
-      </w:r>
-      <w:r>
-        <w:t xml:space="preserve">larger patient model libraries by Tian et al. [3]. The coefficient sets the field relies</w:t>
-      </w:r>
-      <w:r>
-        <w:t xml:space="preserve"> </w:t>
-      </w:r>
-      <w:r>
-        <w:t xml:space="preserve">on for this purpose are published in subscription journals or distributed with research</w:t>
-      </w:r>
-      <w:r>
-        <w:t xml:space="preserve"> </w:t>
-      </w:r>
-      <w:r>
-        <w:t xml:space="preserve">software under terms granting use but not redistribution. This reflects a publishing</w:t>
-      </w:r>
-      <w:r>
-        <w:t xml:space="preserve"> </w:t>
-      </w:r>
-      <w:r>
-        <w:t xml:space="preserve">convention for Monte-Carlo reference data rather than any deficiency in the coefficients</w:t>
-      </w:r>
-      <w:r>
-        <w:t xml:space="preserve"> </w:t>
-      </w:r>
-      <w:r>
-        <w:t xml:space="preserve">themselves, which are well validated and widely applied; it simply means that no such set</w:t>
-      </w:r>
-      <w:r>
-        <w:t xml:space="preserve"> </w:t>
-      </w:r>
-      <w:r>
-        <w:t xml:space="preserve">can be carried inside an openly licensed pipeline.</w:t>
-      </w:r>
-    </w:p>
-    <w:p>
-      <w:pPr>
-        <w:pStyle w:val="BodyText"/>
-      </w:pPr>
-      <w:r>
-        <w:t xml:space="preserve">The contrast with the layer below is instructive. Normalised-CTDI data of the kind used</w:t>
-      </w:r>
-      <w:r>
-        <w:t xml:space="preserve"> </w:t>
-      </w:r>
-      <w:r>
-        <w:t xml:space="preserve">here to reconstruct a missing whole-scan index has been published under CC BY [4], and</w:t>
-      </w:r>
-      <w:r>
-        <w:t xml:space="preserve"> </w:t>
-      </w:r>
-      <w:r>
-        <w:t xml:space="preserve">that single change is what makes the reconstruction in Section 3.3 possible at all. The</w:t>
-      </w:r>
-      <w:r>
-        <w:t xml:space="preserve"> </w:t>
-      </w:r>
-      <w:r>
-        <w:t xml:space="preserve">same change at the organ layer would extend the open chain to absorbed dose without any</w:t>
-      </w:r>
-      <w:r>
-        <w:t xml:space="preserve"> </w:t>
-      </w:r>
-      <w:r>
-        <w:t xml:space="preserve">methodological advance. The boundary is therefore a property of how this class of</w:t>
-      </w:r>
-      <w:r>
-        <w:t xml:space="preserve"> </w:t>
-      </w:r>
-      <w:r>
-        <w:t xml:space="preserve">reference data is currently published, not of the method — and it is movable.</w:t>
-      </w:r>
-    </w:p>
-    <w:p>
-      <w:pPr>
-        <w:pStyle w:val="BodyText"/>
-      </w:pPr>
-      <w:r>
-        <w:t xml:space="preserve">We accordingly stop at the index, and the software enforces that: it refuses to produce a</w:t>
-      </w:r>
-      <w:r>
-        <w:t xml:space="preserve"> </w:t>
-      </w:r>
-      <w:r>
-        <w:t xml:space="preserve">dose in milligray unless supplied with a coefficient table carrying its citation, DOI,</w:t>
-      </w:r>
-      <w:r>
-        <w:t xml:space="preserve"> </w:t>
-      </w:r>
-      <w:r>
-        <w:t xml:space="preserve">licence and source hash. This is the openness gap the companion study documented for the</w:t>
-      </w:r>
-      <w:r>
-        <w:t xml:space="preserve"> </w:t>
-      </w:r>
-      <w:r>
-        <w:t xml:space="preserve">whole-scan index [6], observed one level down: the measurement chain is open from the</w:t>
-      </w:r>
-      <w:r>
-        <w:t xml:space="preserve"> </w:t>
-      </w:r>
-      <w:r>
-        <w:t xml:space="preserve">scanner to the organ-level index, and closed for the final step. Computing coefficients</w:t>
-      </w:r>
-      <w:r>
-        <w:t xml:space="preserve"> </w:t>
-      </w:r>
-      <w:r>
-        <w:t xml:space="preserve">with an open-source Monte-Carlo engine would remove the barrier rather than work around</w:t>
-      </w:r>
-      <w:r>
-        <w:t xml:space="preserve"> </w:t>
-      </w:r>
-      <w:r>
-        <w:t xml:space="preserve">it, and is the natural continuation of this work.</w:t>
+        <w:t xml:space="preserve">The boundary to absorbed organ dose.</w:t>
+      </w:r>
+      <w:r>
+        <w:t xml:space="preserve"> </w:t>
+      </w:r>
+      <w:r>
+        <w:t xml:space="preserve">Converting an anatomy-weighted index into an</w:t>
+      </w:r>
+      <w:r>
+        <w:t xml:space="preserve"> </w:t>
+      </w:r>
+      <w:r>
+        <w:t xml:space="preserve">absorbed organ dose requires CTDIvol-normalised coefficients with a patient-size</w:t>
+      </w:r>
+      <w:r>
+        <w:t xml:space="preserve"> </w:t>
+      </w:r>
+      <w:r>
+        <w:t xml:space="preserve">correction, of the kind established by Turner et al. [2] and extended over larger patient</w:t>
+      </w:r>
+      <w:r>
+        <w:t xml:space="preserve"> </w:t>
+      </w:r>
+      <w:r>
+        <w:t xml:space="preserve">model libraries by Tian et al. [3], together with the transport considerations listed in</w:t>
+      </w:r>
+      <w:r>
+        <w:t xml:space="preserve"> </w:t>
+      </w:r>
+      <w:r>
+        <w:t xml:space="preserve">Section 2.9. Those coefficient sets are published in subscription journals or distributed</w:t>
+      </w:r>
+      <w:r>
+        <w:t xml:space="preserve"> </w:t>
+      </w:r>
+      <w:r>
+        <w:t xml:space="preserve">with research software under terms granting use but not redistribution, which reflects a</w:t>
+      </w:r>
+      <w:r>
+        <w:t xml:space="preserve"> </w:t>
+      </w:r>
+      <w:r>
+        <w:t xml:space="preserve">publishing convention for Monte-Carlo reference data rather than any deficiency in the</w:t>
+      </w:r>
+      <w:r>
+        <w:t xml:space="preserve"> </w:t>
+      </w:r>
+      <w:r>
+        <w:t xml:space="preserve">coefficients themselves. Normalised-CTDI data of the kind used here to reconstruct a</w:t>
+      </w:r>
+      <w:r>
+        <w:t xml:space="preserve"> </w:t>
+      </w:r>
+      <w:r>
+        <w:t xml:space="preserve">missing whole-scan index has been published under CC BY [4], which shows the convention is</w:t>
+      </w:r>
+      <w:r>
+        <w:t xml:space="preserve"> </w:t>
+      </w:r>
+      <w:r>
+        <w:t xml:space="preserve">movable. The software accordingly refuses to emit a dose in milligray unless supplied with</w:t>
+      </w:r>
+      <w:r>
+        <w:t xml:space="preserve"> </w:t>
+      </w:r>
+      <w:r>
+        <w:t xml:space="preserve">a coefficient table carrying its citation, DOI, licence and source hash.</w:t>
       </w:r>
     </w:p>
     <w:p>
@@ -2941,41 +3280,95 @@
         <w:t xml:space="preserve"> </w:t>
       </w:r>
       <w:r>
-        <w:t xml:space="preserve">not a distributional claim. The cohort is oncological and not a reference population, which</w:t>
-      </w:r>
-      <w:r>
-        <w:t xml:space="preserve"> </w:t>
-      </w:r>
-      <w:r>
-        <w:t xml:space="preserve">is directly relevant to the spleen finding and probably to the liver spread. A single</w:t>
-      </w:r>
-      <w:r>
-        <w:t xml:space="preserve"> </w:t>
-      </w:r>
-      <w:r>
-        <w:t xml:space="preserve">segmentation model was used, so segmentation bias and cohort anatomy cannot be fully</w:t>
-      </w:r>
-      <w:r>
-        <w:t xml:space="preserve"> </w:t>
-      </w:r>
-      <w:r>
-        <w:t xml:space="preserve">separated here. There is no independent ground truth for organ mass in these subjects — the</w:t>
-      </w:r>
-      <w:r>
-        <w:t xml:space="preserve"> </w:t>
-      </w:r>
-      <w:r>
-        <w:t xml:space="preserve">ICRP comparison is an anchor, not a gold standard. And no absorbed dose is reported, by the</w:t>
-      </w:r>
-      <w:r>
-        <w:t xml:space="preserve"> </w:t>
-      </w:r>
-      <w:r>
-        <w:t xml:space="preserve">deliberate choice set out above.</w:t>
-      </w:r>
-    </w:p>
-    <w:bookmarkEnd w:id="38"/>
-    <w:bookmarkStart w:id="39" w:name="conclusions"/>
+        <w:t xml:space="preserve">not a distributional claim, and series within the archive are not independent with respect</w:t>
+      </w:r>
+      <w:r>
+        <w:t xml:space="preserve"> </w:t>
+      </w:r>
+      <w:r>
+        <w:t xml:space="preserve">to collection, site, scanner model or export pathway. The cohort is oncological and not a</w:t>
+      </w:r>
+      <w:r>
+        <w:t xml:space="preserve"> </w:t>
+      </w:r>
+      <w:r>
+        <w:t xml:space="preserve">reference population. Contrast phase, tube voltage and reconstruction kernel were not</w:t>
+      </w:r>
+      <w:r>
+        <w:t xml:space="preserve"> </w:t>
+      </w:r>
+      <w:r>
+        <w:t xml:space="preserve">controlled, and all affect attenuation-derived mass estimates. A single segmentation model</w:t>
+      </w:r>
+      <w:r>
+        <w:t xml:space="preserve"> </w:t>
+      </w:r>
+      <w:r>
+        <w:t xml:space="preserve">was used, so segmentation behaviour and cohort anatomy cannot be separated. There is no</w:t>
+      </w:r>
+      <w:r>
+        <w:t xml:space="preserve"> </w:t>
+      </w:r>
+      <w:r>
+        <w:t xml:space="preserve">subject-level ground truth for organ mass. The index addresses longitudinal modulation</w:t>
+      </w:r>
+      <w:r>
+        <w:t xml:space="preserve"> </w:t>
+      </w:r>
+      <w:r>
+        <w:t xml:space="preserve">only, as set out in Section 2.9, and no absorbed dose is reported.</w:t>
+      </w:r>
+    </w:p>
+    <w:p>
+      <w:pPr>
+        <w:pStyle w:val="BodyText"/>
+      </w:pPr>
+      <w:r>
+        <w:rPr>
+          <w:b/>
+          <w:bCs/>
+        </w:rPr>
+        <w:t xml:space="preserve">Future work.</w:t>
+      </w:r>
+      <w:r>
+        <w:t xml:space="preserve"> </w:t>
+      </w:r>
+      <w:r>
+        <w:t xml:space="preserve">Coefficients computed with an open-source Monte-Carlo engine would carry</w:t>
+      </w:r>
+      <w:r>
+        <w:t xml:space="preserve"> </w:t>
+      </w:r>
+      <w:r>
+        <w:t xml:space="preserve">no licensing constraint and would permit the transport terms this index omits; an</w:t>
+      </w:r>
+      <w:r>
+        <w:t xml:space="preserve"> </w:t>
+      </w:r>
+      <w:r>
+        <w:t xml:space="preserve">independent segmentation model on the same series would separate segmentation behaviour</w:t>
+      </w:r>
+      <w:r>
+        <w:t xml:space="preserve"> </w:t>
+      </w:r>
+      <w:r>
+        <w:t xml:space="preserve">from cohort anatomy for the pancreas and spleen; and a larger archive cohort would allow</w:t>
+      </w:r>
+      <w:r>
+        <w:t xml:space="preserve"> </w:t>
+      </w:r>
+      <w:r>
+        <w:t xml:space="preserve">the availability observation to be examined with collection and site modelled explicitly</w:t>
+      </w:r>
+      <w:r>
+        <w:t xml:space="preserve"> </w:t>
+      </w:r>
+      <w:r>
+        <w:t xml:space="preserve">rather than confounded.</w:t>
+      </w:r>
+    </w:p>
+    <w:bookmarkEnd w:id="40"/>
+    <w:bookmarkStart w:id="41" w:name="conclusions"/>
     <w:p>
       <w:pPr>
         <w:pStyle w:val="Heading2"/>
@@ -2989,43 +3382,241 @@
         <w:pStyle w:val="FirstParagraph"/>
       </w:pPr>
       <w:r>
-        <w:t xml:space="preserve">Patient-specific, organ-level CT dose characterisation is achievable across all four major</w:t>
-      </w:r>
-      <w:r>
-        <w:t xml:space="preserve"> </w:t>
-      </w:r>
-      <w:r>
-        <w:t xml:space="preserve">manufacturers from data that routine acquisitions already record, using inference-only</w:t>
-      </w:r>
-      <w:r>
-        <w:t xml:space="preserve"> </w:t>
-      </w:r>
-      <w:r>
-        <w:t xml:space="preserve">deep-learning segmentation and openly licensed inputs throughout. The modulation weights</w:t>
-      </w:r>
-      <w:r>
-        <w:t xml:space="preserve"> </w:t>
-      </w:r>
-      <w:r>
-        <w:t xml:space="preserve">span 0.59 to 1.69 within this cohort, so the organ layer is not a refinement of the</w:t>
-      </w:r>
-      <w:r>
-        <w:t xml:space="preserve"> </w:t>
-      </w:r>
-      <w:r>
-        <w:t xml:space="preserve">whole-scan index but a materially different quantity. The segmented anatomy underpinning</w:t>
-      </w:r>
-      <w:r>
-        <w:t xml:space="preserve"> </w:t>
-      </w:r>
-      <w:r>
-        <w:t xml:space="preserve">it agrees with published reference masses for the liver and kidneys, with two systematic</w:t>
-      </w:r>
-      <w:r>
-        <w:t xml:space="preserve"> </w:t>
-      </w:r>
-      <w:r>
-        <w:t xml:space="preserve">offsets that we characterise and attribute rather than adjust.</w:t>
+        <w:t xml:space="preserve">This study did not compute absorbed organ dose. It quantified organ-specific longitudinal</w:t>
+      </w:r>
+      <w:r>
+        <w:t xml:space="preserve"> </w:t>
+      </w:r>
+      <w:r>
+        <w:t xml:space="preserve">tube-current modulation in routine abdominal CT by deriving an anatomy-weighted CTDIvol</w:t>
+      </w:r>
+      <w:r>
+        <w:t xml:space="preserve"> </w:t>
+      </w:r>
+      <w:r>
+        <w:t xml:space="preserve">index from metadata a scanner already records and organ masks obtained at inference.</w:t>
+      </w:r>
+      <w:r>
+        <w:t xml:space="preserve"> </w:t>
+      </w:r>
+      <w:r>
+        <w:t xml:space="preserve">Organ-specific modulation weights spanned 0.59 to 1.69, and two organs within one</w:t>
+      </w:r>
+      <w:r>
+        <w:t xml:space="preserve"> </w:t>
+      </w:r>
+      <w:r>
+        <w:t xml:space="preserve">acquisition differed by a factor of 1.8 in their index, so the variation a single</w:t>
+      </w:r>
+      <w:r>
+        <w:t xml:space="preserve"> </w:t>
+      </w:r>
+      <w:r>
+        <w:t xml:space="preserve">whole-scan value conceals is substantial. The approach ran across four manufacturers with</w:t>
+      </w:r>
+      <w:r>
+        <w:t xml:space="preserve"> </w:t>
+      </w:r>
+      <w:r>
+        <w:t xml:space="preserve">openly licensed inputs throughout, and in this archive cohort the availability of the</w:t>
+      </w:r>
+      <w:r>
+        <w:t xml:space="preserve"> </w:t>
+      </w:r>
+      <w:r>
+        <w:t xml:space="preserve">whole-scan CTDIvol the index scales varied markedly between manufacturers, which</w:t>
+      </w:r>
+      <w:r>
+        <w:t xml:space="preserve"> </w:t>
+      </w:r>
+      <w:r>
+        <w:t xml:space="preserve">constrains any retrospective analysis of this kind. The index is a step before conversion</w:t>
+      </w:r>
+      <w:r>
+        <w:t xml:space="preserve"> </w:t>
+      </w:r>
+      <w:r>
+        <w:t xml:space="preserve">to absorbed organ dose, not a substitute for it: that conversion requires Monte-Carlo</w:t>
+      </w:r>
+      <w:r>
+        <w:t xml:space="preserve"> </w:t>
+      </w:r>
+      <w:r>
+        <w:t xml:space="preserve">coefficients and the transport terms this index omits. The implementation is open,</w:t>
+      </w:r>
+      <w:r>
+        <w:t xml:space="preserve"> </w:t>
+      </w:r>
+      <w:r>
+        <w:t xml:space="preserve">provenance-aware and reproducible from the shipped results.</w:t>
+      </w:r>
+    </w:p>
+    <w:bookmarkEnd w:id="41"/>
+    <w:bookmarkStart w:id="42" w:name="author-contributions"/>
+    <w:p>
+      <w:pPr>
+        <w:pStyle w:val="Heading2"/>
+      </w:pPr>
+      <w:r>
+        <w:t xml:space="preserve">Author Contributions</w:t>
+      </w:r>
+    </w:p>
+    <w:p>
+      <w:pPr>
+        <w:pStyle w:val="FirstParagraph"/>
+      </w:pPr>
+      <w:r>
+        <w:t xml:space="preserve">S.Y.: conceptualisation, methodology, software, validation, formal analysis,</w:t>
+      </w:r>
+      <w:r>
+        <w:t xml:space="preserve"> </w:t>
+      </w:r>
+      <w:r>
+        <w:t xml:space="preserve">investigation, data curation, writing — original draft, writing — review and editing,</w:t>
+      </w:r>
+      <w:r>
+        <w:t xml:space="preserve"> </w:t>
+      </w:r>
+      <w:r>
+        <w:t xml:space="preserve">visualisation. The author has read and agreed to the published version of the manuscript.</w:t>
+      </w:r>
+    </w:p>
+    <w:bookmarkEnd w:id="42"/>
+    <w:bookmarkStart w:id="43" w:name="funding"/>
+    <w:p>
+      <w:pPr>
+        <w:pStyle w:val="Heading2"/>
+      </w:pPr>
+      <w:r>
+        <w:t xml:space="preserve">Funding</w:t>
+      </w:r>
+    </w:p>
+    <w:p>
+      <w:pPr>
+        <w:pStyle w:val="FirstParagraph"/>
+      </w:pPr>
+      <w:r>
+        <w:t xml:space="preserve">This research received no external funding.</w:t>
+      </w:r>
+    </w:p>
+    <w:bookmarkEnd w:id="43"/>
+    <w:bookmarkStart w:id="44" w:name="institutional-review-board-statement"/>
+    <w:p>
+      <w:pPr>
+        <w:pStyle w:val="Heading2"/>
+      </w:pPr>
+      <w:r>
+        <w:t xml:space="preserve">Institutional Review Board Statement</w:t>
+      </w:r>
+    </w:p>
+    <w:p>
+      <w:pPr>
+        <w:pStyle w:val="FirstParagraph"/>
+      </w:pPr>
+      <w:r>
+        <w:t xml:space="preserve">Not applicable. This study used only publicly available, de-identified imaging from The</w:t>
+      </w:r>
+      <w:r>
+        <w:t xml:space="preserve"> </w:t>
+      </w:r>
+      <w:r>
+        <w:t xml:space="preserve">Cancer Imaging Archive.</w:t>
+      </w:r>
+    </w:p>
+    <w:bookmarkEnd w:id="44"/>
+    <w:bookmarkStart w:id="45" w:name="informed-consent-statement"/>
+    <w:p>
+      <w:pPr>
+        <w:pStyle w:val="Heading2"/>
+      </w:pPr>
+      <w:r>
+        <w:t xml:space="preserve">Informed Consent Statement</w:t>
+      </w:r>
+    </w:p>
+    <w:p>
+      <w:pPr>
+        <w:pStyle w:val="FirstParagraph"/>
+      </w:pPr>
+      <w:r>
+        <w:t xml:space="preserve">Not applicable. This study used only publicly available, de-identified imaging from The</w:t>
+      </w:r>
+      <w:r>
+        <w:t xml:space="preserve"> </w:t>
+      </w:r>
+      <w:r>
+        <w:t xml:space="preserve">Cancer Imaging Archive.</w:t>
+      </w:r>
+    </w:p>
+    <w:bookmarkEnd w:id="45"/>
+    <w:bookmarkStart w:id="46" w:name="data-availability-statement"/>
+    <w:p>
+      <w:pPr>
+        <w:pStyle w:val="Heading2"/>
+      </w:pPr>
+      <w:r>
+        <w:t xml:space="preserve">Data Availability Statement</w:t>
+      </w:r>
+    </w:p>
+    <w:p>
+      <w:pPr>
+        <w:pStyle w:val="FirstParagraph"/>
+      </w:pPr>
+      <w:r>
+        <w:t xml:space="preserve">The software supporting this study,</w:t>
+      </w:r>
+      <w:r>
+        <w:t xml:space="preserve"> </w:t>
+      </w:r>
+      <w:r>
+        <w:rPr>
+          <w:rStyle w:val="VerbatimChar"/>
+        </w:rPr>
+        <w:t xml:space="preserve">ctsegdose-core</w:t>
+      </w:r>
+      <w:r>
+        <w:t xml:space="preserve">, is openly available under the MIT</w:t>
+      </w:r>
+      <w:r>
+        <w:t xml:space="preserve"> </w:t>
+      </w:r>
+      <w:r>
+        <w:t xml:space="preserve">licence at https://github.com/Institute-of-One/ctsegdose-core and archived at Zenodo</w:t>
+      </w:r>
+      <w:r>
+        <w:t xml:space="preserve"> </w:t>
+      </w:r>
+      <w:r>
+        <w:t xml:space="preserve">(</w:t>
+      </w:r>
+      <w:r>
+        <w:rPr>
+          <w:rStyle w:val="VerbatimChar"/>
+        </w:rPr>
+        <w:t xml:space="preserve">TODO-AUTHOR:</w:t>
+      </w:r>
+      <w:r>
+        <w:t xml:space="preserve"> </w:t>
+      </w:r>
+      <w:r>
+        <w:t xml:space="preserve">version DOI, release tag and commit hash to be inserted at submission).</w:t>
+      </w:r>
+      <w:r>
+        <w:t xml:space="preserve"> </w:t>
+      </w:r>
+      <w:r>
+        <w:t xml:space="preserve">The machine-readable results the manuscript quotes, the per-organ records, the analysis</w:t>
+      </w:r>
+      <w:r>
+        <w:t xml:space="preserve"> </w:t>
+      </w:r>
+      <w:r>
+        <w:t xml:space="preserve">tables and the figure scripts are included in that repository, together with the</w:t>
+      </w:r>
+      <w:r>
+        <w:t xml:space="preserve"> </w:t>
+      </w:r>
+      <w:r>
+        <w:t xml:space="preserve">mask-review overlays underlying Section 4.</w:t>
       </w:r>
     </w:p>
     <w:p>
@@ -3033,65 +3624,129 @@
         <w:pStyle w:val="BodyText"/>
       </w:pPr>
       <w:r>
-        <w:t xml:space="preserve">The chain stops at the index, and where it stops is worth stating plainly. Monte-Carlo</w:t>
-      </w:r>
-      <w:r>
-        <w:t xml:space="preserve"> </w:t>
-      </w:r>
-      <w:r>
-        <w:t xml:space="preserve">organ-dose coefficients are conventionally published under terms that permit use but not</w:t>
-      </w:r>
-      <w:r>
-        <w:t xml:space="preserve"> </w:t>
-      </w:r>
-      <w:r>
-        <w:t xml:space="preserve">redistribution, so they cannot be carried inside an openly licensed pipeline. That is a</w:t>
-      </w:r>
-      <w:r>
-        <w:t xml:space="preserve"> </w:t>
-      </w:r>
-      <w:r>
-        <w:t xml:space="preserve">property of current publishing practice for this class of reference data rather than of</w:t>
-      </w:r>
-      <w:r>
-        <w:t xml:space="preserve"> </w:t>
-      </w:r>
-      <w:r>
-        <w:t xml:space="preserve">the coefficients, which are sound, or of the method, which is complete up to that point.</w:t>
-      </w:r>
-      <w:r>
-        <w:t xml:space="preserve"> </w:t>
-      </w:r>
-      <w:r>
-        <w:t xml:space="preserve">The precedent one layer down — normalised-CTDI data released under CC BY, which is what</w:t>
-      </w:r>
-      <w:r>
-        <w:t xml:space="preserve"> </w:t>
-      </w:r>
-      <w:r>
-        <w:t xml:space="preserve">makes the whole-scan reconstruction reported here possible — shows the convention can</w:t>
-      </w:r>
-      <w:r>
-        <w:t xml:space="preserve"> </w:t>
-      </w:r>
-      <w:r>
-        <w:t xml:space="preserve">change. Until it does, the organ-level index is where an open chain ends, and it is worth</w:t>
-      </w:r>
-      <w:r>
-        <w:t xml:space="preserve"> </w:t>
-      </w:r>
-      <w:r>
-        <w:t xml:space="preserve">having on its own terms.</w:t>
-      </w:r>
-    </w:p>
-    <w:bookmarkEnd w:id="39"/>
-    <w:bookmarkStart w:id="40" w:name="author-contributions"/>
+        <w:t xml:space="preserve">No DICOM imaging is redistributed. Every series analysed is identified in</w:t>
+      </w:r>
+      <w:r>
+        <w:t xml:space="preserve"> </w:t>
+      </w:r>
+      <w:r>
+        <w:rPr>
+          <w:rStyle w:val="VerbatimChar"/>
+        </w:rPr>
+        <w:t xml:space="preserve">data/PROVENANCE.json</w:t>
+      </w:r>
+      <w:r>
+        <w:t xml:space="preserve"> </w:t>
+      </w:r>
+      <w:r>
+        <w:t xml:space="preserve">by collection, collection DOI, Series Instance UID, manufacturer,</w:t>
+      </w:r>
+      <w:r>
+        <w:t xml:space="preserve"> </w:t>
+      </w:r>
+      <w:r>
+        <w:t xml:space="preserve">model, licence and retrieval date, and is retrievable directly from The Cancer Imaging</w:t>
+      </w:r>
+      <w:r>
+        <w:t xml:space="preserve"> </w:t>
+      </w:r>
+      <w:r>
+        <w:t xml:space="preserve">Archive by following</w:t>
+      </w:r>
+      <w:r>
+        <w:t xml:space="preserve"> </w:t>
+      </w:r>
+      <w:r>
+        <w:rPr>
+          <w:rStyle w:val="VerbatimChar"/>
+        </w:rPr>
+        <w:t xml:space="preserve">docs/REPRODUCING_DATA.md</w:t>
+      </w:r>
+      <w:r>
+        <w:t xml:space="preserve">. The forty series were retrieved under</w:t>
+      </w:r>
+      <w:r>
+        <w:t xml:space="preserve"> </w:t>
+      </w:r>
+      <w:r>
+        <w:t xml:space="preserve">Creative Commons Attribution licences (33 under CC BY 4.0, 7 under CC BY 3.0) as recorded</w:t>
+      </w:r>
+      <w:r>
+        <w:t xml:space="preserve"> </w:t>
+      </w:r>
+      <w:r>
+        <w:t xml:space="preserve">per series; the licence terms of each originating collection and the TCIA Data Usage</w:t>
+      </w:r>
+      <w:r>
+        <w:t xml:space="preserve"> </w:t>
+      </w:r>
+      <w:r>
+        <w:t xml:space="preserve">Policy apply.</w:t>
+      </w:r>
+    </w:p>
+    <w:p>
+      <w:pPr>
+        <w:pStyle w:val="BodyText"/>
+      </w:pPr>
+      <w:r>
+        <w:t xml:space="preserve">Segmentation used TotalSegmentator [1]. Its software code is distributed under the Apache</w:t>
+      </w:r>
+      <w:r>
+        <w:t xml:space="preserve"> </w:t>
+      </w:r>
+      <w:r>
+        <w:t xml:space="preserve">2.0 licence, and the</w:t>
+      </w:r>
+      <w:r>
+        <w:t xml:space="preserve"> </w:t>
+      </w:r>
+      <w:r>
+        <w:rPr>
+          <w:rStyle w:val="VerbatimChar"/>
+        </w:rPr>
+        <w:t xml:space="preserve">total</w:t>
+      </w:r>
+      <w:r>
+        <w:t xml:space="preserve"> </w:t>
+      </w:r>
+      <w:r>
+        <w:t xml:space="preserve">task model weights used here are likewise stated by the</w:t>
+      </w:r>
+      <w:r>
+        <w:t xml:space="preserve"> </w:t>
+      </w:r>
+      <w:r>
+        <w:t xml:space="preserve">project to be openly available under Apache 2.0; other tasks in that project require a</w:t>
+      </w:r>
+      <w:r>
+        <w:t xml:space="preserve"> </w:t>
+      </w:r>
+      <w:r>
+        <w:t xml:space="preserve">separate licence and were not used. No model weights are redistributed with this work.</w:t>
+      </w:r>
+    </w:p>
+    <w:p>
+      <w:pPr>
+        <w:pStyle w:val="BodyText"/>
+      </w:pPr>
+      <w:r>
+        <w:t xml:space="preserve">No organ-dose coefficient table is redistributed, for the licensing reasons set out in</w:t>
+      </w:r>
+      <w:r>
+        <w:t xml:space="preserve"> </w:t>
+      </w:r>
+      <w:r>
+        <w:t xml:space="preserve">Section 4.</w:t>
+      </w:r>
+    </w:p>
+    <w:bookmarkEnd w:id="46"/>
+    <w:bookmarkStart w:id="47" w:name="conflicts-of-interest"/>
     <w:p>
       <w:pPr>
         <w:pStyle w:val="Heading2"/>
       </w:pPr>
       <w:r>
-        <w:t xml:space="preserve">Author Contributions</w:t>
+        <w:t xml:space="preserve">Conflicts of Interest</w:t>
       </w:r>
     </w:p>
     <w:p>
@@ -3099,29 +3754,41 @@
         <w:pStyle w:val="FirstParagraph"/>
       </w:pPr>
       <w:r>
-        <w:t xml:space="preserve">S.Y.: conceptualisation, methodology, software, validation, formal analysis,</w:t>
-      </w:r>
-      <w:r>
-        <w:t xml:space="preserve"> </w:t>
-      </w:r>
-      <w:r>
-        <w:t xml:space="preserve">investigation, data curation, writing — original draft, writing — review and editing,</w:t>
-      </w:r>
-      <w:r>
-        <w:t xml:space="preserve"> </w:t>
-      </w:r>
-      <w:r>
-        <w:t xml:space="preserve">visualisation. The author has read and agreed to the published version of the manuscript.</w:t>
-      </w:r>
-    </w:p>
-    <w:bookmarkEnd w:id="40"/>
-    <w:bookmarkStart w:id="41" w:name="funding"/>
+        <w:t xml:space="preserve">The author is the representative of LISIT Co., Ltd. (Tokyo, Japan) and Chief Executive</w:t>
+      </w:r>
+      <w:r>
+        <w:t xml:space="preserve"> </w:t>
+      </w:r>
+      <w:r>
+        <w:t xml:space="preserve">Officer of TexelCraft OÜ (Estonia), and has a commercial interest in downstream products</w:t>
+      </w:r>
+      <w:r>
+        <w:t xml:space="preserve"> </w:t>
+      </w:r>
+      <w:r>
+        <w:t xml:space="preserve">that may incorporate or build upon the methods described here. The software reported in</w:t>
+      </w:r>
+      <w:r>
+        <w:t xml:space="preserve"> </w:t>
+      </w:r>
+      <w:r>
+        <w:t xml:space="preserve">this article is released under the MIT licence. No patient data, customer data or</w:t>
+      </w:r>
+      <w:r>
+        <w:t xml:space="preserve"> </w:t>
+      </w:r>
+      <w:r>
+        <w:t xml:space="preserve">proprietary clinical data were used; all imaging is publicly available and de-identified.</w:t>
+      </w:r>
+    </w:p>
+    <w:bookmarkEnd w:id="47"/>
+    <w:bookmarkStart w:id="48" w:name="X662c2d66dd1eda3268d2087202c966cd73b2601"/>
     <w:p>
       <w:pPr>
         <w:pStyle w:val="Heading2"/>
       </w:pPr>
       <w:r>
-        <w:t xml:space="preserve">Funding</w:t>
+        <w:t xml:space="preserve">Use of Generative Artificial Intelligence</w:t>
       </w:r>
     </w:p>
     <w:p>
@@ -3129,286 +3796,41 @@
         <w:pStyle w:val="FirstParagraph"/>
       </w:pPr>
       <w:r>
-        <w:t xml:space="preserve">This research received no external funding.</w:t>
-      </w:r>
-    </w:p>
-    <w:bookmarkEnd w:id="41"/>
-    <w:bookmarkStart w:id="42" w:name="institutional-review-board-statement"/>
-    <w:p>
-      <w:pPr>
-        <w:pStyle w:val="Heading2"/>
-      </w:pPr>
-      <w:r>
-        <w:t xml:space="preserve">Institutional Review Board Statement</w:t>
-      </w:r>
-    </w:p>
-    <w:p>
-      <w:pPr>
-        <w:pStyle w:val="FirstParagraph"/>
-      </w:pPr>
-      <w:r>
-        <w:t xml:space="preserve">Not applicable. This study used only publicly available, de-identified imaging from The</w:t>
-      </w:r>
-      <w:r>
-        <w:t xml:space="preserve"> </w:t>
-      </w:r>
-      <w:r>
-        <w:t xml:space="preserve">Cancer Imaging Archive.</w:t>
-      </w:r>
-    </w:p>
-    <w:bookmarkEnd w:id="42"/>
-    <w:bookmarkStart w:id="43" w:name="informed-consent-statement"/>
-    <w:p>
-      <w:pPr>
-        <w:pStyle w:val="Heading2"/>
-      </w:pPr>
-      <w:r>
-        <w:t xml:space="preserve">Informed Consent Statement</w:t>
-      </w:r>
-    </w:p>
-    <w:p>
-      <w:pPr>
-        <w:pStyle w:val="FirstParagraph"/>
-      </w:pPr>
-      <w:r>
-        <w:t xml:space="preserve">Not applicable. This study used only publicly available, de-identified imaging from The</w:t>
-      </w:r>
-      <w:r>
-        <w:t xml:space="preserve"> </w:t>
-      </w:r>
-      <w:r>
-        <w:t xml:space="preserve">Cancer Imaging Archive.</w:t>
-      </w:r>
-    </w:p>
-    <w:bookmarkEnd w:id="43"/>
-    <w:bookmarkStart w:id="44" w:name="data-availability-statement"/>
-    <w:p>
-      <w:pPr>
-        <w:pStyle w:val="Heading2"/>
-      </w:pPr>
-      <w:r>
-        <w:t xml:space="preserve">Data Availability Statement</w:t>
-      </w:r>
-    </w:p>
-    <w:p>
-      <w:pPr>
-        <w:pStyle w:val="FirstParagraph"/>
-      </w:pPr>
-      <w:r>
-        <w:t xml:space="preserve">The software supporting this study,</w:t>
-      </w:r>
-      <w:r>
-        <w:t xml:space="preserve"> </w:t>
-      </w:r>
-      <w:r>
-        <w:rPr>
-          <w:rStyle w:val="VerbatimChar"/>
-        </w:rPr>
-        <w:t xml:space="preserve">ctsegdose-core</w:t>
-      </w:r>
-      <w:r>
-        <w:t xml:space="preserve">, is openly available under the MIT</w:t>
-      </w:r>
-      <w:r>
-        <w:t xml:space="preserve"> </w:t>
-      </w:r>
-      <w:r>
-        <w:t xml:space="preserve">licence at https://github.com/Institute-of-One/ctsegdose-core and archived at Zenodo</w:t>
-      </w:r>
-      <w:r>
-        <w:t xml:space="preserve"> </w:t>
-      </w:r>
-      <w:r>
-        <w:t xml:space="preserve">(version DOI to be inserted at release). The machine-readable results the manuscript</w:t>
-      </w:r>
-      <w:r>
-        <w:t xml:space="preserve"> </w:t>
-      </w:r>
-      <w:r>
-        <w:t xml:space="preserve">quotes, the per-organ records, the analysis tables and the figure scripts are included in</w:t>
-      </w:r>
-      <w:r>
-        <w:t xml:space="preserve"> </w:t>
-      </w:r>
-      <w:r>
-        <w:t xml:space="preserve">that repository, together with the mask-review overlays underlying Section 4.</w:t>
-      </w:r>
-    </w:p>
-    <w:p>
-      <w:pPr>
-        <w:pStyle w:val="BodyText"/>
-      </w:pPr>
-      <w:r>
-        <w:t xml:space="preserve">No DICOM imaging is redistributed. Every series analysed is identified in</w:t>
-      </w:r>
-      <w:r>
-        <w:t xml:space="preserve"> </w:t>
-      </w:r>
-      <w:r>
-        <w:rPr>
-          <w:rStyle w:val="VerbatimChar"/>
-        </w:rPr>
-        <w:t xml:space="preserve">data/PROVENANCE.json</w:t>
-      </w:r>
-      <w:r>
-        <w:t xml:space="preserve"> </w:t>
-      </w:r>
-      <w:r>
-        <w:t xml:space="preserve">by collection, collection DOI, Series Instance UID, manufacturer,</w:t>
-      </w:r>
-      <w:r>
-        <w:t xml:space="preserve"> </w:t>
-      </w:r>
-      <w:r>
-        <w:t xml:space="preserve">model, licence and retrieval date, and is retrievable directly from The Cancer Imaging</w:t>
-      </w:r>
-      <w:r>
-        <w:t xml:space="preserve"> </w:t>
-      </w:r>
-      <w:r>
-        <w:t xml:space="preserve">Archive by following</w:t>
-      </w:r>
-      <w:r>
-        <w:t xml:space="preserve"> </w:t>
-      </w:r>
-      <w:r>
-        <w:rPr>
-          <w:rStyle w:val="VerbatimChar"/>
-        </w:rPr>
-        <w:t xml:space="preserve">docs/REPRODUCING_DATA.md</w:t>
-      </w:r>
-      <w:r>
-        <w:t xml:space="preserve">. All forty series are published under</w:t>
-      </w:r>
-      <w:r>
-        <w:t xml:space="preserve"> </w:t>
-      </w:r>
-      <w:r>
-        <w:t xml:space="preserve">Creative Commons Attribution licences. Segmentation used TotalSegmentator [1], which is</w:t>
-      </w:r>
-      <w:r>
-        <w:t xml:space="preserve"> </w:t>
-      </w:r>
-      <w:r>
-        <w:t xml:space="preserve">distributed under the Apache 2.0 licence and was used at inference only; no model weights</w:t>
-      </w:r>
-      <w:r>
-        <w:t xml:space="preserve"> </w:t>
-      </w:r>
-      <w:r>
-        <w:t xml:space="preserve">are redistributed here. No organ-dose coefficient table is redistributed, for the</w:t>
-      </w:r>
-      <w:r>
-        <w:t xml:space="preserve"> </w:t>
-      </w:r>
-      <w:r>
-        <w:t xml:space="preserve">licensing reasons set out in Section 4.</w:t>
-      </w:r>
-    </w:p>
-    <w:bookmarkEnd w:id="44"/>
-    <w:bookmarkStart w:id="45" w:name="conflicts-of-interest"/>
-    <w:p>
-      <w:pPr>
-        <w:pStyle w:val="Heading2"/>
-      </w:pPr>
-      <w:r>
-        <w:t xml:space="preserve">Conflicts of Interest</w:t>
-      </w:r>
-    </w:p>
-    <w:p>
-      <w:pPr>
-        <w:pStyle w:val="FirstParagraph"/>
-      </w:pPr>
-      <w:r>
-        <w:t xml:space="preserve">The author is the representative of LISIT Co., Ltd. (Tokyo, Japan) and Chief Executive</w:t>
-      </w:r>
-      <w:r>
-        <w:t xml:space="preserve"> </w:t>
-      </w:r>
-      <w:r>
-        <w:t xml:space="preserve">Officer of TexelCraft OÜ (Estonia), and has a commercial interest in downstream products</w:t>
-      </w:r>
-      <w:r>
-        <w:t xml:space="preserve"> </w:t>
-      </w:r>
-      <w:r>
-        <w:t xml:space="preserve">that may incorporate or build upon the methods described here. The software reported in</w:t>
-      </w:r>
-      <w:r>
-        <w:t xml:space="preserve"> </w:t>
-      </w:r>
-      <w:r>
-        <w:t xml:space="preserve">this article is released under the MIT licence. No patient data, customer data or</w:t>
-      </w:r>
-      <w:r>
-        <w:t xml:space="preserve"> </w:t>
-      </w:r>
-      <w:r>
-        <w:t xml:space="preserve">proprietary clinical data were used in this study; all imaging is publicly available and</w:t>
-      </w:r>
-      <w:r>
-        <w:t xml:space="preserve"> </w:t>
-      </w:r>
-      <w:r>
-        <w:t xml:space="preserve">de-identified. The funders had no role in the design of the study, in the collection,</w:t>
-      </w:r>
-      <w:r>
-        <w:t xml:space="preserve"> </w:t>
-      </w:r>
-      <w:r>
-        <w:t xml:space="preserve">analysis or interpretation of data, in the writing of the manuscript, or in the decision</w:t>
-      </w:r>
-      <w:r>
-        <w:t xml:space="preserve"> </w:t>
-      </w:r>
-      <w:r>
-        <w:t xml:space="preserve">to publish the results.</w:t>
-      </w:r>
-    </w:p>
-    <w:bookmarkEnd w:id="45"/>
-    <w:bookmarkStart w:id="46" w:name="X662c2d66dd1eda3268d2087202c966cd73b2601"/>
-    <w:p>
-      <w:pPr>
-        <w:pStyle w:val="Heading2"/>
-      </w:pPr>
-      <w:r>
-        <w:t xml:space="preserve">Use of Generative Artificial Intelligence</w:t>
-      </w:r>
-    </w:p>
-    <w:p>
-      <w:pPr>
-        <w:pStyle w:val="FirstParagraph"/>
-      </w:pPr>
-      <w:r>
-        <w:t xml:space="preserve">A generative AI assistant (Claude, Anthropic) was used in the development of the software</w:t>
-      </w:r>
-      <w:r>
-        <w:t xml:space="preserve"> </w:t>
-      </w:r>
-      <w:r>
-        <w:t xml:space="preserve">and in drafting and editing the text of this manuscript. All reported results are produced</w:t>
-      </w:r>
-      <w:r>
-        <w:t xml:space="preserve"> </w:t>
-      </w:r>
-      <w:r>
-        <w:t xml:space="preserve">by executable code contained in the cited repository, are re-derived from the underlying</w:t>
-      </w:r>
-      <w:r>
-        <w:t xml:space="preserve"> </w:t>
-      </w:r>
-      <w:r>
-        <w:t xml:space="preserve">per-series records by an automated test suite, and were verified by the author, who takes</w:t>
-      </w:r>
-      <w:r>
-        <w:t xml:space="preserve"> </w:t>
-      </w:r>
-      <w:r>
-        <w:t xml:space="preserve">full responsibility for the content of this article.</w:t>
-      </w:r>
-    </w:p>
-    <w:bookmarkEnd w:id="46"/>
-    <w:bookmarkStart w:id="47" w:name="references"/>
+        <w:t xml:space="preserve">A generative artificial intelligence assistant (Claude, Anthropic) was used as a tool in</w:t>
+      </w:r>
+      <w:r>
+        <w:t xml:space="preserve"> </w:t>
+      </w:r>
+      <w:r>
+        <w:t xml:space="preserve">the development of the software and in drafting and editing the text of this manuscript.</w:t>
+      </w:r>
+      <w:r>
+        <w:t xml:space="preserve"> </w:t>
+      </w:r>
+      <w:r>
+        <w:t xml:space="preserve">All reported results are produced by executable code contained in the cited repository,</w:t>
+      </w:r>
+      <w:r>
+        <w:t xml:space="preserve"> </w:t>
+      </w:r>
+      <w:r>
+        <w:t xml:space="preserve">are re-derived from the underlying per-series records by an automated test suite, and were</w:t>
+      </w:r>
+      <w:r>
+        <w:t xml:space="preserve"> </w:t>
+      </w:r>
+      <w:r>
+        <w:t xml:space="preserve">verified by the author. All scientific judgements, interpretations and conclusions are the</w:t>
+      </w:r>
+      <w:r>
+        <w:t xml:space="preserve"> </w:t>
+      </w:r>
+      <w:r>
+        <w:t xml:space="preserve">author’s, who takes full responsibility for the content of this article.</w:t>
+      </w:r>
+    </w:p>
+    <w:bookmarkEnd w:id="48"/>
+    <w:bookmarkStart w:id="49" w:name="references"/>
     <w:p>
       <w:pPr>
         <w:pStyle w:val="Heading2"/>
@@ -3739,13 +4161,13 @@
         </w:numPr>
       </w:pPr>
       <w:r>
-        <w:t xml:space="preserve">Yamamoto, S. ctdose-core: Open, Auditable CT Dose Surveillance from DICOM, with a</w:t>
-      </w:r>
-      <w:r>
-        <w:t xml:space="preserve"> </w:t>
-      </w:r>
-      <w:r>
-        <w:t xml:space="preserve">Physics Reconstruction When the Dose Attributes Are Missing (Software). Zenodo,</w:t>
+        <w:t xml:space="preserve">Yamamoto, S. ctsegdose-core’s Companion: ctdose-core — Open, Auditable CT Dose</w:t>
+      </w:r>
+      <w:r>
+        <w:t xml:space="preserve"> </w:t>
+      </w:r>
+      <w:r>
+        <w:t xml:space="preserve">Surveillance from DICOM (Software Release). Zenodo,</w:t>
       </w:r>
       <w:r>
         <w:t xml:space="preserve"> </w:t>
@@ -3758,7 +4180,13 @@
         <w:t xml:space="preserve">2026</w:t>
       </w:r>
       <w:r>
-        <w:t xml:space="preserve">. https://doi.org/10.5281/zenodo.21636082</w:t>
+        <w:t xml:space="preserve">.</w:t>
+      </w:r>
+      <w:r>
+        <w:t xml:space="preserve"> </w:t>
+      </w:r>
+      <w:r>
+        <w:t xml:space="preserve">https://doi.org/10.5281/zenodo.21636082</w:t>
       </w:r>
     </w:p>
     <w:p>
@@ -3832,13 +4260,13 @@
         </w:numPr>
       </w:pPr>
       <w:r>
-        <w:t xml:space="preserve">ICRU. Tissue Substitutes in Radiation Dosimetry and Measurement. ICRU Report 44;</w:t>
-      </w:r>
-      <w:r>
-        <w:t xml:space="preserve"> </w:t>
-      </w:r>
-      <w:r>
-        <w:t xml:space="preserve">International Commission on Radiation Units and Measurements: Bethesda, MD, USA,</w:t>
+        <w:t xml:space="preserve">ICRU. Tissue Substitutes in Radiation Dosimetry and Measurement. ICRU Report 44; ICRU:</w:t>
+      </w:r>
+      <w:r>
+        <w:t xml:space="preserve"> </w:t>
+      </w:r>
+      <w:r>
+        <w:t xml:space="preserve">Bethesda, MD, USA,</w:t>
       </w:r>
       <w:r>
         <w:t xml:space="preserve"> </w:t>
@@ -3914,8 +4342,8 @@
         <w:t xml:space="preserve">https://doi.org/10.1088/0031-9155/41/1/009</w:t>
       </w:r>
     </w:p>
-    <w:bookmarkEnd w:id="47"/>
-    <w:bookmarkEnd w:id="48"/>
+    <w:bookmarkEnd w:id="49"/>
+    <w:bookmarkEnd w:id="50"/>
     <w:sectPr>
       <w:footnotePr>
         <w:numRestart w:val="eachSect"/>

--- a/paper/manuscript_tomography.docx
+++ b/paper/manuscript_tomography.docx
@@ -6101,7 +6101,7 @@
         <w:t xml:space="preserve">2026</w:t>
       </w:r>
       <w:r>
-        <w:t xml:space="preserve">. https://doi.org/10.5281/zenodo.21636082</w:t>
+        <w:t xml:space="preserve">. https://doi.org/10.5281/zenodo.21636719</w:t>
       </w:r>
     </w:p>
     <w:p>

--- a/paper/manuscript_tomography.docx
+++ b/paper/manuscript_tomography.docx
@@ -1061,7 +1061,7 @@
       <w:r>
         <w:drawing>
           <wp:inline>
-            <wp:extent cx="4800600" cy="5386039"/>
+            <wp:extent cx="4800600" cy="6700837"/>
             <wp:effectExtent b="0" l="0" r="0" t="0"/>
             <wp:docPr descr="" title="" id="13" name="Picture"/>
             <a:graphic>
@@ -1082,7 +1082,7 @@
                   <pic:spPr bwMode="auto">
                     <a:xfrm>
                       <a:off x="0" y="0"/>
-                      <a:ext cx="4800600" cy="5386039"/>
+                      <a:ext cx="4800600" cy="6700837"/>
                     </a:xfrm>
                     <a:prstGeom prst="rect">
                       <a:avLst/>

--- a/paper/manuscript_tomography.docx
+++ b/paper/manuscript_tomography.docx
@@ -2,7 +2,7 @@
 <file path=word/document.xml><?xml version="1.0" encoding="utf-8"?>
 <w:document xmlns:w="http://schemas.openxmlformats.org/wordprocessingml/2006/main" xmlns:m="http://schemas.openxmlformats.org/officeDocument/2006/math" xmlns:r="http://schemas.openxmlformats.org/officeDocument/2006/relationships" xmlns:o="urn:schemas-microsoft-com:office:office" xmlns:v="urn:schemas-microsoft-com:vml" xmlns:w10="urn:schemas-microsoft-com:office:word" xmlns:a="http://schemas.openxmlformats.org/drawingml/2006/main" xmlns:pic="http://schemas.openxmlformats.org/drawingml/2006/picture" xmlns:wp="http://schemas.openxmlformats.org/drawingml/2006/wordprocessingDrawing">
   <w:body>
-    <w:bookmarkStart w:id="60" w:name="X8262add42ea8d56622f6b373f153214da92c143"/>
+    <w:bookmarkStart w:id="61" w:name="X8262add42ea8d56622f6b373f153214da92c143"/>
     <w:p>
       <w:pPr>
         <w:pStyle w:val="Heading1"/>
@@ -992,7 +992,7 @@
       </w:r>
     </w:p>
     <w:bookmarkEnd w:id="11"/>
-    <w:bookmarkStart w:id="27" w:name="materials-and-methods"/>
+    <w:bookmarkStart w:id="28" w:name="materials-and-methods"/>
     <w:p>
       <w:pPr>
         <w:pStyle w:val="Heading2"/>
@@ -2129,6 +2129,130 @@
       </w:r>
       <w:r>
         <w:t xml:space="preserve">is therefore expected to flag real anatomy, and does.</w:t>
+      </w:r>
+    </w:p>
+    <w:p>
+      <w:pPr>
+        <w:pStyle w:val="BodyText"/>
+      </w:pPr>
+      <w:r>
+        <w:t xml:space="preserve">The opposite tail does not admit that explanation. The smallest mass in the cohort is a</w:t>
+      </w:r>
+      <w:r>
+        <w:t xml:space="preserve"> </w:t>
+      </w:r>
+      <w:r>
+        <w:t xml:space="preserve">left kidney of 4.3 g on a Philips Brilliance 64 series, segmented at 4.0 cm³ and not</w:t>
+      </w:r>
+      <w:r>
+        <w:t xml:space="preserve"> </w:t>
+      </w:r>
+      <w:r>
+        <w:t xml:space="preserve">truncated by the scan boundary. No adult kidney is that size, so this is a failed mask</w:t>
+      </w:r>
+      <w:r>
+        <w:t xml:space="preserve"> </w:t>
+      </w:r>
+      <w:r>
+        <w:t xml:space="preserve">rather than unusual anatomy: the mass plausibility check flagged it, and it is the one</w:t>
+      </w:r>
+      <w:r>
+        <w:t xml:space="preserve"> </w:t>
+      </w:r>
+      <w:r>
+        <w:t xml:space="preserve">segmentation failure the cohort contains. It is reported here and retained in the</w:t>
+      </w:r>
+      <w:r>
+        <w:t xml:space="preserve"> </w:t>
+      </w:r>
+      <w:r>
+        <w:t xml:space="preserve">analysis rather than removed, because a cohort with its failures deleted cannot be</w:t>
+      </w:r>
+      <w:r>
+        <w:t xml:space="preserve"> </w:t>
+      </w:r>
+      <w:r>
+        <w:t xml:space="preserve">audited. Its effect is small and is stated so that the reader does not have to take that</w:t>
+      </w:r>
+      <w:r>
+        <w:t xml:space="preserve"> </w:t>
+      </w:r>
+      <w:r>
+        <w:t xml:space="preserve">on trust: excluding it moves the published median left-kidney modulation weight from 1.036 to</w:t>
+      </w:r>
+      <w:r>
+        <w:t xml:space="preserve"> </w:t>
+      </w:r>
+      <w:r>
+        <w:t xml:space="preserve">1.035.</w:t>
+      </w:r>
+      <w:r>
+        <w:t xml:space="preserve"> </w:t>
+      </w:r>
+      <w:r>
+        <w:t xml:space="preserve">It is annotated in the mass comparison of Section 3.5.</w:t>
+      </w:r>
+    </w:p>
+    <w:p>
+      <w:pPr>
+        <w:pStyle w:val="BodyText"/>
+      </w:pPr>
+      <w:r>
+        <w:t xml:space="preserve">That case also marks the boundary of what these checks can do. They are automated</w:t>
+      </w:r>
+      <w:r>
+        <w:t xml:space="preserve"> </w:t>
+      </w:r>
+      <w:r>
+        <w:t xml:space="preserve">assertions about laterality, ordering and mass, applied without a reference segmentation,</w:t>
+      </w:r>
+      <w:r>
+        <w:t xml:space="preserve"> </w:t>
+      </w:r>
+      <w:r>
+        <w:t xml:space="preserve">because none exists for this cohort — the images are public and de-identified, and no</w:t>
+      </w:r>
+      <w:r>
+        <w:t xml:space="preserve"> </w:t>
+      </w:r>
+      <w:r>
+        <w:t xml:space="preserve">manually corrected masks accompany them. Checks of that kind detect gross failure</w:t>
+      </w:r>
+      <w:r>
+        <w:t xml:space="preserve"> </w:t>
+      </w:r>
+      <w:r>
+        <w:t xml:space="preserve">reliably: a mirrored volume, an inverted ordering, a mask that has collapsed or leaked far</w:t>
+      </w:r>
+      <w:r>
+        <w:t xml:space="preserve"> </w:t>
+      </w:r>
+      <w:r>
+        <w:t xml:space="preserve">enough to move the organ’s mass outside a wide band. They cannot detect a mask that is</w:t>
+      </w:r>
+      <w:r>
+        <w:t xml:space="preserve"> </w:t>
+      </w:r>
+      <w:r>
+        <w:t xml:space="preserve">systematically displaced yet plausible — a boundary drawn a few millimetres into</w:t>
+      </w:r>
+      <w:r>
+        <w:t xml:space="preserve"> </w:t>
+      </w:r>
+      <w:r>
+        <w:t xml:space="preserve">neighbouring tissue throughout, which leaves laterality, ordering and mass all within</w:t>
+      </w:r>
+      <w:r>
+        <w:t xml:space="preserve"> </w:t>
+      </w:r>
+      <w:r>
+        <w:t xml:space="preserve">range. Quantifying that residual error would require a manually corrected reference</w:t>
+      </w:r>
+      <w:r>
+        <w:t xml:space="preserve"> </w:t>
+      </w:r>
+      <w:r>
+        <w:t xml:space="preserve">standard, which this study does not have and does not claim.</w:t>
       </w:r>
     </w:p>
     <w:p>
@@ -3705,8 +3829,74 @@
       </w:r>
     </w:p>
     <w:bookmarkEnd w:id="26"/>
+    <w:bookmarkStart w:id="27" w:name="X662c2d66dd1eda3268d2087202c966cd73b2601"/>
+    <w:p>
+      <w:pPr>
+        <w:pStyle w:val="Heading3"/>
+      </w:pPr>
+      <w:r>
+        <w:t xml:space="preserve">2.13. Use of Generative Artificial Intelligence</w:t>
+      </w:r>
+    </w:p>
+    <w:p>
+      <w:pPr>
+        <w:pStyle w:val="FirstParagraph"/>
+      </w:pPr>
+      <w:r>
+        <w:t xml:space="preserve">A generative artificial intelligence assistant (Claude Opus 5, Anthropic) was used as a</w:t>
+      </w:r>
+      <w:r>
+        <w:t xml:space="preserve"> </w:t>
+      </w:r>
+      <w:r>
+        <w:t xml:space="preserve">tool in developing the software described in Sections 2.1 to 2.12 and in drafting and</w:t>
+      </w:r>
+      <w:r>
+        <w:t xml:space="preserve"> </w:t>
+      </w:r>
+      <w:r>
+        <w:t xml:space="preserve">editing the text of this manuscript. It was not used to generate, impute or select any</w:t>
+      </w:r>
+      <w:r>
+        <w:t xml:space="preserve"> </w:t>
+      </w:r>
+      <w:r>
+        <w:t xml:space="preserve">reported value. Every number in this article is produced by executable code in the cited</w:t>
+      </w:r>
+      <w:r>
+        <w:t xml:space="preserve"> </w:t>
+      </w:r>
+      <w:r>
+        <w:t xml:space="preserve">repository, is re-derived from the per-series records by the automated test suite</w:t>
+      </w:r>
+      <w:r>
+        <w:t xml:space="preserve"> </w:t>
+      </w:r>
+      <w:r>
+        <w:t xml:space="preserve">described above, and was verified by the author against the underlying records. The</w:t>
+      </w:r>
+      <w:r>
+        <w:t xml:space="preserve"> </w:t>
+      </w:r>
+      <w:r>
+        <w:t xml:space="preserve">study design, the eligibility rules, the quality-control criteria and all scientific</w:t>
+      </w:r>
+      <w:r>
+        <w:t xml:space="preserve"> </w:t>
+      </w:r>
+      <w:r>
+        <w:t xml:space="preserve">judgements, interpretations and conclusions are the author’s, who takes full</w:t>
+      </w:r>
+      <w:r>
+        <w:t xml:space="preserve"> </w:t>
+      </w:r>
+      <w:r>
+        <w:t xml:space="preserve">responsibility for the content of this article.</w:t>
+      </w:r>
+    </w:p>
     <w:bookmarkEnd w:id="27"/>
-    <w:bookmarkStart w:id="49" w:name="results"/>
+    <w:bookmarkEnd w:id="28"/>
+    <w:bookmarkStart w:id="50" w:name="results"/>
     <w:p>
       <w:pPr>
         <w:pStyle w:val="Heading2"/>
@@ -3715,7 +3905,7 @@
         <w:t xml:space="preserve">3. Results</w:t>
       </w:r>
     </w:p>
-    <w:bookmarkStart w:id="31" w:name="cohort-and-records"/>
+    <w:bookmarkStart w:id="32" w:name="cohort-and-records"/>
     <w:p>
       <w:pPr>
         <w:pStyle w:val="Heading3"/>
@@ -3797,18 +3987,18 @@
           <wp:inline>
             <wp:extent cx="4957010" cy="5784324"/>
             <wp:effectExtent b="0" l="0" r="0" t="0"/>
-            <wp:docPr descr="" title="" id="29" name="Picture"/>
+            <wp:docPr descr="" title="" id="30" name="Picture"/>
             <a:graphic>
               <a:graphicData uri="http://schemas.openxmlformats.org/drawingml/2006/picture">
                 <pic:pic>
                   <pic:nvPicPr>
-                    <pic:cNvPr descr="figures/fig2_segmentation.png" id="30" name="Picture"/>
+                    <pic:cNvPr descr="figures/fig2_segmentation.png" id="31" name="Picture"/>
                     <pic:cNvPicPr>
                       <a:picLocks noChangeArrowheads="1" noChangeAspect="1"/>
                     </pic:cNvPicPr>
                   </pic:nvPicPr>
                   <pic:blipFill>
-                    <a:blip r:embed="rId28"/>
+                    <a:blip r:embed="rId29"/>
                     <a:stretch>
                       <a:fillRect/>
                     </a:stretch>
@@ -3946,8 +4136,8 @@
         <w:t xml:space="preserve">Imaging Archive is shown.</w:t>
       </w:r>
     </w:p>
-    <w:bookmarkEnd w:id="31"/>
-    <w:bookmarkStart w:id="35" w:name="organ-specific-modulation-weights"/>
+    <w:bookmarkEnd w:id="32"/>
+    <w:bookmarkStart w:id="36" w:name="organ-specific-modulation-weights"/>
     <w:p>
       <w:pPr>
         <w:pStyle w:val="Heading3"/>
@@ -4035,18 +4225,18 @@
           <wp:inline>
             <wp:extent cx="5334000" cy="4659094"/>
             <wp:effectExtent b="0" l="0" r="0" t="0"/>
-            <wp:docPr descr="" title="" id="33" name="Picture"/>
+            <wp:docPr descr="" title="" id="34" name="Picture"/>
             <a:graphic>
               <a:graphicData uri="http://schemas.openxmlformats.org/drawingml/2006/picture">
                 <pic:pic>
                   <pic:nvPicPr>
-                    <pic:cNvPr descr="figures/fig3_demonstration_case.png" id="34" name="Picture"/>
+                    <pic:cNvPr descr="figures/fig3_demonstration_case.png" id="35" name="Picture"/>
                     <pic:cNvPicPr>
                       <a:picLocks noChangeArrowheads="1" noChangeAspect="1"/>
                     </pic:cNvPicPr>
                   </pic:nvPicPr>
                   <pic:blipFill>
-                    <a:blip r:embed="rId32"/>
+                    <a:blip r:embed="rId33"/>
                     <a:stretch>
                       <a:fillRect/>
                     </a:stretch>
@@ -4135,8 +4325,8 @@
         <w:t xml:space="preserve">are modulation-weighted indices, not absorbed doses.</w:t>
       </w:r>
     </w:p>
-    <w:bookmarkEnd w:id="35"/>
-    <w:bookmarkStart w:id="39" w:name="X1e80acbb71a080ba11eed7c879b65fdaf9935e5"/>
+    <w:bookmarkEnd w:id="36"/>
+    <w:bookmarkStart w:id="40" w:name="X1e80acbb71a080ba11eed7c879b65fdaf9935e5"/>
     <w:p>
       <w:pPr>
         <w:pStyle w:val="Heading3"/>
@@ -4218,18 +4408,18 @@
           <wp:inline>
             <wp:extent cx="5334000" cy="2898815"/>
             <wp:effectExtent b="0" l="0" r="0" t="0"/>
-            <wp:docPr descr="" title="" id="37" name="Picture"/>
+            <wp:docPr descr="" title="" id="38" name="Picture"/>
             <a:graphic>
               <a:graphicData uri="http://schemas.openxmlformats.org/drawingml/2006/picture">
                 <pic:pic>
                   <pic:nvPicPr>
-                    <pic:cNvPr descr="figures/fig4_dose_index_availability.png" id="38" name="Picture"/>
+                    <pic:cNvPr descr="figures/fig4_dose_index_availability.png" id="39" name="Picture"/>
                     <pic:cNvPicPr>
                       <a:picLocks noChangeArrowheads="1" noChangeAspect="1"/>
                     </pic:cNvPicPr>
                   </pic:nvPicPr>
                   <pic:blipFill>
-                    <a:blip r:embed="rId36"/>
+                    <a:blip r:embed="rId37"/>
                     <a:stretch>
                       <a:fillRect/>
                     </a:stretch>
@@ -4292,8 +4482,8 @@
         <w:t xml:space="preserve">distinguished by fill pattern as well as tone.</w:t>
       </w:r>
     </w:p>
-    <w:bookmarkEnd w:id="39"/>
-    <w:bookmarkStart w:id="40" w:name="Xd90e4020bed89f40d261fe1605a683ce49c20ad"/>
+    <w:bookmarkEnd w:id="40"/>
+    <w:bookmarkStart w:id="41" w:name="Xd90e4020bed89f40d261fe1605a683ce49c20ad"/>
     <w:p>
       <w:pPr>
         <w:pStyle w:val="Heading3"/>
@@ -4439,13 +4629,13 @@
         <w:t xml:space="preserve"> </w:t>
       </w:r>
       <w:r>
-        <w:t xml:space="preserve">1 is a Philips iCT 256, measured at +7.7%; the other 4 are GE, on models the comparison</w:t>
-      </w:r>
-      <w:r>
-        <w:t xml:space="preserve"> </w:t>
-      </w:r>
-      <w:r>
-        <w:t xml:space="preserve">cannot reach. The reconstruction is therefore unverified precisely where this study</w:t>
+        <w:t xml:space="preserve">1 is a Philips iCT 256, a model measured above at a median −2.0%; the other 4 are GE, on</w:t>
+      </w:r>
+      <w:r>
+        <w:t xml:space="preserve"> </w:t>
+      </w:r>
+      <w:r>
+        <w:t xml:space="preserve">models the comparison cannot reach. The reconstruction is therefore unverified precisely where this study</w:t>
       </w:r>
       <w:r>
         <w:t xml:space="preserve"> </w:t>
@@ -4460,8 +4650,8 @@
         <w:t xml:space="preserve">method. Results resting on a reconstructed value are marked as such throughout.</w:t>
       </w:r>
     </w:p>
-    <w:bookmarkEnd w:id="40"/>
-    <w:bookmarkStart w:id="44" w:name="X70cbf5043a3c777e943a08818979130bc3ea1a7"/>
+    <w:bookmarkEnd w:id="41"/>
+    <w:bookmarkStart w:id="45" w:name="X70cbf5043a3c777e943a08818979130bc3ea1a7"/>
     <w:p>
       <w:pPr>
         <w:pStyle w:val="Heading3"/>
@@ -4847,18 +5037,18 @@
           <wp:inline>
             <wp:extent cx="5147224" cy="2942580"/>
             <wp:effectExtent b="0" l="0" r="0" t="0"/>
-            <wp:docPr descr="" title="" id="42" name="Picture"/>
+            <wp:docPr descr="" title="" id="43" name="Picture"/>
             <a:graphic>
               <a:graphicData uri="http://schemas.openxmlformats.org/drawingml/2006/picture">
                 <pic:pic>
                   <pic:nvPicPr>
-                    <pic:cNvPr descr="figures/fig5_organ_mass_vs_icrp89.png" id="43" name="Picture"/>
+                    <pic:cNvPr descr="figures/fig5_organ_mass_vs_icrp89.png" id="44" name="Picture"/>
                     <pic:cNvPicPr>
                       <a:picLocks noChangeArrowheads="1" noChangeAspect="1"/>
                     </pic:cNvPicPr>
                   </pic:nvPicPr>
                   <pic:blipFill>
-                    <a:blip r:embed="rId41"/>
+                    <a:blip r:embed="rId42"/>
                     <a:stretch>
                       <a:fillRect/>
                     </a:stretch>
@@ -4924,11 +5114,17 @@
         <w:t xml:space="preserve"> </w:t>
       </w:r>
       <w:r>
-        <w:t xml:space="preserve">readable in greyscale.</w:t>
-      </w:r>
-    </w:p>
-    <w:bookmarkEnd w:id="44"/>
-    <w:bookmarkStart w:id="48" w:name="Xe502f279f709e96f2f22f37520e1c85ca7cf199"/>
+        <w:t xml:space="preserve">readable in greyscale. The annotated point is the one mask the quality control of Section</w:t>
+      </w:r>
+      <w:r>
+        <w:t xml:space="preserve"> </w:t>
+      </w:r>
+      <w:r>
+        <w:t xml:space="preserve">2.6 flagged as a segmentation failure, retained here rather than removed.</w:t>
+      </w:r>
+    </w:p>
+    <w:bookmarkEnd w:id="45"/>
+    <w:bookmarkStart w:id="49" w:name="Xe502f279f709e96f2f22f37520e1c85ca7cf199"/>
     <w:p>
       <w:pPr>
         <w:pStyle w:val="Heading3"/>
@@ -5024,18 +5220,18 @@
           <wp:inline>
             <wp:extent cx="5296186" cy="2342147"/>
             <wp:effectExtent b="0" l="0" r="0" t="0"/>
-            <wp:docPr descr="" title="" id="46" name="Picture"/>
+            <wp:docPr descr="" title="" id="47" name="Picture"/>
             <a:graphic>
               <a:graphicData uri="http://schemas.openxmlformats.org/drawingml/2006/picture">
                 <pic:pic>
                   <pic:nvPicPr>
-                    <pic:cNvPr descr="figures/fig6_study_limits.png" id="47" name="Picture"/>
+                    <pic:cNvPr descr="figures/fig6_study_limits.png" id="48" name="Picture"/>
                     <pic:cNvPicPr>
                       <a:picLocks noChangeArrowheads="1" noChangeAspect="1"/>
                     </pic:cNvPicPr>
                   </pic:nvPicPr>
                   <pic:blipFill>
-                    <a:blip r:embed="rId45"/>
+                    <a:blip r:embed="rId46"/>
                     <a:stretch>
                       <a:fillRect/>
                     </a:stretch>
@@ -5124,9 +5320,9 @@
         <w:t xml:space="preserve">dashed line is the threshold below which a series carries no usable variation.</w:t>
       </w:r>
     </w:p>
-    <w:bookmarkEnd w:id="48"/>
     <w:bookmarkEnd w:id="49"/>
-    <w:bookmarkStart w:id="50" w:name="discussion"/>
+    <w:bookmarkEnd w:id="50"/>
+    <w:bookmarkStart w:id="51" w:name="discussion"/>
     <w:p>
       <w:pPr>
         <w:pStyle w:val="Heading2"/>
@@ -5738,61 +5934,115 @@
           <w:b/>
           <w:bCs/>
         </w:rPr>
-        <w:t xml:space="preserve">Why acquisition constancy has to be screened.</w:t>
-      </w:r>
-      <w:r>
-        <w:t xml:space="preserve"> </w:t>
-      </w:r>
-      <w:r>
-        <w:t xml:space="preserve">The acquisition-constancy criterion</w:t>
-      </w:r>
-      <w:r>
-        <w:t xml:space="preserve"> </w:t>
-      </w:r>
-      <w:r>
-        <w:t xml:space="preserve">identified one series in which tube current alone was not proportional to scanner output,</w:t>
-      </w:r>
-      <w:r>
-        <w:t xml:space="preserve"> </w:t>
-      </w:r>
-      <w:r>
-        <w:t xml:space="preserve">because the acquisition changed rotation and exposure time part-way through. Excluding it</w:t>
-      </w:r>
-      <w:r>
-        <w:t xml:space="preserve"> </w:t>
-      </w:r>
-      <w:r>
-        <w:t xml:space="preserve">prevents a mixed acquisition from entering the quantitative modulation analysis, and</w:t>
-      </w:r>
-      <w:r>
-        <w:t xml:space="preserve"> </w:t>
-      </w:r>
-      <w:r>
-        <w:t xml:space="preserve">illustrates why constancy must be verified rather than assumed: nothing in the images, the</w:t>
-      </w:r>
-      <w:r>
-        <w:t xml:space="preserve"> </w:t>
-      </w:r>
-      <w:r>
-        <w:t xml:space="preserve">segmentation or the weights themselves would have revealed it. A current–time product</w:t>
-      </w:r>
-      <w:r>
-        <w:t xml:space="preserve"> </w:t>
-      </w:r>
-      <w:r>
-        <w:t xml:space="preserve">would be the more faithful weighting in general; it is not adopted here because exposure</w:t>
-      </w:r>
-      <w:r>
-        <w:t xml:space="preserve"> </w:t>
-      </w:r>
-      <w:r>
-        <w:t xml:space="preserve">time is absent from the archived headers of one other series and could not be applied</w:t>
-      </w:r>
-      <w:r>
-        <w:t xml:space="preserve"> </w:t>
-      </w:r>
-      <w:r>
-        <w:t xml:space="preserve">uniformly across the cohort.</w:t>
+        <w:t xml:space="preserve">What the reconstructed values do to the index, and what they do not.</w:t>
+      </w:r>
+      <w:r>
+        <w:t xml:space="preserve"> </w:t>
+      </w:r>
+      <w:r>
+        <w:t xml:space="preserve">Section 3.4</w:t>
+      </w:r>
+      <w:r>
+        <w:t xml:space="preserve"> </w:t>
+      </w:r>
+      <w:r>
+        <w:t xml:space="preserve">measures how far a reconstructed CTDIvol departs from a recorded one; the question that</w:t>
+      </w:r>
+      <w:r>
+        <w:t xml:space="preserve"> </w:t>
+      </w:r>
+      <w:r>
+        <w:t xml:space="preserve">follows is what such a departure does to the index built on it, and the two halves of the</w:t>
+      </w:r>
+      <w:r>
+        <w:t xml:space="preserve"> </w:t>
+      </w:r>
+      <w:r>
+        <w:t xml:space="preserve">answer are of different kinds. The first is structural. The modulation weight is a ratio of</w:t>
+      </w:r>
+      <w:r>
+        <w:t xml:space="preserve"> </w:t>
+      </w:r>
+      <w:r>
+        <w:t xml:space="preserve">tube currents, as defined in Section 2.8, and CTDIvol does not enter it; the index is that</w:t>
+      </w:r>
+      <w:r>
+        <w:t xml:space="preserve"> </w:t>
+      </w:r>
+      <w:r>
+        <w:t xml:space="preserve">weight multiplied by CTDIvol. An error in CTDIvol therefore appears in the index at 1:1</w:t>
+      </w:r>
+      <w:r>
+        <w:t xml:space="preserve"> </w:t>
+      </w:r>
+      <w:r>
+        <w:t xml:space="preserve">and cannot reach the weight at all, so the modulation results of Section 3.2 are</w:t>
+      </w:r>
+      <w:r>
+        <w:t xml:space="preserve"> </w:t>
+      </w:r>
+      <w:r>
+        <w:t xml:space="preserve">independent of it by construction rather than by measurement. The second half is</w:t>
+      </w:r>
+      <w:r>
+        <w:t xml:space="preserve"> </w:t>
+      </w:r>
+      <w:r>
+        <w:t xml:space="preserve">empirical, and concerns how much of the cohort is exposed. Of the 33 series carrying an</w:t>
+      </w:r>
+      <w:r>
+        <w:t xml:space="preserve"> </w:t>
+      </w:r>
+      <w:r>
+        <w:t xml:space="preserve">index, 4 rest on a reconstructed CTDIvol, covering 44 of 334 organ records. Recomputing</w:t>
+      </w:r>
+      <w:r>
+        <w:t xml:space="preserve"> </w:t>
+      </w:r>
+      <w:r>
+        <w:t xml:space="preserve">every table over the series with a recorded value alone moves the per-organ median</w:t>
+      </w:r>
+      <w:r>
+        <w:t xml:space="preserve"> </w:t>
+      </w:r>
+      <w:r>
+        <w:t xml:space="preserve">modulation weight by at most 0.048 and the per-organ median anatomy-weighted CTDIvol by at</w:t>
+      </w:r>
+      <w:r>
+        <w:t xml:space="preserve"> </w:t>
+      </w:r>
+      <w:r>
+        <w:t xml:space="preserve">most 1.11 mGy. The conclusions of this study do not depend on those 4 series — but the</w:t>
+      </w:r>
+      <w:r>
+        <w:t xml:space="preserve"> </w:t>
+      </w:r>
+      <w:r>
+        <w:t xml:space="preserve">reason for saying so is not that they can be discarded. Removing them removes GE from the</w:t>
+      </w:r>
+      <w:r>
+        <w:t xml:space="preserve"> </w:t>
+      </w:r>
+      <w:r>
+        <w:t xml:space="preserve">weighted tables entirely, from 3 series to none, because no GE series in this cohort</w:t>
+      </w:r>
+      <w:r>
+        <w:t xml:space="preserve"> </w:t>
+      </w:r>
+      <w:r>
+        <w:t xml:space="preserve">retained a recorded CTDIvol at all. The multi-vendor reach of the modulation results rests</w:t>
+      </w:r>
+      <w:r>
+        <w:t xml:space="preserve"> </w:t>
+      </w:r>
+      <w:r>
+        <w:t xml:space="preserve">on values whose accuracy Section 3.4 could not check, and that is the honest statement of</w:t>
+      </w:r>
+      <w:r>
+        <w:t xml:space="preserve"> </w:t>
+      </w:r>
+      <w:r>
+        <w:t xml:space="preserve">where this study is weakest.</w:t>
       </w:r>
     </w:p>
     <w:p>
@@ -5804,70 +6054,61 @@
           <w:b/>
           <w:bCs/>
         </w:rPr>
-        <w:t xml:space="preserve">Reproducibility and open implementation.</w:t>
-      </w:r>
-      <w:r>
-        <w:t xml:space="preserve"> </w:t>
-      </w:r>
-      <w:r>
-        <w:t xml:space="preserve">The implementation is MIT-licensed, no</w:t>
-      </w:r>
-      <w:r>
-        <w:t xml:space="preserve"> </w:t>
-      </w:r>
-      <w:r>
-        <w:t xml:space="preserve">imaging is redistributed, and every reported value is re-derived from the per-series</w:t>
-      </w:r>
-      <w:r>
-        <w:t xml:space="preserve"> </w:t>
-      </w:r>
-      <w:r>
-        <w:t xml:space="preserve">records by an automated test suite that regenerates the analysis tables and compares them.</w:t>
-      </w:r>
-      <w:r>
-        <w:t xml:space="preserve"> </w:t>
-      </w:r>
-      <w:r>
-        <w:t xml:space="preserve">The acquisition procedure, the analysis and the figures are each a single command. The</w:t>
-      </w:r>
-      <w:r>
-        <w:t xml:space="preserve"> </w:t>
-      </w:r>
-      <w:r>
-        <w:t xml:space="preserve">components differ in status and are not claimed as uniformly open: the imaging is publicly</w:t>
-      </w:r>
-      <w:r>
-        <w:t xml:space="preserve"> </w:t>
-      </w:r>
-      <w:r>
-        <w:t xml:space="preserve">accessible under collection-specific licences; the segmentation software and the</w:t>
-      </w:r>
-      <w:r>
-        <w:t xml:space="preserve"> </w:t>
-      </w:r>
-      <w:r>
-        <w:rPr>
-          <w:rStyle w:val="VerbatimChar"/>
-        </w:rPr>
-        <w:t xml:space="preserve">total</w:t>
-      </w:r>
-      <w:r>
-        <w:t xml:space="preserve"> </w:t>
-      </w:r>
-      <w:r>
-        <w:t xml:space="preserve">task weights are openly redistributable; the normalised-CTDI database is CC BY; the</w:t>
-      </w:r>
-      <w:r>
-        <w:t xml:space="preserve"> </w:t>
-      </w:r>
-      <w:r>
-        <w:t xml:space="preserve">HU-to-density anchor values are used by citation to ICRU Report 44 [16] and Schneider et</w:t>
-      </w:r>
-      <w:r>
-        <w:t xml:space="preserve"> </w:t>
-      </w:r>
-      <w:r>
-        <w:t xml:space="preserve">al. [17] rather than redistributed; and no Monte-Carlo coefficient table is included at all.</w:t>
+        <w:t xml:space="preserve">Why acquisition constancy has to be screened.</w:t>
+      </w:r>
+      <w:r>
+        <w:t xml:space="preserve"> </w:t>
+      </w:r>
+      <w:r>
+        <w:t xml:space="preserve">The acquisition-constancy criterion</w:t>
+      </w:r>
+      <w:r>
+        <w:t xml:space="preserve"> </w:t>
+      </w:r>
+      <w:r>
+        <w:t xml:space="preserve">identified one series in which tube current alone was not proportional to scanner output,</w:t>
+      </w:r>
+      <w:r>
+        <w:t xml:space="preserve"> </w:t>
+      </w:r>
+      <w:r>
+        <w:t xml:space="preserve">because the acquisition changed rotation and exposure time part-way through. Excluding it</w:t>
+      </w:r>
+      <w:r>
+        <w:t xml:space="preserve"> </w:t>
+      </w:r>
+      <w:r>
+        <w:t xml:space="preserve">prevents a mixed acquisition from entering the quantitative modulation analysis, and</w:t>
+      </w:r>
+      <w:r>
+        <w:t xml:space="preserve"> </w:t>
+      </w:r>
+      <w:r>
+        <w:t xml:space="preserve">illustrates why constancy must be verified rather than assumed: nothing in the images, the</w:t>
+      </w:r>
+      <w:r>
+        <w:t xml:space="preserve"> </w:t>
+      </w:r>
+      <w:r>
+        <w:t xml:space="preserve">segmentation or the weights themselves would have revealed it. A current–time product</w:t>
+      </w:r>
+      <w:r>
+        <w:t xml:space="preserve"> </w:t>
+      </w:r>
+      <w:r>
+        <w:t xml:space="preserve">would be the more faithful weighting in general; it is not adopted here because exposure</w:t>
+      </w:r>
+      <w:r>
+        <w:t xml:space="preserve"> </w:t>
+      </w:r>
+      <w:r>
+        <w:t xml:space="preserve">time is absent from the archived headers of one other series and could not be applied</w:t>
+      </w:r>
+      <w:r>
+        <w:t xml:space="preserve"> </w:t>
+      </w:r>
+      <w:r>
+        <w:t xml:space="preserve">uniformly across the cohort.</w:t>
       </w:r>
     </w:p>
     <w:p>
@@ -5879,73 +6120,70 @@
           <w:b/>
           <w:bCs/>
         </w:rPr>
-        <w:t xml:space="preserve">The boundary to absorbed organ dose.</w:t>
-      </w:r>
-      <w:r>
-        <w:t xml:space="preserve"> </w:t>
-      </w:r>
-      <w:r>
-        <w:t xml:space="preserve">Converting an anatomy-weighted index into an</w:t>
-      </w:r>
-      <w:r>
-        <w:t xml:space="preserve"> </w:t>
-      </w:r>
-      <w:r>
-        <w:t xml:space="preserve">absorbed organ dose requires CTDIvol-normalised coefficients with a patient-size</w:t>
-      </w:r>
-      <w:r>
-        <w:t xml:space="preserve"> </w:t>
-      </w:r>
-      <w:r>
-        <w:t xml:space="preserve">correction, of the kind applied over patient model libraries by Tian et al. [4], together</w:t>
-      </w:r>
-      <w:r>
-        <w:t xml:space="preserve"> </w:t>
-      </w:r>
-      <w:r>
-        <w:t xml:space="preserve">with the transport considerations listed in</w:t>
-      </w:r>
-      <w:r>
-        <w:t xml:space="preserve"> </w:t>
-      </w:r>
-      <w:r>
-        <w:t xml:space="preserve">Section 2.11. Those coefficient sets are published in subscription journals or distributed</w:t>
-      </w:r>
-      <w:r>
-        <w:t xml:space="preserve"> </w:t>
-      </w:r>
-      <w:r>
-        <w:t xml:space="preserve">with research software under terms granting use but not redistribution, which reflects a</w:t>
-      </w:r>
-      <w:r>
-        <w:t xml:space="preserve"> </w:t>
-      </w:r>
-      <w:r>
-        <w:t xml:space="preserve">publishing convention for Monte-Carlo reference data rather than any deficiency in the</w:t>
-      </w:r>
-      <w:r>
-        <w:t xml:space="preserve"> </w:t>
-      </w:r>
-      <w:r>
-        <w:t xml:space="preserve">coefficients themselves. Normalised-CTDI data of the kind used here to reconstruct a</w:t>
-      </w:r>
-      <w:r>
-        <w:t xml:space="preserve"> </w:t>
-      </w:r>
-      <w:r>
-        <w:t xml:space="preserve">missing whole-scan index has been published under CC BY [18], which shows the convention is</w:t>
-      </w:r>
-      <w:r>
-        <w:t xml:space="preserve"> </w:t>
-      </w:r>
-      <w:r>
-        <w:t xml:space="preserve">movable. The software accordingly refuses to emit a dose in milligray unless supplied with</w:t>
-      </w:r>
-      <w:r>
-        <w:t xml:space="preserve"> </w:t>
-      </w:r>
-      <w:r>
-        <w:t xml:space="preserve">a coefficient table carrying its citation, DOI, licence and source hash.</w:t>
+        <w:t xml:space="preserve">Reproducibility and open implementation.</w:t>
+      </w:r>
+      <w:r>
+        <w:t xml:space="preserve"> </w:t>
+      </w:r>
+      <w:r>
+        <w:t xml:space="preserve">The implementation is MIT-licensed, no</w:t>
+      </w:r>
+      <w:r>
+        <w:t xml:space="preserve"> </w:t>
+      </w:r>
+      <w:r>
+        <w:t xml:space="preserve">imaging is redistributed, and every reported value is re-derived from the per-series</w:t>
+      </w:r>
+      <w:r>
+        <w:t xml:space="preserve"> </w:t>
+      </w:r>
+      <w:r>
+        <w:t xml:space="preserve">records by an automated test suite that regenerates the analysis tables and compares them.</w:t>
+      </w:r>
+      <w:r>
+        <w:t xml:space="preserve"> </w:t>
+      </w:r>
+      <w:r>
+        <w:t xml:space="preserve">The acquisition procedure, the analysis and the figures are each a single command. The</w:t>
+      </w:r>
+      <w:r>
+        <w:t xml:space="preserve"> </w:t>
+      </w:r>
+      <w:r>
+        <w:t xml:space="preserve">components differ in status and are not claimed as uniformly open: the imaging is publicly</w:t>
+      </w:r>
+      <w:r>
+        <w:t xml:space="preserve"> </w:t>
+      </w:r>
+      <w:r>
+        <w:t xml:space="preserve">accessible under collection-specific licences; the segmentation software and the</w:t>
+      </w:r>
+      <w:r>
+        <w:t xml:space="preserve"> </w:t>
+      </w:r>
+      <w:r>
+        <w:rPr>
+          <w:rStyle w:val="VerbatimChar"/>
+        </w:rPr>
+        <w:t xml:space="preserve">total</w:t>
+      </w:r>
+      <w:r>
+        <w:t xml:space="preserve"> </w:t>
+      </w:r>
+      <w:r>
+        <w:t xml:space="preserve">task weights are openly redistributable; the normalised-CTDI database is CC BY; the</w:t>
+      </w:r>
+      <w:r>
+        <w:t xml:space="preserve"> </w:t>
+      </w:r>
+      <w:r>
+        <w:t xml:space="preserve">HU-to-density anchor values are used by citation to ICRU Report 44 [16] and Schneider et</w:t>
+      </w:r>
+      <w:r>
+        <w:t xml:space="preserve"> </w:t>
+      </w:r>
+      <w:r>
+        <w:t xml:space="preserve">al. [17] rather than redistributed; and no Monte-Carlo coefficient table is included at all.</w:t>
       </w:r>
     </w:p>
     <w:p>
@@ -5957,79 +6195,73 @@
           <w:b/>
           <w:bCs/>
         </w:rPr>
-        <w:t xml:space="preserve">Limitations.</w:t>
-      </w:r>
-      <w:r>
-        <w:t xml:space="preserve"> </w:t>
-      </w:r>
-      <w:r>
-        <w:t xml:space="preserve">Ten series per manufacturer supports a median and an interquartile range,</w:t>
-      </w:r>
-      <w:r>
-        <w:t xml:space="preserve"> </w:t>
-      </w:r>
-      <w:r>
-        <w:t xml:space="preserve">not a distributional claim, and series within the archive are not independent with respect</w:t>
-      </w:r>
-      <w:r>
-        <w:t xml:space="preserve"> </w:t>
-      </w:r>
-      <w:r>
-        <w:t xml:space="preserve">to collection, site, scanner model or export pathway. The cohort is oncological and not a</w:t>
-      </w:r>
-      <w:r>
-        <w:t xml:space="preserve"> </w:t>
-      </w:r>
-      <w:r>
-        <w:t xml:space="preserve">reference population. Contrast phase, tube voltage and reconstruction kernel were not</w:t>
-      </w:r>
-      <w:r>
-        <w:t xml:space="preserve"> </w:t>
-      </w:r>
-      <w:r>
-        <w:t xml:space="preserve">controlled, and all affect attenuation-derived mass estimates. A single segmentation model</w:t>
-      </w:r>
-      <w:r>
-        <w:t xml:space="preserve"> </w:t>
-      </w:r>
-      <w:r>
-        <w:t xml:space="preserve">was used, so segmentation behaviour and cohort anatomy cannot be separated. There is no</w:t>
-      </w:r>
-      <w:r>
-        <w:t xml:space="preserve"> </w:t>
-      </w:r>
-      <w:r>
-        <w:t xml:space="preserve">subject-level ground truth for organ mass. Rotation time, pitch and collimation are absent</w:t>
-      </w:r>
-      <w:r>
-        <w:t xml:space="preserve"> </w:t>
-      </w:r>
-      <w:r>
-        <w:t xml:space="preserve">from the archived headers of some series (19, 8 and 9 respectively), so their constancy</w:t>
-      </w:r>
-      <w:r>
-        <w:t xml:space="preserve"> </w:t>
-      </w:r>
-      <w:r>
-        <w:t xml:space="preserve">within those series could not be fully verified and is assumed from the single-acquisition</w:t>
-      </w:r>
-      <w:r>
-        <w:t xml:space="preserve"> </w:t>
-      </w:r>
-      <w:r>
-        <w:t xml:space="preserve">representation; the acquisition-constancy criterion is therefore a screen against</w:t>
-      </w:r>
-      <w:r>
-        <w:t xml:space="preserve"> </w:t>
-      </w:r>
-      <w:r>
-        <w:t xml:space="preserve">detectable violations rather than a guarantee. The index addresses longitudinal modulation</w:t>
-      </w:r>
-      <w:r>
-        <w:t xml:space="preserve"> </w:t>
-      </w:r>
-      <w:r>
-        <w:t xml:space="preserve">only, as set out in Section 2.11, and no absorbed dose is reported.</w:t>
+        <w:t xml:space="preserve">The boundary to absorbed organ dose.</w:t>
+      </w:r>
+      <w:r>
+        <w:t xml:space="preserve"> </w:t>
+      </w:r>
+      <w:r>
+        <w:t xml:space="preserve">Converting an anatomy-weighted index into an</w:t>
+      </w:r>
+      <w:r>
+        <w:t xml:space="preserve"> </w:t>
+      </w:r>
+      <w:r>
+        <w:t xml:space="preserve">absorbed organ dose requires CTDIvol-normalised coefficients with a patient-size</w:t>
+      </w:r>
+      <w:r>
+        <w:t xml:space="preserve"> </w:t>
+      </w:r>
+      <w:r>
+        <w:t xml:space="preserve">correction, of the kind applied over patient model libraries by Tian et al. [4], together</w:t>
+      </w:r>
+      <w:r>
+        <w:t xml:space="preserve"> </w:t>
+      </w:r>
+      <w:r>
+        <w:t xml:space="preserve">with the transport considerations listed in</w:t>
+      </w:r>
+      <w:r>
+        <w:t xml:space="preserve"> </w:t>
+      </w:r>
+      <w:r>
+        <w:t xml:space="preserve">Section 2.11. Those coefficient sets are published in subscription journals or distributed</w:t>
+      </w:r>
+      <w:r>
+        <w:t xml:space="preserve"> </w:t>
+      </w:r>
+      <w:r>
+        <w:t xml:space="preserve">with research software under terms granting use but not redistribution, which reflects a</w:t>
+      </w:r>
+      <w:r>
+        <w:t xml:space="preserve"> </w:t>
+      </w:r>
+      <w:r>
+        <w:t xml:space="preserve">publishing convention for Monte-Carlo reference data rather than any deficiency in the</w:t>
+      </w:r>
+      <w:r>
+        <w:t xml:space="preserve"> </w:t>
+      </w:r>
+      <w:r>
+        <w:t xml:space="preserve">coefficients themselves. Normalised-CTDI data of the kind used here to reconstruct a</w:t>
+      </w:r>
+      <w:r>
+        <w:t xml:space="preserve"> </w:t>
+      </w:r>
+      <w:r>
+        <w:t xml:space="preserve">missing whole-scan index has been published under CC BY [18], which shows the convention is</w:t>
+      </w:r>
+      <w:r>
+        <w:t xml:space="preserve"> </w:t>
+      </w:r>
+      <w:r>
+        <w:t xml:space="preserve">movable. The software accordingly refuses to emit a dose in milligray unless supplied with</w:t>
+      </w:r>
+      <w:r>
+        <w:t xml:space="preserve"> </w:t>
+      </w:r>
+      <w:r>
+        <w:t xml:space="preserve">a coefficient table carrying its citation, DOI, licence and source hash.</w:t>
       </w:r>
     </w:p>
     <w:p>
@@ -6041,6 +6273,126 @@
           <w:b/>
           <w:bCs/>
         </w:rPr>
+        <w:t xml:space="preserve">Limitations.</w:t>
+      </w:r>
+      <w:r>
+        <w:t xml:space="preserve"> </w:t>
+      </w:r>
+      <w:r>
+        <w:t xml:space="preserve">Ten series per manufacturer supports a median and an interquartile range,</w:t>
+      </w:r>
+      <w:r>
+        <w:t xml:space="preserve"> </w:t>
+      </w:r>
+      <w:r>
+        <w:t xml:space="preserve">not a distributional claim, and series within the archive are not independent with respect</w:t>
+      </w:r>
+      <w:r>
+        <w:t xml:space="preserve"> </w:t>
+      </w:r>
+      <w:r>
+        <w:t xml:space="preserve">to collection, site, scanner model or export pathway. The design is balanced by</w:t>
+      </w:r>
+      <w:r>
+        <w:t xml:space="preserve"> </w:t>
+      </w:r>
+      <w:r>
+        <w:t xml:space="preserve">manufacturer and not by scanner model, and the two are not interchangeable: those ten</w:t>
+      </w:r>
+      <w:r>
+        <w:t xml:space="preserve"> </w:t>
+      </w:r>
+      <w:r>
+        <w:t xml:space="preserve">series per manufacturer are spread over 9 distinct GE models, 6 Siemens, 4 Canon/Toshiba</w:t>
+      </w:r>
+      <w:r>
+        <w:t xml:space="preserve"> </w:t>
+      </w:r>
+      <w:r>
+        <w:t xml:space="preserve">and 4 Philips, so most individual models are represented by one to three series. Anything</w:t>
+      </w:r>
+      <w:r>
+        <w:t xml:space="preserve"> </w:t>
+      </w:r>
+      <w:r>
+        <w:t xml:space="preserve">stated here about a manufacturer is therefore a statement about a small, model-diverse</w:t>
+      </w:r>
+      <w:r>
+        <w:t xml:space="preserve"> </w:t>
+      </w:r>
+      <w:r>
+        <w:t xml:space="preserve">sample of that manufacturer’s installed base, and nothing in this study supports a claim</w:t>
+      </w:r>
+      <w:r>
+        <w:t xml:space="preserve"> </w:t>
+      </w:r>
+      <w:r>
+        <w:t xml:space="preserve">at the level of a particular scanner model. The cohort is oncological and not a</w:t>
+      </w:r>
+      <w:r>
+        <w:t xml:space="preserve"> </w:t>
+      </w:r>
+      <w:r>
+        <w:t xml:space="preserve">reference population. Contrast phase, tube voltage and reconstruction kernel were not</w:t>
+      </w:r>
+      <w:r>
+        <w:t xml:space="preserve"> </w:t>
+      </w:r>
+      <w:r>
+        <w:t xml:space="preserve">controlled, and all affect attenuation-derived mass estimates. A single segmentation model</w:t>
+      </w:r>
+      <w:r>
+        <w:t xml:space="preserve"> </w:t>
+      </w:r>
+      <w:r>
+        <w:t xml:space="preserve">was used, so segmentation behaviour and cohort anatomy cannot be separated. There is no</w:t>
+      </w:r>
+      <w:r>
+        <w:t xml:space="preserve"> </w:t>
+      </w:r>
+      <w:r>
+        <w:t xml:space="preserve">subject-level ground truth for organ mass. Rotation time, pitch and collimation are absent</w:t>
+      </w:r>
+      <w:r>
+        <w:t xml:space="preserve"> </w:t>
+      </w:r>
+      <w:r>
+        <w:t xml:space="preserve">from the archived headers of some series (19, 8 and 9 respectively), so their constancy</w:t>
+      </w:r>
+      <w:r>
+        <w:t xml:space="preserve"> </w:t>
+      </w:r>
+      <w:r>
+        <w:t xml:space="preserve">within those series could not be fully verified and is assumed from the single-acquisition</w:t>
+      </w:r>
+      <w:r>
+        <w:t xml:space="preserve"> </w:t>
+      </w:r>
+      <w:r>
+        <w:t xml:space="preserve">representation; the acquisition-constancy criterion is therefore a screen against</w:t>
+      </w:r>
+      <w:r>
+        <w:t xml:space="preserve"> </w:t>
+      </w:r>
+      <w:r>
+        <w:t xml:space="preserve">detectable violations rather than a guarantee. The index addresses longitudinal modulation</w:t>
+      </w:r>
+      <w:r>
+        <w:t xml:space="preserve"> </w:t>
+      </w:r>
+      <w:r>
+        <w:t xml:space="preserve">only, as set out in Section 2.11, and no absorbed dose is reported.</w:t>
+      </w:r>
+    </w:p>
+    <w:p>
+      <w:pPr>
+        <w:pStyle w:val="BodyText"/>
+      </w:pPr>
+      <w:r>
+        <w:rPr>
+          <w:b/>
+          <w:bCs/>
+        </w:rPr>
         <w:t xml:space="preserve">Future work.</w:t>
       </w:r>
       <w:r>
@@ -6080,8 +6432,8 @@
         <w:t xml:space="preserve">rather than confounded.</w:t>
       </w:r>
     </w:p>
-    <w:bookmarkEnd w:id="50"/>
-    <w:bookmarkStart w:id="51" w:name="conclusions"/>
+    <w:bookmarkEnd w:id="51"/>
+    <w:bookmarkStart w:id="52" w:name="conclusions"/>
     <w:p>
       <w:pPr>
         <w:pStyle w:val="Heading2"/>
@@ -6176,8 +6528,8 @@
         <w:t xml:space="preserve">reproducible from the shipped results.</w:t>
       </w:r>
     </w:p>
-    <w:bookmarkEnd w:id="51"/>
-    <w:bookmarkStart w:id="52" w:name="author-contributions"/>
+    <w:bookmarkEnd w:id="52"/>
+    <w:bookmarkStart w:id="53" w:name="author-contributions"/>
     <w:p>
       <w:pPr>
         <w:pStyle w:val="Heading2"/>
@@ -6206,8 +6558,8 @@
         <w:t xml:space="preserve">visualisation. The author has read and agreed to the published version of the manuscript.</w:t>
       </w:r>
     </w:p>
-    <w:bookmarkEnd w:id="52"/>
-    <w:bookmarkStart w:id="53" w:name="funding"/>
+    <w:bookmarkEnd w:id="53"/>
+    <w:bookmarkStart w:id="54" w:name="funding"/>
     <w:p>
       <w:pPr>
         <w:pStyle w:val="Heading2"/>
@@ -6224,8 +6576,8 @@
         <w:t xml:space="preserve">This research received no external funding.</w:t>
       </w:r>
     </w:p>
-    <w:bookmarkEnd w:id="53"/>
-    <w:bookmarkStart w:id="54" w:name="institutional-review-board-statement"/>
+    <w:bookmarkEnd w:id="54"/>
+    <w:bookmarkStart w:id="55" w:name="institutional-review-board-statement"/>
     <w:p>
       <w:pPr>
         <w:pStyle w:val="Heading2"/>
@@ -6284,8 +6636,8 @@
         <w:t xml:space="preserve">were therefore not required.</w:t>
       </w:r>
     </w:p>
-    <w:bookmarkEnd w:id="54"/>
-    <w:bookmarkStart w:id="55" w:name="informed-consent-statement"/>
+    <w:bookmarkEnd w:id="55"/>
+    <w:bookmarkStart w:id="56" w:name="informed-consent-statement"/>
     <w:p>
       <w:pPr>
         <w:pStyle w:val="Heading2"/>
@@ -6308,8 +6660,8 @@
         <w:t xml:space="preserve">Cancer Imaging Archive.</w:t>
       </w:r>
     </w:p>
-    <w:bookmarkEnd w:id="55"/>
-    <w:bookmarkStart w:id="56" w:name="data-availability-statement"/>
+    <w:bookmarkEnd w:id="56"/>
+    <w:bookmarkStart w:id="57" w:name="data-availability-statement"/>
     <w:p>
       <w:pPr>
         <w:pStyle w:val="Heading2"/>
@@ -6488,8 +6840,8 @@
         <w:t xml:space="preserve">Section 4.</w:t>
       </w:r>
     </w:p>
-    <w:bookmarkEnd w:id="56"/>
-    <w:bookmarkStart w:id="57" w:name="conflicts-of-interest"/>
+    <w:bookmarkEnd w:id="57"/>
+    <w:bookmarkStart w:id="58" w:name="conflicts-of-interest"/>
     <w:p>
       <w:pPr>
         <w:pStyle w:val="Heading2"/>
@@ -6530,8 +6882,8 @@
         <w:t xml:space="preserve">proprietary clinical data were used; all imaging is publicly available and de-identified.</w:t>
       </w:r>
     </w:p>
-    <w:bookmarkEnd w:id="57"/>
-    <w:bookmarkStart w:id="58" w:name="X662c2d66dd1eda3268d2087202c966cd73b2601"/>
+    <w:bookmarkEnd w:id="58"/>
+    <w:bookmarkStart w:id="59" w:name="X403f50173cc9f6c2dda70a807554c26161ce17d"/>
     <w:p>
       <w:pPr>
         <w:pStyle w:val="Heading2"/>
@@ -6545,41 +6897,47 @@
         <w:pStyle w:val="FirstParagraph"/>
       </w:pPr>
       <w:r>
-        <w:t xml:space="preserve">A generative artificial intelligence assistant (Claude, Anthropic) was used as a tool in</w:t>
-      </w:r>
-      <w:r>
-        <w:t xml:space="preserve"> </w:t>
-      </w:r>
-      <w:r>
-        <w:t xml:space="preserve">the development of the software and in drafting and editing the text of this manuscript.</w:t>
-      </w:r>
-      <w:r>
-        <w:t xml:space="preserve"> </w:t>
-      </w:r>
-      <w:r>
-        <w:t xml:space="preserve">All reported results are produced by executable code contained in the cited repository,</w:t>
-      </w:r>
-      <w:r>
-        <w:t xml:space="preserve"> </w:t>
-      </w:r>
-      <w:r>
-        <w:t xml:space="preserve">are re-derived from the underlying per-series records by an automated test suite, and were</w:t>
-      </w:r>
-      <w:r>
-        <w:t xml:space="preserve"> </w:t>
-      </w:r>
-      <w:r>
-        <w:t xml:space="preserve">verified by the author. All scientific judgements, interpretations and conclusions are the</w:t>
-      </w:r>
-      <w:r>
-        <w:t xml:space="preserve"> </w:t>
-      </w:r>
-      <w:r>
-        <w:t xml:space="preserve">author’s, who takes full responsibility for the content of this article.</w:t>
-      </w:r>
-    </w:p>
-    <w:bookmarkEnd w:id="58"/>
-    <w:bookmarkStart w:id="59" w:name="references"/>
+        <w:t xml:space="preserve">A generative artificial intelligence assistant (Claude Opus 5, Anthropic) was used as a</w:t>
+      </w:r>
+      <w:r>
+        <w:t xml:space="preserve"> </w:t>
+      </w:r>
+      <w:r>
+        <w:t xml:space="preserve">tool in the development of the software and in drafting and editing the text of this</w:t>
+      </w:r>
+      <w:r>
+        <w:t xml:space="preserve"> </w:t>
+      </w:r>
+      <w:r>
+        <w:t xml:space="preserve">manuscript. All reported results are produced by executable code contained in the cited</w:t>
+      </w:r>
+      <w:r>
+        <w:t xml:space="preserve"> </w:t>
+      </w:r>
+      <w:r>
+        <w:t xml:space="preserve">repository, are re-derived from the underlying per-series records by an automated test</w:t>
+      </w:r>
+      <w:r>
+        <w:t xml:space="preserve"> </w:t>
+      </w:r>
+      <w:r>
+        <w:t xml:space="preserve">suite, and were verified by the author. All scientific judgements, interpretations and</w:t>
+      </w:r>
+      <w:r>
+        <w:t xml:space="preserve"> </w:t>
+      </w:r>
+      <w:r>
+        <w:t xml:space="preserve">conclusions are the author’s, who takes full responsibility for the content of this</w:t>
+      </w:r>
+      <w:r>
+        <w:t xml:space="preserve"> </w:t>
+      </w:r>
+      <w:r>
+        <w:t xml:space="preserve">article.</w:t>
+      </w:r>
+    </w:p>
+    <w:bookmarkEnd w:id="59"/>
+    <w:bookmarkStart w:id="60" w:name="references"/>
     <w:p>
       <w:pPr>
         <w:pStyle w:val="Heading2"/>
@@ -7629,8 +7987,8 @@
         <w:t xml:space="preserve">, 810-816. https://doi.org/10.2214/ajr.14.13693.</w:t>
       </w:r>
     </w:p>
-    <w:bookmarkEnd w:id="59"/>
     <w:bookmarkEnd w:id="60"/>
+    <w:bookmarkEnd w:id="61"/>
     <w:sectPr>
       <w:footnotePr>
         <w:numRestart w:val="eachSect"/>

--- a/paper/manuscript_tomography.docx
+++ b/paper/manuscript_tomography.docx
@@ -6699,13 +6699,13 @@
         <w:t xml:space="preserve"> </w:t>
       </w:r>
       <w:r>
-        <w:t xml:space="preserve">v0.1.1 (commit 46edee6423ddc19b47efae180d8edf527299d066), archived at Zenodo under</w:t>
-      </w:r>
-      <w:r>
-        <w:t xml:space="preserve"> </w:t>
-      </w:r>
-      <w:r>
-        <w:t xml:space="preserve">10.5281/zenodo.21817307. The machine-readable results the manuscript quotes, the per-organ</w:t>
+        <w:t xml:space="preserve">v0.1.2 (commit 0ca9d57ef9fbc1a321cd5b671d21eb5857def518), archived at Zenodo under</w:t>
+      </w:r>
+      <w:r>
+        <w:t xml:space="preserve"> </w:t>
+      </w:r>
+      <w:r>
+        <w:t xml:space="preserve">10.5281/zenodo.22143005. The machine-readable results the manuscript quotes, the per-organ</w:t>
       </w:r>
       <w:r>
         <w:t xml:space="preserve"> </w:t>

--- a/paper/manuscript_tomography.docx
+++ b/paper/manuscript_tomography.docx
@@ -28,7 +28,7 @@
         <w:pStyle w:val="BodyText"/>
       </w:pPr>
       <w:r>
-        <w:t xml:space="preserve">Institute of One, LISIT Co., Ltd., Tokyo, Japan; yamamoto@lisit.jp; ORCID 0000-0001-9211-1071</w:t>
+        <w:t xml:space="preserve">Institute of One, LISIT Co., Ltd., 150-0044 Tokyo, Japan; yamamoto@lisit.jp; ORCID 0000-0001-9211-1071</w:t>
       </w:r>
     </w:p>
     <w:p>
@@ -139,97 +139,149 @@
         <w:pStyle w:val="FirstParagraph"/>
       </w:pPr>
       <w:r>
-        <w:t xml:space="preserve">CTDIvol is a scanner-output index, not an organ dose, and cannot express how tube-current</w:t>
-      </w:r>
-      <w:r>
-        <w:t xml:space="preserve"> </w:t>
-      </w:r>
-      <w:r>
-        <w:t xml:space="preserve">modulation varies along a patient. An organ-specific weighted CTDIvol addressing this has</w:t>
-      </w:r>
-      <w:r>
-        <w:t xml:space="preserve"> </w:t>
-      </w:r>
-      <w:r>
-        <w:t xml:space="preserve">been reported before, in single-institution cohorts and often from inputs routine archives</w:t>
-      </w:r>
-      <w:r>
-        <w:t xml:space="preserve"> </w:t>
-      </w:r>
-      <w:r>
-        <w:t xml:space="preserve">do not retain. New here is not the quantity but what an open, multi-vendor</w:t>
-      </w:r>
-      <w:r>
-        <w:t xml:space="preserve"> </w:t>
-      </w:r>
-      <w:r>
-        <w:t xml:space="preserve">operationalisation reveals: whether its inputs survive archive curation, and what the</w:t>
-      </w:r>
-      <w:r>
-        <w:t xml:space="preserve"> </w:t>
-      </w:r>
-      <w:r>
-        <w:t xml:space="preserve">fallback costs when they do not. Forty abdominal CT series, ten per manufacturer, were</w:t>
-      </w:r>
-      <w:r>
-        <w:t xml:space="preserve"> </w:t>
-      </w:r>
-      <w:r>
-        <w:t xml:space="preserve">drawn from The Cancer Imaging Archive and twelve organs segmented with TotalSegmentator at</w:t>
-      </w:r>
-      <w:r>
-        <w:t xml:space="preserve"> </w:t>
-      </w:r>
-      <w:r>
-        <w:t xml:space="preserve">inference. Of 480 requested organ–series combinations, 455 were produced. A rule-based</w:t>
-      </w:r>
-      <w:r>
-        <w:t xml:space="preserve"> </w:t>
-      </w:r>
-      <w:r>
-        <w:t xml:space="preserve">acquisition-constancy criterion admitted 39 series. Modulation weights spanned</w:t>
-      </w:r>
-      <w:r>
-        <w:t xml:space="preserve"> </w:t>
-      </w:r>
-      <w:r>
-        <w:t xml:space="preserve">0.59 to 1.69, so the index departs from the whole-scan CTDIvol by up to 70% within one</w:t>
-      </w:r>
-      <w:r>
-        <w:t xml:space="preserve"> </w:t>
-      </w:r>
-      <w:r>
-        <w:t xml:space="preserve">acquisition. A recorded CTDIvol survived in 29 of 40 archived headers, was reconstructable</w:t>
-      </w:r>
-      <w:r>
-        <w:t xml:space="preserve"> </w:t>
-      </w:r>
-      <w:r>
-        <w:t xml:space="preserve">in 5 and unavailable in 6, availability differing markedly between manufacturers. Forcing</w:t>
-      </w:r>
-      <w:r>
-        <w:t xml:space="preserve"> </w:t>
-      </w:r>
-      <w:r>
-        <w:t xml:space="preserve">that reconstruction on series that did retain a value agreed to within 12% on three</w:t>
-      </w:r>
-      <w:r>
-        <w:t xml:space="preserve"> </w:t>
-      </w:r>
-      <w:r>
-        <w:t xml:space="preserve">scanner models and diverged by 58% and 84% on two others. Estimated organ mass was broadly</w:t>
-      </w:r>
-      <w:r>
-        <w:t xml:space="preserve"> </w:t>
-      </w:r>
-      <w:r>
-        <w:t xml:space="preserve">consistent with ICRP 89 for liver and kidneys. This index is not absorbed dose; the</w:t>
-      </w:r>
-      <w:r>
-        <w:t xml:space="preserve"> </w:t>
-      </w:r>
-      <w:r>
-        <w:t xml:space="preserve">implementation is open.</w:t>
+        <w:rPr>
+          <w:b/>
+          <w:bCs/>
+        </w:rPr>
+        <w:t xml:space="preserve">Background/Objectives:</w:t>
+      </w:r>
+      <w:r>
+        <w:t xml:space="preserve"> </w:t>
+      </w:r>
+      <w:r>
+        <w:t xml:space="preserve">CTDIvol is a scanner-output index, not an organ dose, and</w:t>
+      </w:r>
+      <w:r>
+        <w:t xml:space="preserve"> </w:t>
+      </w:r>
+      <w:r>
+        <w:t xml:space="preserve">cannot express how tube-current modulation varies along a patient. An organ-specific</w:t>
+      </w:r>
+      <w:r>
+        <w:t xml:space="preserve"> </w:t>
+      </w:r>
+      <w:r>
+        <w:t xml:space="preserve">weighted CTDIvol addressing this has been reported before, in single-institution cohorts</w:t>
+      </w:r>
+      <w:r>
+        <w:t xml:space="preserve"> </w:t>
+      </w:r>
+      <w:r>
+        <w:t xml:space="preserve">and often from inputs routine archives do not retain. New here is not the quantity but</w:t>
+      </w:r>
+      <w:r>
+        <w:t xml:space="preserve"> </w:t>
+      </w:r>
+      <w:r>
+        <w:t xml:space="preserve">what an open, multi-vendor operationalisation reveals: whether its inputs survive archive</w:t>
+      </w:r>
+      <w:r>
+        <w:t xml:space="preserve"> </w:t>
+      </w:r>
+      <w:r>
+        <w:t xml:space="preserve">curation, and what the fallback costs when they do not.</w:t>
+      </w:r>
+      <w:r>
+        <w:t xml:space="preserve"> </w:t>
+      </w:r>
+      <w:r>
+        <w:rPr>
+          <w:b/>
+          <w:bCs/>
+        </w:rPr>
+        <w:t xml:space="preserve">Methods:</w:t>
+      </w:r>
+      <w:r>
+        <w:t xml:space="preserve"> </w:t>
+      </w:r>
+      <w:r>
+        <w:t xml:space="preserve">Forty abdominal CT</w:t>
+      </w:r>
+      <w:r>
+        <w:t xml:space="preserve"> </w:t>
+      </w:r>
+      <w:r>
+        <w:t xml:space="preserve">series, ten per manufacturer, were drawn from The Cancer Imaging Archive and twelve organs</w:t>
+      </w:r>
+      <w:r>
+        <w:t xml:space="preserve"> </w:t>
+      </w:r>
+      <w:r>
+        <w:t xml:space="preserve">segmented with TotalSegmentator at inference. Of 480 requested organ–series combinations,</w:t>
+      </w:r>
+      <w:r>
+        <w:t xml:space="preserve"> </w:t>
+      </w:r>
+      <w:r>
+        <w:t xml:space="preserve">455 were produced. A rule-based acquisition-constancy criterion admitted 39 series.</w:t>
+      </w:r>
+      <w:r>
+        <w:t xml:space="preserve"> </w:t>
+      </w:r>
+      <w:r>
+        <w:rPr>
+          <w:b/>
+          <w:bCs/>
+        </w:rPr>
+        <w:t xml:space="preserve">Results:</w:t>
+      </w:r>
+      <w:r>
+        <w:t xml:space="preserve"> </w:t>
+      </w:r>
+      <w:r>
+        <w:t xml:space="preserve">Modulation weights spanned 0.59 to 1.69, so the index departs from the</w:t>
+      </w:r>
+      <w:r>
+        <w:t xml:space="preserve"> </w:t>
+      </w:r>
+      <w:r>
+        <w:t xml:space="preserve">whole-scan CTDIvol by up to 70% within one acquisition. A recorded CTDIvol survived in 29</w:t>
+      </w:r>
+      <w:r>
+        <w:t xml:space="preserve"> </w:t>
+      </w:r>
+      <w:r>
+        <w:t xml:space="preserve">of 40 archived headers, was reconstructable in 5 and unavailable in 6, availability</w:t>
+      </w:r>
+      <w:r>
+        <w:t xml:space="preserve"> </w:t>
+      </w:r>
+      <w:r>
+        <w:t xml:space="preserve">differing markedly between manufacturers. Forcing that reconstruction on series that did</w:t>
+      </w:r>
+      <w:r>
+        <w:t xml:space="preserve"> </w:t>
+      </w:r>
+      <w:r>
+        <w:t xml:space="preserve">retain a value agreed to within 12% on three scanner models and diverged by 58% and 84% on</w:t>
+      </w:r>
+      <w:r>
+        <w:t xml:space="preserve"> </w:t>
+      </w:r>
+      <w:r>
+        <w:t xml:space="preserve">two others. Estimated organ mass was broadly consistent with ICRP 89 for liver and</w:t>
+      </w:r>
+      <w:r>
+        <w:t xml:space="preserve"> </w:t>
+      </w:r>
+      <w:r>
+        <w:t xml:space="preserve">kidneys.</w:t>
+      </w:r>
+      <w:r>
+        <w:t xml:space="preserve"> </w:t>
+      </w:r>
+      <w:r>
+        <w:rPr>
+          <w:b/>
+          <w:bCs/>
+        </w:rPr>
+        <w:t xml:space="preserve">Conclusions:</w:t>
+      </w:r>
+      <w:r>
+        <w:t xml:space="preserve"> </w:t>
+      </w:r>
+      <w:r>
+        <w:t xml:space="preserve">This index is not absorbed dose; the implementation is open.</w:t>
       </w:r>
     </w:p>
     <w:p>
@@ -1128,13 +1180,25 @@
         <w:t xml:space="preserve"> </w:t>
       </w:r>
       <w:r>
-        <w:t xml:space="preserve">box naming what its stage rejects or flags. Green: the reported quantity. Every count is</w:t>
-      </w:r>
-      <w:r>
-        <w:t xml:space="preserve"> </w:t>
-      </w:r>
-      <w:r>
-        <w:t xml:space="preserve">read from the shipped result files.</w:t>
+        <w:t xml:space="preserve">box naming what its stage rejects or flags. Green: the reported quantity. Solid arrows</w:t>
+      </w:r>
+      <w:r>
+        <w:t xml:space="preserve"> </w:t>
+      </w:r>
+      <w:r>
+        <w:t xml:space="preserve">carry the surviving data from one stage to the next; dashed arrows point from a stage to</w:t>
+      </w:r>
+      <w:r>
+        <w:t xml:space="preserve"> </w:t>
+      </w:r>
+      <w:r>
+        <w:t xml:space="preserve">what that stage rejects or flags, and carry no data onward. Every count is read from the</w:t>
+      </w:r>
+      <w:r>
+        <w:t xml:space="preserve"> </w:t>
+      </w:r>
+      <w:r>
+        <w:t xml:space="preserve">shipped result files.</w:t>
       </w:r>
     </w:p>
     <w:p>

--- a/paper/manuscript_tomography.docx
+++ b/paper/manuscript_tomography.docx
@@ -149,37 +149,37 @@
         <w:t xml:space="preserve"> </w:t>
       </w:r>
       <w:r>
-        <w:t xml:space="preserve">CTDIvol is a scanner-output index, not an organ dose, and</w:t>
-      </w:r>
-      <w:r>
-        <w:t xml:space="preserve"> </w:t>
-      </w:r>
-      <w:r>
-        <w:t xml:space="preserve">cannot express how tube-current modulation varies along a patient. An organ-specific</w:t>
-      </w:r>
-      <w:r>
-        <w:t xml:space="preserve"> </w:t>
-      </w:r>
-      <w:r>
-        <w:t xml:space="preserve">weighted CTDIvol addressing this has been reported before, in single-institution cohorts</w:t>
-      </w:r>
-      <w:r>
-        <w:t xml:space="preserve"> </w:t>
-      </w:r>
-      <w:r>
-        <w:t xml:space="preserve">and often from inputs routine archives do not retain. New here is not the quantity but</w:t>
-      </w:r>
-      <w:r>
-        <w:t xml:space="preserve"> </w:t>
-      </w:r>
-      <w:r>
-        <w:t xml:space="preserve">what an open, multi-vendor operationalisation reveals: whether its inputs survive archive</w:t>
-      </w:r>
-      <w:r>
-        <w:t xml:space="preserve"> </w:t>
-      </w:r>
-      <w:r>
-        <w:t xml:space="preserve">curation, and what the fallback costs when they do not.</w:t>
+        <w:t xml:space="preserve">The volume computed tomography (CT) dose index (CTDIvol) is a</w:t>
+      </w:r>
+      <w:r>
+        <w:t xml:space="preserve"> </w:t>
+      </w:r>
+      <w:r>
+        <w:t xml:space="preserve">scanner output, not an organ dose, and cannot express how tube-current modulation varies</w:t>
+      </w:r>
+      <w:r>
+        <w:t xml:space="preserve"> </w:t>
+      </w:r>
+      <w:r>
+        <w:t xml:space="preserve">along a patient. An organ-specific weighted CTDIvol has been reported before, in</w:t>
+      </w:r>
+      <w:r>
+        <w:t xml:space="preserve"> </w:t>
+      </w:r>
+      <w:r>
+        <w:t xml:space="preserve">single-institution cohorts and often from inputs routine archives do not retain. New is</w:t>
+      </w:r>
+      <w:r>
+        <w:t xml:space="preserve"> </w:t>
+      </w:r>
+      <w:r>
+        <w:t xml:space="preserve">not the quantity but what an open, multi-vendor operationalisation reveals: whether its</w:t>
+      </w:r>
+      <w:r>
+        <w:t xml:space="preserve"> </w:t>
+      </w:r>
+      <w:r>
+        <w:t xml:space="preserve">inputs survive archive curation, and what the fallback costs.</w:t>
       </w:r>
       <w:r>
         <w:t xml:space="preserve"> </w:t>
@@ -195,25 +195,31 @@
         <w:t xml:space="preserve"> </w:t>
       </w:r>
       <w:r>
-        <w:t xml:space="preserve">Forty abdominal CT</w:t>
-      </w:r>
-      <w:r>
-        <w:t xml:space="preserve"> </w:t>
-      </w:r>
-      <w:r>
-        <w:t xml:space="preserve">series, ten per manufacturer, were drawn from The Cancer Imaging Archive and twelve organs</w:t>
-      </w:r>
-      <w:r>
-        <w:t xml:space="preserve"> </w:t>
-      </w:r>
-      <w:r>
-        <w:t xml:space="preserve">segmented with TotalSegmentator at inference. Of 480 requested organ–series combinations,</w:t>
-      </w:r>
-      <w:r>
-        <w:t xml:space="preserve"> </w:t>
-      </w:r>
-      <w:r>
-        <w:t xml:space="preserve">455 were produced. A rule-based acquisition-constancy criterion admitted 39 series.</w:t>
+        <w:t xml:space="preserve">Forty abdominal</w:t>
+      </w:r>
+      <w:r>
+        <w:t xml:space="preserve"> </w:t>
+      </w:r>
+      <w:r>
+        <w:t xml:space="preserve">CT series, ten per manufacturer, were drawn from The Cancer Imaging Archive and twelve</w:t>
+      </w:r>
+      <w:r>
+        <w:t xml:space="preserve"> </w:t>
+      </w:r>
+      <w:r>
+        <w:t xml:space="preserve">organs segmented with TotalSegmentator at inference. Of 480 requested organ–series</w:t>
+      </w:r>
+      <w:r>
+        <w:t xml:space="preserve"> </w:t>
+      </w:r>
+      <w:r>
+        <w:t xml:space="preserve">combinations, 455 were produced. A rule-based acquisition-constancy criterion admitted 39</w:t>
+      </w:r>
+      <w:r>
+        <w:t xml:space="preserve"> </w:t>
+      </w:r>
+      <w:r>
+        <w:t xml:space="preserve">series.</w:t>
       </w:r>
       <w:r>
         <w:t xml:space="preserve"> </w:t>
@@ -229,43 +235,43 @@
         <w:t xml:space="preserve"> </w:t>
       </w:r>
       <w:r>
-        <w:t xml:space="preserve">Modulation weights spanned 0.59 to 1.69, so the index departs from the</w:t>
-      </w:r>
-      <w:r>
-        <w:t xml:space="preserve"> </w:t>
-      </w:r>
-      <w:r>
-        <w:t xml:space="preserve">whole-scan CTDIvol by up to 70% within one acquisition. A recorded CTDIvol survived in 29</w:t>
-      </w:r>
-      <w:r>
-        <w:t xml:space="preserve"> </w:t>
-      </w:r>
-      <w:r>
-        <w:t xml:space="preserve">of 40 archived headers, was reconstructable in 5 and unavailable in 6, availability</w:t>
-      </w:r>
-      <w:r>
-        <w:t xml:space="preserve"> </w:t>
-      </w:r>
-      <w:r>
-        <w:t xml:space="preserve">differing markedly between manufacturers. Forcing that reconstruction on series that did</w:t>
-      </w:r>
-      <w:r>
-        <w:t xml:space="preserve"> </w:t>
-      </w:r>
-      <w:r>
-        <w:t xml:space="preserve">retain a value agreed to within 12% on three scanner models and diverged by 58% and 84% on</w:t>
-      </w:r>
-      <w:r>
-        <w:t xml:space="preserve"> </w:t>
-      </w:r>
-      <w:r>
-        <w:t xml:space="preserve">two others. Estimated organ mass was broadly consistent with ICRP 89 for liver and</w:t>
-      </w:r>
-      <w:r>
-        <w:t xml:space="preserve"> </w:t>
-      </w:r>
-      <w:r>
-        <w:t xml:space="preserve">kidneys.</w:t>
+        <w:t xml:space="preserve">Modulation weights spanned 0.59 to 1.69, so the index departs from</w:t>
+      </w:r>
+      <w:r>
+        <w:t xml:space="preserve"> </w:t>
+      </w:r>
+      <w:r>
+        <w:t xml:space="preserve">the whole-scan CTDIvol by up to 70% within one acquisition. A recorded CTDIvol survived in</w:t>
+      </w:r>
+      <w:r>
+        <w:t xml:space="preserve"> </w:t>
+      </w:r>
+      <w:r>
+        <w:t xml:space="preserve">29 of 40 archived headers, was reconstructable in 5 and unavailable in 6, differing</w:t>
+      </w:r>
+      <w:r>
+        <w:t xml:space="preserve"> </w:t>
+      </w:r>
+      <w:r>
+        <w:t xml:space="preserve">markedly between manufacturers. Forcing that reconstruction on series that did retain a</w:t>
+      </w:r>
+      <w:r>
+        <w:t xml:space="preserve"> </w:t>
+      </w:r>
+      <w:r>
+        <w:t xml:space="preserve">value agreed within 12% on three scanner models and diverged by 58% and 84% on two others.</w:t>
+      </w:r>
+      <w:r>
+        <w:t xml:space="preserve"> </w:t>
+      </w:r>
+      <w:r>
+        <w:t xml:space="preserve">Estimated organ mass was broadly consistent with International Commission on Radiological</w:t>
+      </w:r>
+      <w:r>
+        <w:t xml:space="preserve"> </w:t>
+      </w:r>
+      <w:r>
+        <w:t xml:space="preserve">Protection (ICRP) Publication 89 for liver and kidneys.</w:t>
       </w:r>
       <w:r>
         <w:t xml:space="preserve"> </w:t>
@@ -281,7 +287,13 @@
         <w:t xml:space="preserve"> </w:t>
       </w:r>
       <w:r>
-        <w:t xml:space="preserve">This index is not absorbed dose; the implementation is open.</w:t>
+        <w:t xml:space="preserve">This index is not</w:t>
+      </w:r>
+      <w:r>
+        <w:t xml:space="preserve"> </w:t>
+      </w:r>
+      <w:r>
+        <w:t xml:space="preserve">absorbed dose; the implementation is open.</w:t>
       </w:r>
     </w:p>
     <w:p>
@@ -323,13 +335,13 @@
         <w:pStyle w:val="FirstParagraph"/>
       </w:pPr>
       <w:r>
-        <w:t xml:space="preserve">Two different things are routinely conflated when CT dose is discussed. The first is that</w:t>
-      </w:r>
-      <w:r>
-        <w:t xml:space="preserve"> </w:t>
-      </w:r>
-      <w:r>
-        <w:t xml:space="preserve">a</w:t>
+        <w:t xml:space="preserve">Two different things are routinely conflated when computed tomography (CT) dose is</w:t>
+      </w:r>
+      <w:r>
+        <w:t xml:space="preserve"> </w:t>
+      </w:r>
+      <w:r>
+        <w:t xml:space="preserve">discussed. The first is that a</w:t>
       </w:r>
       <w:r>
         <w:t xml:space="preserve"> </w:t>
@@ -358,7 +370,13 @@
         <w:t xml:space="preserve">dose</w:t>
       </w:r>
       <w:r>
-        <w:t xml:space="preserve">: CTDIvol describes the output of a scanner into a standard</w:t>
+        <w:t xml:space="preserve">: the volume CT dose index</w:t>
+      </w:r>
+      <w:r>
+        <w:t xml:space="preserve"> </w:t>
+      </w:r>
+      <w:r>
+        <w:t xml:space="preserve">(CTDIvol) describes the output of a scanner into a standard</w:t>
       </w:r>
       <w:r>
         <w:t xml:space="preserve"> </w:t>
@@ -1004,7 +1022,7 @@
           <w:b/>
           <w:bCs/>
         </w:rPr>
-        <w:t xml:space="preserve">ICRP 89 values [10].</w:t>
+        <w:t xml:space="preserve">International Commission on Radiological Protection (ICRP) Publication 89 values [10].</w:t>
       </w:r>
       <w:r>
         <w:t xml:space="preserve"> </w:t>
@@ -4759,13 +4777,13 @@
         <w:t xml:space="preserve"> </w:t>
       </w:r>
       <w:r>
-        <w:t xml:space="preserve">Attenuation-derived estimated organ mass beside ICRP 89 reference adult male</w:t>
-      </w:r>
-      <w:r>
-        <w:t xml:space="preserve"> </w:t>
-      </w:r>
-      <w:r>
-        <w:t xml:space="preserve">values, untruncated organs only. The reference is an external anchor, not a subject-level</w:t>
+        <w:t xml:space="preserve">Attenuation-derived estimated organ mass beside International Commission on</w:t>
+      </w:r>
+      <w:r>
+        <w:t xml:space="preserve"> </w:t>
+      </w:r>
+      <w:r>
+        <w:t xml:space="preserve">Radiological Protection (ICRP) Publication 89 reference adult male values, untruncated organs only. The reference is an external anchor, not a subject-level</w:t>
       </w:r>
       <w:r>
         <w:t xml:space="preserve"> </w:t>

--- a/paper/manuscript_tomography.docx
+++ b/paper/manuscript_tomography.docx
@@ -161,25 +161,31 @@
         <w:t xml:space="preserve"> </w:t>
       </w:r>
       <w:r>
-        <w:t xml:space="preserve">along a patient. An organ-specific weighted CTDIvol has been reported before, in</w:t>
-      </w:r>
-      <w:r>
-        <w:t xml:space="preserve"> </w:t>
-      </w:r>
-      <w:r>
-        <w:t xml:space="preserve">single-institution cohorts and often from inputs routine archives do not retain. New is</w:t>
-      </w:r>
-      <w:r>
-        <w:t xml:space="preserve"> </w:t>
-      </w:r>
-      <w:r>
-        <w:t xml:space="preserve">not the quantity but what an open, multi-vendor operationalisation reveals: whether its</w:t>
-      </w:r>
-      <w:r>
-        <w:t xml:space="preserve"> </w:t>
-      </w:r>
-      <w:r>
-        <w:t xml:space="preserve">inputs survive archive curation, and what the fallback costs.</w:t>
+        <w:t xml:space="preserve">along a patient. An organ-specific weighted CTDIvol addressing this has been reported</w:t>
+      </w:r>
+      <w:r>
+        <w:t xml:space="preserve"> </w:t>
+      </w:r>
+      <w:r>
+        <w:t xml:space="preserve">before, in single-institution cohorts and often from inputs routine archives do not</w:t>
+      </w:r>
+      <w:r>
+        <w:t xml:space="preserve"> </w:t>
+      </w:r>
+      <w:r>
+        <w:t xml:space="preserve">retain. New here is not the quantity but what an open, multi-vendor operationalisation</w:t>
+      </w:r>
+      <w:r>
+        <w:t xml:space="preserve"> </w:t>
+      </w:r>
+      <w:r>
+        <w:t xml:space="preserve">reveals: whether its inputs survive archive curation and what the fallback costs when they</w:t>
+      </w:r>
+      <w:r>
+        <w:t xml:space="preserve"> </w:t>
+      </w:r>
+      <w:r>
+        <w:t xml:space="preserve">do not.</w:t>
       </w:r>
       <w:r>
         <w:t xml:space="preserve"> </w:t>
@@ -195,31 +201,25 @@
         <w:t xml:space="preserve"> </w:t>
       </w:r>
       <w:r>
-        <w:t xml:space="preserve">Forty abdominal</w:t>
-      </w:r>
-      <w:r>
-        <w:t xml:space="preserve"> </w:t>
-      </w:r>
-      <w:r>
-        <w:t xml:space="preserve">CT series, ten per manufacturer, were drawn from The Cancer Imaging Archive and twelve</w:t>
-      </w:r>
-      <w:r>
-        <w:t xml:space="preserve"> </w:t>
-      </w:r>
-      <w:r>
-        <w:t xml:space="preserve">organs segmented with TotalSegmentator at inference. Of 480 requested organ–series</w:t>
-      </w:r>
-      <w:r>
-        <w:t xml:space="preserve"> </w:t>
-      </w:r>
-      <w:r>
-        <w:t xml:space="preserve">combinations, 455 were produced. A rule-based acquisition-constancy criterion admitted 39</w:t>
-      </w:r>
-      <w:r>
-        <w:t xml:space="preserve"> </w:t>
-      </w:r>
-      <w:r>
-        <w:t xml:space="preserve">series.</w:t>
+        <w:t xml:space="preserve">Forty abdominal CT series, ten per manufacturer, were drawn from the</w:t>
+      </w:r>
+      <w:r>
+        <w:t xml:space="preserve"> </w:t>
+      </w:r>
+      <w:r>
+        <w:t xml:space="preserve">Cancer Imaging Archive and twelve organs segmented with TotalSegmentator at inference. Of</w:t>
+      </w:r>
+      <w:r>
+        <w:t xml:space="preserve"> </w:t>
+      </w:r>
+      <w:r>
+        <w:t xml:space="preserve">480 requested organ–series combinations, 455 were produced. A rule-based</w:t>
+      </w:r>
+      <w:r>
+        <w:t xml:space="preserve"> </w:t>
+      </w:r>
+      <w:r>
+        <w:t xml:space="preserve">acquisition-constancy criterion admitted 39 series.</w:t>
       </w:r>
       <w:r>
         <w:t xml:space="preserve"> </w:t>
@@ -235,43 +235,49 @@
         <w:t xml:space="preserve"> </w:t>
       </w:r>
       <w:r>
-        <w:t xml:space="preserve">Modulation weights spanned 0.59 to 1.69, so the index departs from</w:t>
-      </w:r>
-      <w:r>
-        <w:t xml:space="preserve"> </w:t>
-      </w:r>
-      <w:r>
-        <w:t xml:space="preserve">the whole-scan CTDIvol by up to 70% within one acquisition. A recorded CTDIvol survived in</w:t>
-      </w:r>
-      <w:r>
-        <w:t xml:space="preserve"> </w:t>
-      </w:r>
-      <w:r>
-        <w:t xml:space="preserve">29 of 40 archived headers, was reconstructable in 5 and unavailable in 6, differing</w:t>
-      </w:r>
-      <w:r>
-        <w:t xml:space="preserve"> </w:t>
-      </w:r>
-      <w:r>
-        <w:t xml:space="preserve">markedly between manufacturers. Forcing that reconstruction on series that did retain a</w:t>
-      </w:r>
-      <w:r>
-        <w:t xml:space="preserve"> </w:t>
-      </w:r>
-      <w:r>
-        <w:t xml:space="preserve">value agreed within 12% on three scanner models and diverged by 58% and 84% on two others.</w:t>
-      </w:r>
-      <w:r>
-        <w:t xml:space="preserve"> </w:t>
-      </w:r>
-      <w:r>
-        <w:t xml:space="preserve">Estimated organ mass was broadly consistent with International Commission on Radiological</w:t>
-      </w:r>
-      <w:r>
-        <w:t xml:space="preserve"> </w:t>
-      </w:r>
-      <w:r>
-        <w:t xml:space="preserve">Protection (ICRP) Publication 89 for liver and kidneys.</w:t>
+        <w:t xml:space="preserve">Modulation weights</w:t>
+      </w:r>
+      <w:r>
+        <w:t xml:space="preserve"> </w:t>
+      </w:r>
+      <w:r>
+        <w:t xml:space="preserve">spanned 0.59 to 1.69, so the index departs from the whole-scan CTDIvol by up to 70% within</w:t>
+      </w:r>
+      <w:r>
+        <w:t xml:space="preserve"> </w:t>
+      </w:r>
+      <w:r>
+        <w:t xml:space="preserve">one acquisition. A recorded CTDIvol survived in 29 of 40 archived headers and was</w:t>
+      </w:r>
+      <w:r>
+        <w:t xml:space="preserve"> </w:t>
+      </w:r>
+      <w:r>
+        <w:t xml:space="preserve">reconstructable in 5 and unavailable in 6, availability differing markedly between</w:t>
+      </w:r>
+      <w:r>
+        <w:t xml:space="preserve"> </w:t>
+      </w:r>
+      <w:r>
+        <w:t xml:space="preserve">manufacturers. Forcing that reconstruction on series that did retain a value agreed to</w:t>
+      </w:r>
+      <w:r>
+        <w:t xml:space="preserve"> </w:t>
+      </w:r>
+      <w:r>
+        <w:t xml:space="preserve">within 12% on three scanner models and diverged by 58% and 84% on two others. Estimated</w:t>
+      </w:r>
+      <w:r>
+        <w:t xml:space="preserve"> </w:t>
+      </w:r>
+      <w:r>
+        <w:t xml:space="preserve">organ mass was broadly consistent with International Commission on Radiological Protection</w:t>
+      </w:r>
+      <w:r>
+        <w:t xml:space="preserve"> </w:t>
+      </w:r>
+      <w:r>
+        <w:t xml:space="preserve">(ICRP) Publication 89 for liver and kidneys.</w:t>
       </w:r>
       <w:r>
         <w:t xml:space="preserve"> </w:t>
@@ -287,7 +293,7 @@
         <w:t xml:space="preserve"> </w:t>
       </w:r>
       <w:r>
-        <w:t xml:space="preserve">This index is not</w:t>
+        <w:t xml:space="preserve">This index is not an</w:t>
       </w:r>
       <w:r>
         <w:t xml:space="preserve"> </w:t>
